--- a/files/original_student_files/fur2_dep_formulario.docx
+++ b/files/original_student_files/fur2_dep_formulario.docx
@@ -367,8 +367,8 @@
                 <w:rPr>
                   <w:rFonts w:ascii="Arial" w:hAnsi="Arial" w:cs="Arial"/>
                   <w:color w:val="000000"/>
-                  <w:sz w:val="20"/>
-                  <w:szCs w:val="20"/>
+                  <w:sz w:val="18"/>
+                  <w:szCs w:val="18"/>
                 </w:rPr>
                 <w:alias w:val="full_name"/>
                 <w:tag w:val="full_name"/>
@@ -384,8 +384,8 @@
                   <w:rPr>
                     <w:rFonts w:ascii="Arial" w:hAnsi="Arial" w:cs="Arial"/>
                     <w:color w:val="000000"/>
-                    <w:sz w:val="20"/>
-                    <w:szCs w:val="20"/>
+                    <w:sz w:val="18"/>
+                    <w:szCs w:val="18"/>
                     <w:lang w:val="es-CL" w:eastAsia="es-CL"/>
                   </w:rPr>
                   <w:t>Escriba aquí</w:t>
@@ -445,8 +445,8 @@
                   <w:rFonts w:ascii="Arial" w:hAnsi="Arial" w:cs="Arial"/>
                   <w:b/>
                   <w:color w:val="000000"/>
-                  <w:sz w:val="20"/>
-                  <w:szCs w:val="20"/>
+                  <w:sz w:val="18"/>
+                  <w:szCs w:val="18"/>
                 </w:rPr>
                 <w:alias w:val="born_date"/>
                 <w:tag w:val="born_date"/>
@@ -462,8 +462,8 @@
                   <w:rPr>
                     <w:rFonts w:ascii="Arial" w:hAnsi="Arial" w:cs="Arial"/>
                     <w:color w:val="000000"/>
-                    <w:sz w:val="20"/>
-                    <w:szCs w:val="20"/>
+                    <w:sz w:val="18"/>
+                    <w:szCs w:val="18"/>
                     <w:lang w:val="es-CL" w:eastAsia="es-CL"/>
                   </w:rPr>
                   <w:t>Escriba aquí</w:t>
@@ -541,8 +541,8 @@
               <w:rPr>
                 <w:rFonts w:ascii="Arial" w:hAnsi="Arial" w:cs="Arial"/>
                 <w:color w:val="000000"/>
-                <w:sz w:val="20"/>
-                <w:szCs w:val="20"/>
+                <w:sz w:val="18"/>
+                <w:szCs w:val="18"/>
               </w:rPr>
               <w:alias w:val="age"/>
               <w:tag w:val="age"/>
@@ -560,16 +560,16 @@
                   <w:rPr>
                     <w:rFonts w:ascii="Arial" w:hAnsi="Arial" w:cs="Arial"/>
                     <w:color w:val="000000"/>
-                    <w:sz w:val="20"/>
-                    <w:szCs w:val="20"/>
+                    <w:sz w:val="18"/>
+                    <w:szCs w:val="18"/>
                   </w:rPr>
                 </w:pPr>
                 <w:r>
                   <w:rPr>
                     <w:rFonts w:ascii="Arial" w:hAnsi="Arial" w:cs="Arial"/>
                     <w:color w:val="000000"/>
-                    <w:sz w:val="20"/>
-                    <w:szCs w:val="20"/>
+                    <w:sz w:val="18"/>
+                    <w:szCs w:val="18"/>
                     <w:lang w:val="es-CL" w:eastAsia="es-CL"/>
                   </w:rPr>
                   <w:t>Escriba aquí</w:t>
@@ -637,8 +637,8 @@
                 <w:rPr>
                   <w:rFonts w:ascii="Arial" w:hAnsi="Arial" w:cs="Arial"/>
                   <w:color w:val="000000"/>
-                  <w:sz w:val="20"/>
-                  <w:szCs w:val="20"/>
+                  <w:sz w:val="18"/>
+                  <w:szCs w:val="18"/>
                 </w:rPr>
                 <w:alias w:val="identification_number"/>
                 <w:tag w:val="identification_number"/>
@@ -654,8 +654,8 @@
                   <w:rPr>
                     <w:rFonts w:ascii="Arial" w:hAnsi="Arial" w:cs="Arial"/>
                     <w:color w:val="000000"/>
-                    <w:sz w:val="20"/>
-                    <w:szCs w:val="20"/>
+                    <w:sz w:val="18"/>
+                    <w:szCs w:val="18"/>
                     <w:lang w:val="es-CL" w:eastAsia="es-CL"/>
                   </w:rPr>
                   <w:t>Escriba aquí</w:t>
@@ -858,8 +858,8 @@
               <w:rFonts w:ascii="Arial" w:hAnsi="Arial" w:cs="Arial"/>
               <w:b/>
               <w:color w:val="000000"/>
-              <w:sz w:val="20"/>
-              <w:szCs w:val="20"/>
+              <w:sz w:val="18"/>
+              <w:szCs w:val="18"/>
             </w:rPr>
             <w:alias w:val="in_pie_since"/>
             <w:tag w:val="in_pie_since"/>
@@ -889,16 +889,16 @@
                     <w:rFonts w:ascii="Arial" w:hAnsi="Arial" w:cs="Arial"/>
                     <w:b/>
                     <w:color w:val="000000"/>
-                    <w:sz w:val="20"/>
-                    <w:szCs w:val="20"/>
+                    <w:sz w:val="18"/>
+                    <w:szCs w:val="18"/>
                   </w:rPr>
                 </w:pPr>
                 <w:r>
                   <w:rPr>
                     <w:rFonts w:ascii="Arial" w:hAnsi="Arial" w:cs="Arial"/>
                     <w:color w:val="000000"/>
-                    <w:sz w:val="20"/>
-                    <w:szCs w:val="20"/>
+                    <w:sz w:val="18"/>
+                    <w:szCs w:val="18"/>
                     <w:lang w:val="es-CL" w:eastAsia="es-CL"/>
                   </w:rPr>
                   <w:t>Escriba aquí</w:t>
@@ -912,8 +912,8 @@
             <w:rPr>
               <w:rFonts w:ascii="Arial" w:hAnsi="Arial" w:cs="Arial"/>
               <w:color w:val="000000"/>
-              <w:sz w:val="20"/>
-              <w:szCs w:val="20"/>
+              <w:sz w:val="18"/>
+              <w:szCs w:val="18"/>
             </w:rPr>
             <w:alias w:val="current_year"/>
             <w:tag w:val="current_year"/>
@@ -942,16 +942,16 @@
                   <w:rPr>
                     <w:rFonts w:ascii="Arial" w:hAnsi="Arial" w:cs="Arial"/>
                     <w:color w:val="000000"/>
-                    <w:sz w:val="20"/>
-                    <w:szCs w:val="20"/>
+                    <w:sz w:val="18"/>
+                    <w:szCs w:val="18"/>
                   </w:rPr>
                 </w:pPr>
                 <w:r>
                   <w:rPr>
                     <w:rFonts w:ascii="Arial" w:hAnsi="Arial" w:cs="Arial"/>
                     <w:color w:val="000000"/>
-                    <w:sz w:val="20"/>
-                    <w:szCs w:val="20"/>
+                    <w:sz w:val="18"/>
+                    <w:szCs w:val="18"/>
                     <w:lang w:val="es-CL" w:eastAsia="es-CL"/>
                   </w:rPr>
                   <w:t>Escriba aquí</w:t>
@@ -965,8 +965,8 @@
             <w:rPr>
               <w:rFonts w:ascii="Arial" w:hAnsi="Arial" w:cs="Arial"/>
               <w:color w:val="000000"/>
-              <w:sz w:val="20"/>
-              <w:szCs w:val="20"/>
+              <w:sz w:val="18"/>
+              <w:szCs w:val="18"/>
             </w:rPr>
             <w:alias w:val="current_course"/>
             <w:tag w:val="current_course"/>
@@ -995,16 +995,16 @@
                   <w:rPr>
                     <w:rFonts w:ascii="Arial" w:hAnsi="Arial" w:cs="Arial"/>
                     <w:color w:val="000000"/>
-                    <w:sz w:val="20"/>
-                    <w:szCs w:val="20"/>
+                    <w:sz w:val="18"/>
+                    <w:szCs w:val="18"/>
                   </w:rPr>
                 </w:pPr>
                 <w:r>
                   <w:rPr>
                     <w:rFonts w:ascii="Arial" w:hAnsi="Arial" w:cs="Arial"/>
                     <w:color w:val="000000"/>
-                    <w:sz w:val="20"/>
-                    <w:szCs w:val="20"/>
+                    <w:sz w:val="18"/>
+                    <w:szCs w:val="18"/>
                     <w:lang w:val="es-CL" w:eastAsia="es-CL"/>
                   </w:rPr>
                   <w:t>Escriba aquí</w:t>
@@ -1050,8 +1050,8 @@
               <w:rFonts w:ascii="MS Gothic" w:hAnsi="MS Gothic" w:cs="MS Gothic" w:eastAsia="MS Gothic"/>
               <w:b/>
               <w:color w:val="000000"/>
-              <w:sz w:val="20"/>
-              <w:szCs w:val="20"/>
+              <w:sz w:val="18"/>
+              <w:szCs w:val="18"/>
             </w:rPr>
             <w:alias w:val="revaluation_type__proceso"/>
             <w:tag w:val="revaluation_type__proceso"/>
@@ -1088,8 +1088,8 @@
                     <w:rFonts w:ascii="MS Gothic" w:hAnsi="MS Gothic" w:cs="MS Gothic" w:eastAsia="MS Gothic"/>
                     <w:b/>
                     <w:color w:val="000000"/>
-                    <w:sz w:val="20"/>
-                    <w:szCs w:val="20"/>
+                    <w:sz w:val="18"/>
+                    <w:szCs w:val="18"/>
                   </w:rPr>
                   <w:t>☐</w:t>
                 </w:r>
@@ -1251,8 +1251,8 @@
               <w:rFonts w:ascii="MS Gothic" w:hAnsi="MS Gothic" w:cs="MS Gothic" w:eastAsia="MS Gothic"/>
               <w:b/>
               <w:color w:val="000000"/>
-              <w:sz w:val="20"/>
-              <w:szCs w:val="20"/>
+              <w:sz w:val="18"/>
+              <w:szCs w:val="18"/>
               <w:shd w:val="clear" w:color="auto" w:fill="EAF1DD"/>
             </w:rPr>
             <w:alias w:val="revaluation_type__egreso"/>
@@ -1292,8 +1292,8 @@
                     <w:rFonts w:ascii="MS Gothic" w:hAnsi="MS Gothic" w:cs="MS Gothic" w:eastAsia="MS Gothic"/>
                     <w:b/>
                     <w:color w:val="000000"/>
-                    <w:sz w:val="20"/>
-                    <w:szCs w:val="20"/>
+                    <w:sz w:val="18"/>
+                    <w:szCs w:val="18"/>
                     <w:shd w:val="clear" w:color="auto" w:fill="EAF1DD"/>
                   </w:rPr>
                   <w:t>☐</w:t>
@@ -1325,8 +1325,8 @@
               <w:rPr>
                 <w:rFonts w:ascii="Arial" w:hAnsi="Arial" w:cs="Arial"/>
                 <w:color w:val="000000"/>
-                <w:sz w:val="20"/>
-                <w:szCs w:val="20"/>
+                <w:sz w:val="18"/>
+                <w:szCs w:val="18"/>
               </w:rPr>
               <w:alias w:val="establishment_name"/>
               <w:tag w:val="establishment_name"/>
@@ -1343,16 +1343,16 @@
                   <w:rPr>
                     <w:rFonts w:ascii="Arial" w:hAnsi="Arial" w:cs="Arial"/>
                     <w:color w:val="000000"/>
-                    <w:sz w:val="20"/>
-                    <w:szCs w:val="20"/>
+                    <w:sz w:val="18"/>
+                    <w:szCs w:val="18"/>
                   </w:rPr>
                 </w:pPr>
                 <w:r>
                   <w:rPr>
                     <w:rFonts w:ascii="Arial" w:hAnsi="Arial" w:cs="Arial"/>
                     <w:color w:val="000000"/>
-                    <w:sz w:val="20"/>
-                    <w:szCs w:val="20"/>
+                    <w:sz w:val="18"/>
+                    <w:szCs w:val="18"/>
                     <w:lang w:val="es-CL" w:eastAsia="es-CL"/>
                   </w:rPr>
                   <w:t>Escriba aquí</w:t>
@@ -1387,8 +1387,8 @@
               <w:rPr>
                 <w:rFonts w:ascii="Arial" w:hAnsi="Arial" w:cs="Arial"/>
                 <w:color w:val="000000"/>
-                <w:sz w:val="20"/>
-                <w:szCs w:val="20"/>
+                <w:sz w:val="18"/>
+                <w:szCs w:val="18"/>
               </w:rPr>
               <w:alias w:val="director_name"/>
               <w:tag w:val="director_name"/>
@@ -1407,16 +1407,16 @@
                   <w:rPr>
                     <w:rFonts w:ascii="Arial" w:hAnsi="Arial" w:cs="Arial"/>
                     <w:color w:val="000000"/>
-                    <w:sz w:val="20"/>
-                    <w:szCs w:val="20"/>
+                    <w:sz w:val="18"/>
+                    <w:szCs w:val="18"/>
                   </w:rPr>
                 </w:pPr>
                 <w:r>
                   <w:rPr>
                     <w:rFonts w:ascii="Arial" w:hAnsi="Arial" w:cs="Arial"/>
                     <w:color w:val="000000"/>
-                    <w:sz w:val="20"/>
-                    <w:szCs w:val="20"/>
+                    <w:sz w:val="18"/>
+                    <w:szCs w:val="18"/>
                     <w:lang w:val="es-CL" w:eastAsia="es-CL"/>
                   </w:rPr>
                   <w:t>Escriba aquí</w:t>
@@ -1451,8 +1451,8 @@
               <w:rPr>
                 <w:rFonts w:ascii="Arial" w:hAnsi="Arial" w:cs="Arial"/>
                 <w:color w:val="000000"/>
-                <w:sz w:val="20"/>
-                <w:szCs w:val="20"/>
+                <w:sz w:val="18"/>
+                <w:szCs w:val="18"/>
               </w:rPr>
               <w:alias w:val="rbd"/>
               <w:tag w:val="rbd"/>
@@ -1469,16 +1469,16 @@
                   <w:rPr>
                     <w:rFonts w:ascii="Arial" w:hAnsi="Arial" w:cs="Arial"/>
                     <w:color w:val="000000"/>
-                    <w:sz w:val="20"/>
-                    <w:szCs w:val="20"/>
+                    <w:sz w:val="18"/>
+                    <w:szCs w:val="18"/>
                   </w:rPr>
                 </w:pPr>
                 <w:r>
                   <w:rPr>
                     <w:rFonts w:ascii="Arial" w:hAnsi="Arial" w:cs="Arial"/>
                     <w:color w:val="000000"/>
-                    <w:sz w:val="20"/>
-                    <w:szCs w:val="20"/>
+                    <w:sz w:val="18"/>
+                    <w:szCs w:val="18"/>
                     <w:lang w:val="es-CL" w:eastAsia="es-CL"/>
                   </w:rPr>
                   <w:t>Escriba aquí</w:t>
@@ -1783,8 +1783,8 @@
               <w:rPr>
                 <w:rFonts w:ascii="Arial" w:hAnsi="Arial" w:cs="Arial"/>
                 <w:color w:val="000000"/>
-                <w:sz w:val="20"/>
-                <w:szCs w:val="20"/>
+                <w:sz w:val="18"/>
+                <w:szCs w:val="18"/>
               </w:rPr>
               <w:alias w:val="professional_id"/>
               <w:tag w:val="professional_id"/>
@@ -1801,16 +1801,16 @@
                   <w:rPr>
                     <w:rFonts w:ascii="Arial" w:hAnsi="Arial" w:cs="Arial"/>
                     <w:color w:val="000000"/>
-                    <w:sz w:val="20"/>
-                    <w:szCs w:val="20"/>
+                    <w:sz w:val="18"/>
+                    <w:szCs w:val="18"/>
                   </w:rPr>
                 </w:pPr>
                 <w:r>
                   <w:rPr>
                     <w:rFonts w:ascii="Arial" w:hAnsi="Arial" w:cs="Arial"/>
                     <w:color w:val="000000"/>
-                    <w:sz w:val="20"/>
-                    <w:szCs w:val="20"/>
+                    <w:sz w:val="18"/>
+                    <w:szCs w:val="18"/>
                     <w:lang w:val="es-CL" w:eastAsia="es-CL"/>
                   </w:rPr>
                   <w:t>Escriba aquí</w:t>
@@ -1868,8 +1868,8 @@
               <w:rPr>
                 <w:rFonts w:ascii="Arial" w:hAnsi="Arial" w:cs="Arial"/>
                 <w:color w:val="000000"/>
-                <w:sz w:val="20"/>
-                <w:szCs w:val="20"/>
+                <w:sz w:val="18"/>
+                <w:szCs w:val="18"/>
               </w:rPr>
               <w:alias w:val="professional_identification_number"/>
               <w:tag w:val="professional_identification_number"/>
@@ -1886,16 +1886,16 @@
                   <w:rPr>
                     <w:rFonts w:ascii="Arial" w:hAnsi="Arial" w:cs="Arial"/>
                     <w:color w:val="000000"/>
-                    <w:sz w:val="20"/>
-                    <w:szCs w:val="20"/>
+                    <w:sz w:val="18"/>
+                    <w:szCs w:val="18"/>
                   </w:rPr>
                 </w:pPr>
                 <w:r>
                   <w:rPr>
                     <w:rFonts w:ascii="Arial" w:hAnsi="Arial" w:cs="Arial"/>
                     <w:color w:val="000000"/>
-                    <w:sz w:val="20"/>
-                    <w:szCs w:val="20"/>
+                    <w:sz w:val="18"/>
+                    <w:szCs w:val="18"/>
                     <w:lang w:val="es-CL" w:eastAsia="es-CL"/>
                   </w:rPr>
                   <w:t>Escriba aquí</w:t>
@@ -2031,8 +2031,8 @@
               <w:rPr>
                 <w:rFonts w:ascii="Arial" w:hAnsi="Arial" w:cs="Arial"/>
                 <w:color w:val="000000"/>
-                <w:sz w:val="20"/>
-                <w:szCs w:val="20"/>
+                <w:sz w:val="18"/>
+                <w:szCs w:val="18"/>
               </w:rPr>
               <w:alias w:val="profession_specialty_id"/>
               <w:tag w:val="profession_specialty_id"/>
@@ -2049,16 +2049,16 @@
                   <w:rPr>
                     <w:rFonts w:ascii="Arial" w:hAnsi="Arial" w:cs="Arial"/>
                     <w:color w:val="000000"/>
-                    <w:sz w:val="20"/>
-                    <w:szCs w:val="20"/>
+                    <w:sz w:val="18"/>
+                    <w:szCs w:val="18"/>
                   </w:rPr>
                 </w:pPr>
                 <w:r>
                   <w:rPr>
                     <w:rFonts w:ascii="Arial" w:hAnsi="Arial" w:cs="Arial"/>
                     <w:color w:val="000000"/>
-                    <w:sz w:val="20"/>
-                    <w:szCs w:val="20"/>
+                    <w:sz w:val="18"/>
+                    <w:szCs w:val="18"/>
                     <w:lang w:val="es-CL" w:eastAsia="es-CL"/>
                   </w:rPr>
                   <w:t>Escriba aquí</w:t>
@@ -2092,8 +2092,8 @@
               <w:rPr>
                 <w:rFonts w:ascii="Arial" w:hAnsi="Arial" w:cs="Arial"/>
                 <w:color w:val="000000"/>
-                <w:sz w:val="20"/>
-                <w:szCs w:val="20"/>
+                <w:sz w:val="18"/>
+                <w:szCs w:val="18"/>
               </w:rPr>
               <w:alias w:val="position_id"/>
               <w:tag w:val="position_id"/>
@@ -2110,16 +2110,16 @@
                   <w:rPr>
                     <w:rFonts w:ascii="Arial" w:hAnsi="Arial" w:cs="Arial"/>
                     <w:color w:val="000000"/>
-                    <w:sz w:val="20"/>
-                    <w:szCs w:val="20"/>
+                    <w:sz w:val="18"/>
+                    <w:szCs w:val="18"/>
                   </w:rPr>
                 </w:pPr>
                 <w:r>
                   <w:rPr>
                     <w:rFonts w:ascii="Arial" w:hAnsi="Arial" w:cs="Arial"/>
                     <w:color w:val="000000"/>
-                    <w:sz w:val="20"/>
-                    <w:szCs w:val="20"/>
+                    <w:sz w:val="18"/>
+                    <w:szCs w:val="18"/>
                     <w:lang w:val="es-CL" w:eastAsia="es-CL"/>
                   </w:rPr>
                   <w:t>Escriba aquí</w:t>
@@ -2152,8 +2152,8 @@
               <w:rPr>
                 <w:rFonts w:ascii="Arial" w:hAnsi="Arial" w:cs="Arial"/>
                 <w:color w:val="000000"/>
-                <w:sz w:val="20"/>
-                <w:szCs w:val="20"/>
+                <w:sz w:val="18"/>
+                <w:szCs w:val="18"/>
               </w:rPr>
               <w:alias w:val="contact_phone"/>
               <w:tag w:val="contact_phone"/>
@@ -2170,16 +2170,16 @@
                   <w:rPr>
                     <w:rFonts w:ascii="Arial" w:hAnsi="Arial" w:cs="Arial"/>
                     <w:color w:val="000000"/>
-                    <w:sz w:val="20"/>
-                    <w:szCs w:val="20"/>
+                    <w:sz w:val="18"/>
+                    <w:szCs w:val="18"/>
                   </w:rPr>
                 </w:pPr>
                 <w:r>
                   <w:rPr>
                     <w:rFonts w:ascii="Arial" w:hAnsi="Arial" w:cs="Arial"/>
                     <w:color w:val="000000"/>
-                    <w:sz w:val="20"/>
-                    <w:szCs w:val="20"/>
+                    <w:sz w:val="18"/>
+                    <w:szCs w:val="18"/>
                     <w:lang w:val="es-CL" w:eastAsia="es-CL"/>
                   </w:rPr>
                   <w:t>Escriba aquí</w:t>
@@ -2326,8 +2326,8 @@
               <w:rPr>
                 <w:rFonts w:ascii="Arial" w:hAnsi="Arial" w:cs="Arial"/>
                 <w:color w:val="000000"/>
-                <w:sz w:val="20"/>
-                <w:szCs w:val="20"/>
+                <w:sz w:val="18"/>
+                <w:szCs w:val="18"/>
               </w:rPr>
               <w:alias w:val="contact_email"/>
               <w:tag w:val="contact_email"/>
@@ -2344,16 +2344,16 @@
                   <w:rPr>
                     <w:rFonts w:ascii="Arial" w:hAnsi="Arial" w:cs="Arial"/>
                     <w:color w:val="000000"/>
-                    <w:sz w:val="20"/>
-                    <w:szCs w:val="20"/>
+                    <w:sz w:val="18"/>
+                    <w:szCs w:val="18"/>
                   </w:rPr>
                 </w:pPr>
                 <w:r>
                   <w:rPr>
                     <w:rFonts w:ascii="Arial" w:hAnsi="Arial" w:cs="Arial"/>
                     <w:color w:val="000000"/>
-                    <w:sz w:val="20"/>
-                    <w:szCs w:val="20"/>
+                    <w:sz w:val="18"/>
+                    <w:szCs w:val="18"/>
                     <w:lang w:val="es-CL" w:eastAsia="es-CL"/>
                   </w:rPr>
                   <w:t>Escriba aquí</w:t>
@@ -2405,8 +2405,8 @@
             <w:rPr>
               <w:rFonts w:ascii="Arial" w:hAnsi="Arial" w:cs="Arial"/>
               <w:color w:val="000000"/>
-              <w:sz w:val="20"/>
-              <w:szCs w:val="20"/>
+              <w:sz w:val="18"/>
+              <w:szCs w:val="18"/>
             </w:rPr>
             <w:alias w:val="registration_date"/>
             <w:tag w:val="registration_date"/>
@@ -2434,16 +2434,16 @@
                   <w:rPr>
                     <w:rFonts w:ascii="Arial" w:hAnsi="Arial" w:cs="Arial"/>
                     <w:color w:val="000000"/>
-                    <w:sz w:val="20"/>
-                    <w:szCs w:val="20"/>
+                    <w:sz w:val="18"/>
+                    <w:szCs w:val="18"/>
                   </w:rPr>
                 </w:pPr>
                 <w:r>
                   <w:rPr>
                     <w:rFonts w:ascii="Arial" w:hAnsi="Arial" w:cs="Arial"/>
                     <w:color w:val="000000"/>
-                    <w:sz w:val="20"/>
-                    <w:szCs w:val="20"/>
+                    <w:sz w:val="18"/>
+                    <w:szCs w:val="18"/>
                     <w:lang w:val="es-CL" w:eastAsia="es-CL"/>
                   </w:rPr>
                   <w:t>Escriba aquí</w:t>
@@ -2764,8 +2764,8 @@
             <w:rPr>
               <w:rFonts w:ascii="Arial" w:hAnsi="Arial" w:cs="Arial"/>
               <w:color w:val="000000"/>
-              <w:sz w:val="20"/>
-              <w:szCs w:val="20"/>
+              <w:sz w:val="18"/>
+              <w:szCs w:val="18"/>
             </w:rPr>
             <w:alias w:val="participating_professionals[0].professional_id"/>
             <w:tag w:val="participating_professionals[0].professional_id"/>
@@ -2787,16 +2787,16 @@
                   <w:rPr>
                     <w:rFonts w:ascii="Arial" w:hAnsi="Arial" w:cs="Arial"/>
                     <w:color w:val="000000"/>
-                    <w:sz w:val="20"/>
-                    <w:szCs w:val="20"/>
+                    <w:sz w:val="18"/>
+                    <w:szCs w:val="18"/>
                   </w:rPr>
                 </w:pPr>
                 <w:r>
                   <w:rPr>
                     <w:rFonts w:ascii="Arial" w:hAnsi="Arial" w:cs="Arial"/>
                     <w:color w:val="000000"/>
-                    <w:sz w:val="20"/>
-                    <w:szCs w:val="20"/>
+                    <w:sz w:val="18"/>
+                    <w:szCs w:val="18"/>
                     <w:lang w:val="es-CL" w:eastAsia="es-CL"/>
                   </w:rPr>
                   <w:t>Escriba aquí</w:t>
@@ -2810,8 +2810,8 @@
             <w:rPr>
               <w:rFonts w:ascii="Arial" w:hAnsi="Arial" w:cs="Arial"/>
               <w:color w:val="000000"/>
-              <w:sz w:val="20"/>
-              <w:szCs w:val="20"/>
+              <w:sz w:val="18"/>
+              <w:szCs w:val="18"/>
             </w:rPr>
             <w:alias w:val="participating_professionals[0].profession_id"/>
             <w:tag w:val="participating_professionals[0].profession_id"/>
@@ -2833,16 +2833,16 @@
                   <w:rPr>
                     <w:rFonts w:ascii="Arial" w:hAnsi="Arial" w:cs="Arial"/>
                     <w:color w:val="000000"/>
-                    <w:sz w:val="20"/>
-                    <w:szCs w:val="20"/>
+                    <w:sz w:val="18"/>
+                    <w:szCs w:val="18"/>
                   </w:rPr>
                 </w:pPr>
                 <w:r>
                   <w:rPr>
                     <w:rFonts w:ascii="Arial" w:hAnsi="Arial" w:cs="Arial"/>
                     <w:color w:val="000000"/>
-                    <w:sz w:val="20"/>
-                    <w:szCs w:val="20"/>
+                    <w:sz w:val="18"/>
+                    <w:szCs w:val="18"/>
                     <w:lang w:val="es-CL" w:eastAsia="es-CL"/>
                   </w:rPr>
                   <w:t>Escriba aquí</w:t>
@@ -2856,8 +2856,8 @@
             <w:rPr>
               <w:rFonts w:ascii="Arial" w:hAnsi="Arial" w:cs="Arial"/>
               <w:color w:val="000000"/>
-              <w:sz w:val="20"/>
-              <w:szCs w:val="20"/>
+              <w:sz w:val="18"/>
+              <w:szCs w:val="18"/>
             </w:rPr>
             <w:alias w:val="participating_professionals[0].phone_email"/>
             <w:tag w:val="participating_professionals[0].phone_email"/>
@@ -2879,16 +2879,16 @@
                   <w:rPr>
                     <w:rFonts w:ascii="Arial" w:hAnsi="Arial" w:cs="Arial"/>
                     <w:color w:val="000000"/>
-                    <w:sz w:val="20"/>
-                    <w:szCs w:val="20"/>
+                    <w:sz w:val="18"/>
+                    <w:szCs w:val="18"/>
                   </w:rPr>
                 </w:pPr>
                 <w:r>
                   <w:rPr>
                     <w:rFonts w:ascii="Arial" w:hAnsi="Arial" w:cs="Arial"/>
                     <w:color w:val="000000"/>
-                    <w:sz w:val="20"/>
-                    <w:szCs w:val="20"/>
+                    <w:sz w:val="18"/>
+                    <w:szCs w:val="18"/>
                     <w:lang w:val="es-CL" w:eastAsia="es-CL"/>
                   </w:rPr>
                   <w:t>Escriba aquí</w:t>
@@ -2902,8 +2902,8 @@
             <w:rPr>
               <w:rFonts w:ascii="Arial" w:hAnsi="Arial" w:cs="Arial"/>
               <w:color w:val="000000"/>
-              <w:sz w:val="20"/>
-              <w:szCs w:val="20"/>
+              <w:sz w:val="18"/>
+              <w:szCs w:val="18"/>
             </w:rPr>
             <w:alias w:val="participating_professionals[0].professional_registration"/>
             <w:tag w:val="participating_professionals[0].professional_registration"/>
@@ -2925,16 +2925,16 @@
                   <w:rPr>
                     <w:rFonts w:ascii="Arial" w:hAnsi="Arial" w:cs="Arial"/>
                     <w:color w:val="000000"/>
-                    <w:sz w:val="20"/>
-                    <w:szCs w:val="20"/>
+                    <w:sz w:val="18"/>
+                    <w:szCs w:val="18"/>
                   </w:rPr>
                 </w:pPr>
                 <w:r>
                   <w:rPr>
                     <w:rFonts w:ascii="Arial" w:hAnsi="Arial" w:cs="Arial"/>
                     <w:color w:val="000000"/>
-                    <w:sz w:val="20"/>
-                    <w:szCs w:val="20"/>
+                    <w:sz w:val="18"/>
+                    <w:szCs w:val="18"/>
                     <w:lang w:val="es-CL" w:eastAsia="es-CL"/>
                   </w:rPr>
                   <w:t>Escriba aquí</w:t>
@@ -2954,8 +2954,8 @@
             <w:rPr>
               <w:rFonts w:ascii="Arial" w:hAnsi="Arial" w:cs="Arial"/>
               <w:color w:val="000000"/>
-              <w:sz w:val="20"/>
-              <w:szCs w:val="20"/>
+              <w:sz w:val="18"/>
+              <w:szCs w:val="18"/>
             </w:rPr>
             <w:alias w:val="participating_professionals[1].professional_id"/>
             <w:tag w:val="participating_professionals[1].professional_id"/>
@@ -2977,16 +2977,16 @@
                   <w:rPr>
                     <w:rFonts w:ascii="Arial" w:hAnsi="Arial" w:cs="Arial"/>
                     <w:color w:val="000000"/>
-                    <w:sz w:val="20"/>
-                    <w:szCs w:val="20"/>
+                    <w:sz w:val="18"/>
+                    <w:szCs w:val="18"/>
                   </w:rPr>
                 </w:pPr>
                 <w:r>
                   <w:rPr>
                     <w:rFonts w:ascii="Arial" w:hAnsi="Arial" w:cs="Arial"/>
                     <w:color w:val="000000"/>
-                    <w:sz w:val="20"/>
-                    <w:szCs w:val="20"/>
+                    <w:sz w:val="18"/>
+                    <w:szCs w:val="18"/>
                     <w:lang w:val="es-CL" w:eastAsia="es-CL"/>
                   </w:rPr>
                   <w:t>Escriba aquí</w:t>
@@ -3000,8 +3000,8 @@
             <w:rPr>
               <w:rFonts w:ascii="Arial" w:hAnsi="Arial" w:cs="Arial"/>
               <w:color w:val="000000"/>
-              <w:sz w:val="20"/>
-              <w:szCs w:val="20"/>
+              <w:sz w:val="18"/>
+              <w:szCs w:val="18"/>
             </w:rPr>
             <w:alias w:val="participating_professionals[1].profession_id"/>
             <w:tag w:val="participating_professionals[1].profession_id"/>
@@ -3023,16 +3023,16 @@
                   <w:rPr>
                     <w:rFonts w:ascii="Arial" w:hAnsi="Arial" w:cs="Arial"/>
                     <w:color w:val="000000"/>
-                    <w:sz w:val="20"/>
-                    <w:szCs w:val="20"/>
+                    <w:sz w:val="18"/>
+                    <w:szCs w:val="18"/>
                   </w:rPr>
                 </w:pPr>
                 <w:r>
                   <w:rPr>
                     <w:rFonts w:ascii="Arial" w:hAnsi="Arial" w:cs="Arial"/>
                     <w:color w:val="000000"/>
-                    <w:sz w:val="20"/>
-                    <w:szCs w:val="20"/>
+                    <w:sz w:val="18"/>
+                    <w:szCs w:val="18"/>
                     <w:lang w:val="es-CL" w:eastAsia="es-CL"/>
                   </w:rPr>
                   <w:t>Escriba aquí</w:t>
@@ -3046,8 +3046,8 @@
             <w:rPr>
               <w:rFonts w:ascii="Arial" w:hAnsi="Arial" w:cs="Arial"/>
               <w:color w:val="000000"/>
-              <w:sz w:val="20"/>
-              <w:szCs w:val="20"/>
+              <w:sz w:val="18"/>
+              <w:szCs w:val="18"/>
             </w:rPr>
             <w:alias w:val="participating_professionals[1].phone_email"/>
             <w:tag w:val="participating_professionals[1].phone_email"/>
@@ -3069,16 +3069,16 @@
                   <w:rPr>
                     <w:rFonts w:ascii="Arial" w:hAnsi="Arial" w:cs="Arial"/>
                     <w:color w:val="000000"/>
-                    <w:sz w:val="20"/>
-                    <w:szCs w:val="20"/>
+                    <w:sz w:val="18"/>
+                    <w:szCs w:val="18"/>
                   </w:rPr>
                 </w:pPr>
                 <w:r>
                   <w:rPr>
                     <w:rFonts w:ascii="Arial" w:hAnsi="Arial" w:cs="Arial"/>
                     <w:color w:val="000000"/>
-                    <w:sz w:val="20"/>
-                    <w:szCs w:val="20"/>
+                    <w:sz w:val="18"/>
+                    <w:szCs w:val="18"/>
                     <w:lang w:val="es-CL" w:eastAsia="es-CL"/>
                   </w:rPr>
                   <w:t>Escriba aquí</w:t>
@@ -3092,8 +3092,8 @@
             <w:rPr>
               <w:rFonts w:ascii="Arial" w:hAnsi="Arial" w:cs="Arial"/>
               <w:color w:val="000000"/>
-              <w:sz w:val="20"/>
-              <w:szCs w:val="20"/>
+              <w:sz w:val="18"/>
+              <w:szCs w:val="18"/>
             </w:rPr>
             <w:alias w:val="participating_professionals[1].professional_registration"/>
             <w:tag w:val="participating_professionals[1].professional_registration"/>
@@ -3115,16 +3115,16 @@
                   <w:rPr>
                     <w:rFonts w:ascii="Arial" w:hAnsi="Arial" w:cs="Arial"/>
                     <w:color w:val="000000"/>
-                    <w:sz w:val="20"/>
-                    <w:szCs w:val="20"/>
+                    <w:sz w:val="18"/>
+                    <w:szCs w:val="18"/>
                   </w:rPr>
                 </w:pPr>
                 <w:r>
                   <w:rPr>
                     <w:rFonts w:ascii="Arial" w:hAnsi="Arial" w:cs="Arial"/>
                     <w:color w:val="000000"/>
-                    <w:sz w:val="20"/>
-                    <w:szCs w:val="20"/>
+                    <w:sz w:val="18"/>
+                    <w:szCs w:val="18"/>
                     <w:lang w:val="es-CL" w:eastAsia="es-CL"/>
                   </w:rPr>
                   <w:t>Escriba aquí</w:t>
@@ -3144,8 +3144,8 @@
             <w:rPr>
               <w:rFonts w:ascii="Arial" w:hAnsi="Arial" w:cs="Arial"/>
               <w:color w:val="000000"/>
-              <w:sz w:val="20"/>
-              <w:szCs w:val="20"/>
+              <w:sz w:val="18"/>
+              <w:szCs w:val="18"/>
             </w:rPr>
             <w:alias w:val="participating_professionals[2].professional_id"/>
             <w:tag w:val="participating_professionals[2].professional_id"/>
@@ -3167,16 +3167,16 @@
                   <w:rPr>
                     <w:rFonts w:ascii="Arial" w:hAnsi="Arial" w:cs="Arial"/>
                     <w:color w:val="000000"/>
-                    <w:sz w:val="20"/>
-                    <w:szCs w:val="20"/>
+                    <w:sz w:val="18"/>
+                    <w:szCs w:val="18"/>
                   </w:rPr>
                 </w:pPr>
                 <w:r>
                   <w:rPr>
                     <w:rFonts w:ascii="Arial" w:hAnsi="Arial" w:cs="Arial"/>
                     <w:color w:val="000000"/>
-                    <w:sz w:val="20"/>
-                    <w:szCs w:val="20"/>
+                    <w:sz w:val="18"/>
+                    <w:szCs w:val="18"/>
                     <w:lang w:val="es-CL" w:eastAsia="es-CL"/>
                   </w:rPr>
                   <w:t>Escriba aquí</w:t>
@@ -3190,8 +3190,8 @@
             <w:rPr>
               <w:rFonts w:ascii="Arial" w:hAnsi="Arial" w:cs="Arial"/>
               <w:color w:val="000000"/>
-              <w:sz w:val="20"/>
-              <w:szCs w:val="20"/>
+              <w:sz w:val="18"/>
+              <w:szCs w:val="18"/>
             </w:rPr>
             <w:alias w:val="participating_professionals[2].profession_id"/>
             <w:tag w:val="participating_professionals[2].profession_id"/>
@@ -3213,16 +3213,16 @@
                   <w:rPr>
                     <w:rFonts w:ascii="Arial" w:hAnsi="Arial" w:cs="Arial"/>
                     <w:color w:val="000000"/>
-                    <w:sz w:val="20"/>
-                    <w:szCs w:val="20"/>
+                    <w:sz w:val="18"/>
+                    <w:szCs w:val="18"/>
                   </w:rPr>
                 </w:pPr>
                 <w:r>
                   <w:rPr>
                     <w:rFonts w:ascii="Arial" w:hAnsi="Arial" w:cs="Arial"/>
                     <w:color w:val="000000"/>
-                    <w:sz w:val="20"/>
-                    <w:szCs w:val="20"/>
+                    <w:sz w:val="18"/>
+                    <w:szCs w:val="18"/>
                     <w:lang w:val="es-CL" w:eastAsia="es-CL"/>
                   </w:rPr>
                   <w:t>Escriba aquí</w:t>
@@ -3236,8 +3236,8 @@
             <w:rPr>
               <w:rFonts w:ascii="Arial" w:hAnsi="Arial" w:cs="Arial"/>
               <w:color w:val="000000"/>
-              <w:sz w:val="20"/>
-              <w:szCs w:val="20"/>
+              <w:sz w:val="18"/>
+              <w:szCs w:val="18"/>
             </w:rPr>
             <w:alias w:val="participating_professionals[2].phone_email"/>
             <w:tag w:val="participating_professionals[2].phone_email"/>
@@ -3259,16 +3259,16 @@
                   <w:rPr>
                     <w:rFonts w:ascii="Arial" w:hAnsi="Arial" w:cs="Arial"/>
                     <w:color w:val="000000"/>
-                    <w:sz w:val="20"/>
-                    <w:szCs w:val="20"/>
+                    <w:sz w:val="18"/>
+                    <w:szCs w:val="18"/>
                   </w:rPr>
                 </w:pPr>
                 <w:r>
                   <w:rPr>
                     <w:rFonts w:ascii="Arial" w:hAnsi="Arial" w:cs="Arial"/>
                     <w:color w:val="000000"/>
-                    <w:sz w:val="20"/>
-                    <w:szCs w:val="20"/>
+                    <w:sz w:val="18"/>
+                    <w:szCs w:val="18"/>
                     <w:lang w:val="es-CL" w:eastAsia="es-CL"/>
                   </w:rPr>
                   <w:t>Escriba aquí</w:t>
@@ -3282,8 +3282,8 @@
             <w:rPr>
               <w:rFonts w:ascii="Arial" w:hAnsi="Arial" w:cs="Arial"/>
               <w:color w:val="000000"/>
-              <w:sz w:val="20"/>
-              <w:szCs w:val="20"/>
+              <w:sz w:val="18"/>
+              <w:szCs w:val="18"/>
             </w:rPr>
             <w:alias w:val="participating_professionals[2].professional_registration"/>
             <w:tag w:val="participating_professionals[2].professional_registration"/>
@@ -3305,16 +3305,16 @@
                   <w:rPr>
                     <w:rFonts w:ascii="Arial" w:hAnsi="Arial" w:cs="Arial"/>
                     <w:color w:val="000000"/>
-                    <w:sz w:val="20"/>
-                    <w:szCs w:val="20"/>
+                    <w:sz w:val="18"/>
+                    <w:szCs w:val="18"/>
                   </w:rPr>
                 </w:pPr>
                 <w:r>
                   <w:rPr>
                     <w:rFonts w:ascii="Arial" w:hAnsi="Arial" w:cs="Arial"/>
                     <w:color w:val="000000"/>
-                    <w:sz w:val="20"/>
-                    <w:szCs w:val="20"/>
+                    <w:sz w:val="18"/>
+                    <w:szCs w:val="18"/>
                     <w:lang w:val="es-CL" w:eastAsia="es-CL"/>
                   </w:rPr>
                   <w:t>Escriba aquí</w:t>
@@ -3334,8 +3334,8 @@
             <w:rPr>
               <w:rFonts w:ascii="Arial" w:hAnsi="Arial" w:cs="Arial"/>
               <w:color w:val="000000"/>
-              <w:sz w:val="20"/>
-              <w:szCs w:val="20"/>
+              <w:sz w:val="18"/>
+              <w:szCs w:val="18"/>
             </w:rPr>
             <w:alias w:val="participating_professionals[3].professional_id"/>
             <w:tag w:val="participating_professionals[3].professional_id"/>
@@ -3357,16 +3357,16 @@
                   <w:rPr>
                     <w:rFonts w:ascii="Arial" w:hAnsi="Arial" w:cs="Arial"/>
                     <w:color w:val="000000"/>
-                    <w:sz w:val="20"/>
-                    <w:szCs w:val="20"/>
+                    <w:sz w:val="18"/>
+                    <w:szCs w:val="18"/>
                   </w:rPr>
                 </w:pPr>
                 <w:r>
                   <w:rPr>
                     <w:rFonts w:ascii="Arial" w:hAnsi="Arial" w:cs="Arial"/>
                     <w:color w:val="000000"/>
-                    <w:sz w:val="20"/>
-                    <w:szCs w:val="20"/>
+                    <w:sz w:val="18"/>
+                    <w:szCs w:val="18"/>
                     <w:lang w:val="es-CL" w:eastAsia="es-CL"/>
                   </w:rPr>
                   <w:t>Escriba aquí</w:t>
@@ -3380,8 +3380,8 @@
             <w:rPr>
               <w:rFonts w:ascii="Arial" w:hAnsi="Arial" w:cs="Arial"/>
               <w:color w:val="000000"/>
-              <w:sz w:val="20"/>
-              <w:szCs w:val="20"/>
+              <w:sz w:val="18"/>
+              <w:szCs w:val="18"/>
             </w:rPr>
             <w:alias w:val="participating_professionals[3].profession_id"/>
             <w:tag w:val="participating_professionals[3].profession_id"/>
@@ -3403,16 +3403,16 @@
                   <w:rPr>
                     <w:rFonts w:ascii="Arial" w:hAnsi="Arial" w:cs="Arial"/>
                     <w:color w:val="000000"/>
-                    <w:sz w:val="20"/>
-                    <w:szCs w:val="20"/>
+                    <w:sz w:val="18"/>
+                    <w:szCs w:val="18"/>
                   </w:rPr>
                 </w:pPr>
                 <w:r>
                   <w:rPr>
                     <w:rFonts w:ascii="Arial" w:hAnsi="Arial" w:cs="Arial"/>
                     <w:color w:val="000000"/>
-                    <w:sz w:val="20"/>
-                    <w:szCs w:val="20"/>
+                    <w:sz w:val="18"/>
+                    <w:szCs w:val="18"/>
                     <w:lang w:val="es-CL" w:eastAsia="es-CL"/>
                   </w:rPr>
                   <w:t>Escriba aquí</w:t>
@@ -3426,8 +3426,8 @@
             <w:rPr>
               <w:rFonts w:ascii="Arial" w:hAnsi="Arial" w:cs="Arial"/>
               <w:color w:val="000000"/>
-              <w:sz w:val="20"/>
-              <w:szCs w:val="20"/>
+              <w:sz w:val="18"/>
+              <w:szCs w:val="18"/>
             </w:rPr>
             <w:alias w:val="participating_professionals[3].phone_email"/>
             <w:tag w:val="participating_professionals[3].phone_email"/>
@@ -3449,16 +3449,16 @@
                   <w:rPr>
                     <w:rFonts w:ascii="Arial" w:hAnsi="Arial" w:cs="Arial"/>
                     <w:color w:val="000000"/>
-                    <w:sz w:val="20"/>
-                    <w:szCs w:val="20"/>
+                    <w:sz w:val="18"/>
+                    <w:szCs w:val="18"/>
                   </w:rPr>
                 </w:pPr>
                 <w:r>
                   <w:rPr>
                     <w:rFonts w:ascii="Arial" w:hAnsi="Arial" w:cs="Arial"/>
                     <w:color w:val="000000"/>
-                    <w:sz w:val="20"/>
-                    <w:szCs w:val="20"/>
+                    <w:sz w:val="18"/>
+                    <w:szCs w:val="18"/>
                     <w:lang w:val="es-CL" w:eastAsia="es-CL"/>
                   </w:rPr>
                   <w:t>Escriba aquí</w:t>
@@ -3472,8 +3472,8 @@
             <w:rPr>
               <w:rFonts w:ascii="Arial" w:hAnsi="Arial" w:cs="Arial"/>
               <w:color w:val="000000"/>
-              <w:sz w:val="20"/>
-              <w:szCs w:val="20"/>
+              <w:sz w:val="18"/>
+              <w:szCs w:val="18"/>
             </w:rPr>
             <w:alias w:val="participating_professionals[3].professional_registration"/>
             <w:tag w:val="participating_professionals[3].professional_registration"/>
@@ -3495,16 +3495,16 @@
                   <w:rPr>
                     <w:rFonts w:ascii="Arial" w:hAnsi="Arial" w:cs="Arial"/>
                     <w:color w:val="000000"/>
-                    <w:sz w:val="20"/>
-                    <w:szCs w:val="20"/>
+                    <w:sz w:val="18"/>
+                    <w:szCs w:val="18"/>
                   </w:rPr>
                 </w:pPr>
                 <w:r>
                   <w:rPr>
                     <w:rFonts w:ascii="Arial" w:hAnsi="Arial" w:cs="Arial"/>
                     <w:color w:val="000000"/>
-                    <w:sz w:val="20"/>
-                    <w:szCs w:val="20"/>
+                    <w:sz w:val="18"/>
+                    <w:szCs w:val="18"/>
                     <w:lang w:val="es-CL" w:eastAsia="es-CL"/>
                   </w:rPr>
                   <w:t>Escriba aquí</w:t>
@@ -3524,8 +3524,8 @@
             <w:rPr>
               <w:rFonts w:ascii="Arial" w:hAnsi="Arial" w:cs="Arial"/>
               <w:color w:val="000000"/>
-              <w:sz w:val="20"/>
-              <w:szCs w:val="20"/>
+              <w:sz w:val="18"/>
+              <w:szCs w:val="18"/>
             </w:rPr>
             <w:alias w:val="participating_professionals[4].professional_id"/>
             <w:tag w:val="participating_professionals[4].professional_id"/>
@@ -3547,16 +3547,16 @@
                   <w:rPr>
                     <w:rFonts w:ascii="Arial" w:hAnsi="Arial" w:cs="Arial"/>
                     <w:color w:val="000000"/>
-                    <w:sz w:val="20"/>
-                    <w:szCs w:val="20"/>
+                    <w:sz w:val="18"/>
+                    <w:szCs w:val="18"/>
                   </w:rPr>
                 </w:pPr>
                 <w:r>
                   <w:rPr>
                     <w:rFonts w:ascii="Arial" w:hAnsi="Arial" w:cs="Arial"/>
                     <w:color w:val="000000"/>
-                    <w:sz w:val="20"/>
-                    <w:szCs w:val="20"/>
+                    <w:sz w:val="18"/>
+                    <w:szCs w:val="18"/>
                     <w:lang w:val="es-CL" w:eastAsia="es-CL"/>
                   </w:rPr>
                   <w:t>Escriba aquí</w:t>
@@ -3570,8 +3570,8 @@
             <w:rPr>
               <w:rFonts w:ascii="Arial" w:hAnsi="Arial" w:cs="Arial"/>
               <w:color w:val="000000"/>
-              <w:sz w:val="20"/>
-              <w:szCs w:val="20"/>
+              <w:sz w:val="18"/>
+              <w:szCs w:val="18"/>
             </w:rPr>
             <w:alias w:val="participating_professionals[4].profession_id"/>
             <w:tag w:val="participating_professionals[4].profession_id"/>
@@ -3593,16 +3593,16 @@
                   <w:rPr>
                     <w:rFonts w:ascii="Arial" w:hAnsi="Arial" w:cs="Arial"/>
                     <w:color w:val="000000"/>
-                    <w:sz w:val="20"/>
-                    <w:szCs w:val="20"/>
+                    <w:sz w:val="18"/>
+                    <w:szCs w:val="18"/>
                   </w:rPr>
                 </w:pPr>
                 <w:r>
                   <w:rPr>
                     <w:rFonts w:ascii="Arial" w:hAnsi="Arial" w:cs="Arial"/>
                     <w:color w:val="000000"/>
-                    <w:sz w:val="20"/>
-                    <w:szCs w:val="20"/>
+                    <w:sz w:val="18"/>
+                    <w:szCs w:val="18"/>
                     <w:lang w:val="es-CL" w:eastAsia="es-CL"/>
                   </w:rPr>
                   <w:t>Escriba aquí</w:t>
@@ -3616,8 +3616,8 @@
             <w:rPr>
               <w:rFonts w:ascii="Arial" w:hAnsi="Arial" w:cs="Arial"/>
               <w:color w:val="000000"/>
-              <w:sz w:val="20"/>
-              <w:szCs w:val="20"/>
+              <w:sz w:val="18"/>
+              <w:szCs w:val="18"/>
             </w:rPr>
             <w:alias w:val="participating_professionals[4].phone_email"/>
             <w:tag w:val="participating_professionals[4].phone_email"/>
@@ -3639,16 +3639,16 @@
                   <w:rPr>
                     <w:rFonts w:ascii="Arial" w:hAnsi="Arial" w:cs="Arial"/>
                     <w:color w:val="000000"/>
-                    <w:sz w:val="20"/>
-                    <w:szCs w:val="20"/>
+                    <w:sz w:val="18"/>
+                    <w:szCs w:val="18"/>
                   </w:rPr>
                 </w:pPr>
                 <w:r>
                   <w:rPr>
                     <w:rFonts w:ascii="Arial" w:hAnsi="Arial" w:cs="Arial"/>
                     <w:color w:val="000000"/>
-                    <w:sz w:val="20"/>
-                    <w:szCs w:val="20"/>
+                    <w:sz w:val="18"/>
+                    <w:szCs w:val="18"/>
                     <w:lang w:val="es-CL" w:eastAsia="es-CL"/>
                   </w:rPr>
                   <w:t>Escriba aquí</w:t>
@@ -3662,8 +3662,8 @@
             <w:rPr>
               <w:rFonts w:ascii="Arial" w:hAnsi="Arial" w:cs="Arial"/>
               <w:color w:val="000000"/>
-              <w:sz w:val="20"/>
-              <w:szCs w:val="20"/>
+              <w:sz w:val="18"/>
+              <w:szCs w:val="18"/>
             </w:rPr>
             <w:alias w:val="participating_professionals[4].professional_registration"/>
             <w:tag w:val="participating_professionals[4].professional_registration"/>
@@ -3685,16 +3685,16 @@
                   <w:rPr>
                     <w:rFonts w:ascii="Arial" w:hAnsi="Arial" w:cs="Arial"/>
                     <w:color w:val="000000"/>
-                    <w:sz w:val="20"/>
-                    <w:szCs w:val="20"/>
+                    <w:sz w:val="18"/>
+                    <w:szCs w:val="18"/>
                   </w:rPr>
                 </w:pPr>
                 <w:r>
                   <w:rPr>
                     <w:rFonts w:ascii="Arial" w:hAnsi="Arial" w:cs="Arial"/>
                     <w:color w:val="000000"/>
-                    <w:sz w:val="20"/>
-                    <w:szCs w:val="20"/>
+                    <w:sz w:val="18"/>
+                    <w:szCs w:val="18"/>
                     <w:lang w:val="es-CL" w:eastAsia="es-CL"/>
                   </w:rPr>
                   <w:t>Escriba aquí</w:t>
@@ -3971,8 +3971,8 @@
                   <w:rFonts w:ascii="MS Gothic" w:hAnsi="MS Gothic" w:cs="MS Gothic" w:eastAsia="MS Gothic"/>
                   <w:b/>
                   <w:color w:val="000000"/>
-                  <w:sz w:val="20"/>
-                  <w:szCs w:val="20"/>
+                  <w:sz w:val="18"/>
+                  <w:szCs w:val="18"/>
                 </w:rPr>
                 <w:alias w:val="nee_is_dea"/>
                 <w:tag w:val="nee_is_dea"/>
@@ -3990,8 +3990,8 @@
                     <w:rFonts w:ascii="MS Gothic" w:hAnsi="MS Gothic" w:cs="MS Gothic" w:eastAsia="MS Gothic"/>
                     <w:b/>
                     <w:color w:val="000000"/>
-                    <w:sz w:val="20"/>
-                    <w:szCs w:val="20"/>
+                    <w:sz w:val="18"/>
+                    <w:szCs w:val="18"/>
                   </w:rPr>
                   <w:t>☐</w:t>
                 </w:r>
@@ -4062,8 +4062,8 @@
             <w:rPr>
               <w:rFonts w:ascii="Arial" w:hAnsi="Arial" w:cs="Arial"/>
               <w:color w:val="000000"/>
-              <w:sz w:val="20"/>
-              <w:szCs w:val="20"/>
+              <w:sz w:val="18"/>
+              <w:szCs w:val="18"/>
             </w:rPr>
             <w:alias w:val="current_diagnosis_issue_date"/>
             <w:tag w:val="current_diagnosis_issue_date"/>
@@ -4091,16 +4091,16 @@
                   <w:rPr>
                     <w:rFonts w:ascii="Arial" w:hAnsi="Arial" w:cs="Arial"/>
                     <w:color w:val="000000"/>
-                    <w:sz w:val="20"/>
-                    <w:szCs w:val="20"/>
+                    <w:sz w:val="18"/>
+                    <w:szCs w:val="18"/>
                   </w:rPr>
                 </w:pPr>
                 <w:r>
                   <w:rPr>
                     <w:rFonts w:ascii="Arial" w:hAnsi="Arial" w:cs="Arial"/>
                     <w:color w:val="000000"/>
-                    <w:sz w:val="20"/>
-                    <w:szCs w:val="20"/>
+                    <w:sz w:val="18"/>
+                    <w:szCs w:val="18"/>
                     <w:lang w:val="es-CL" w:eastAsia="es-CL"/>
                   </w:rPr>
                   <w:t>Escriba aquí</w:t>
@@ -4202,8 +4202,8 @@
                 <w:rPr>
                   <w:rFonts w:ascii="MS Gothic" w:hAnsi="MS Gothic" w:cs="MS Gothic" w:eastAsia="MS Gothic"/>
                   <w:color w:val="000000"/>
-                  <w:sz w:val="20"/>
-                  <w:szCs w:val="20"/>
+                  <w:sz w:val="18"/>
+                  <w:szCs w:val="18"/>
                 </w:rPr>
                 <w:alias w:val="diagnosis_changed_from_admission__si"/>
                 <w:tag w:val="diagnosis_changed_from_admission__si"/>
@@ -4220,8 +4220,8 @@
                   <w:rPr>
                     <w:rFonts w:ascii="MS Gothic" w:hAnsi="MS Gothic" w:cs="MS Gothic" w:eastAsia="MS Gothic"/>
                     <w:color w:val="000000"/>
-                    <w:sz w:val="20"/>
-                    <w:szCs w:val="20"/>
+                    <w:sz w:val="18"/>
+                    <w:szCs w:val="18"/>
                   </w:rPr>
                   <w:t>☐</w:t>
                 </w:r>
@@ -4269,8 +4269,8 @@
                 <w:rPr>
                   <w:rFonts w:ascii="MS Gothic" w:hAnsi="MS Gothic" w:cs="MS Gothic" w:eastAsia="MS Gothic"/>
                   <w:color w:val="000000"/>
-                  <w:sz w:val="20"/>
-                  <w:szCs w:val="20"/>
+                  <w:sz w:val="18"/>
+                  <w:szCs w:val="18"/>
                 </w:rPr>
                 <w:alias w:val="diagnosis_changed_from_admission__no"/>
                 <w:tag w:val="diagnosis_changed_from_admission__no"/>
@@ -4287,8 +4287,8 @@
                   <w:rPr>
                     <w:rFonts w:ascii="MS Gothic" w:hAnsi="MS Gothic" w:cs="MS Gothic" w:eastAsia="MS Gothic"/>
                     <w:color w:val="000000"/>
-                    <w:sz w:val="20"/>
-                    <w:szCs w:val="20"/>
+                    <w:sz w:val="18"/>
+                    <w:szCs w:val="18"/>
                   </w:rPr>
                   <w:t>☐</w:t>
                 </w:r>
@@ -4480,8 +4480,8 @@
                 <w:rFonts w:ascii="Arial" w:hAnsi="Arial" w:cs="Arial"/>
                 <w:b/>
                 <w:color w:val="000000"/>
-                <w:sz w:val="20"/>
-                <w:szCs w:val="20"/>
+                <w:sz w:val="18"/>
+                <w:szCs w:val="18"/>
               </w:rPr>
               <w:alias w:val="new_evaluations_revaluations"/>
               <w:tag w:val="new_evaluations_revaluations"/>
@@ -4499,16 +4499,16 @@
                     <w:rFonts w:ascii="Arial" w:hAnsi="Arial" w:cs="Arial"/>
                     <w:b/>
                     <w:color w:val="000000"/>
-                    <w:sz w:val="20"/>
-                    <w:szCs w:val="20"/>
+                    <w:sz w:val="18"/>
+                    <w:szCs w:val="18"/>
                   </w:rPr>
                 </w:pPr>
                 <w:r>
                   <w:rPr>
                     <w:rFonts w:ascii="Arial" w:hAnsi="Arial" w:cs="Arial"/>
                     <w:color w:val="000000"/>
-                    <w:sz w:val="20"/>
-                    <w:szCs w:val="20"/>
+                    <w:sz w:val="18"/>
+                    <w:szCs w:val="18"/>
                     <w:lang w:val="es-CL" w:eastAsia="es-CL"/>
                   </w:rPr>
                   <w:t>Escriba aquí</w:t>
@@ -4595,8 +4595,8 @@
               <w:rPr>
                 <w:rFonts w:ascii="Arial" w:hAnsi="Arial" w:cs="Arial"/>
                 <w:color w:val="000000"/>
-                <w:sz w:val="20"/>
-                <w:szCs w:val="20"/>
+                <w:sz w:val="18"/>
+                <w:szCs w:val="18"/>
               </w:rPr>
               <w:alias w:val="new_diagnosis_professional_data"/>
               <w:tag w:val="new_diagnosis_professional_data"/>
@@ -4613,16 +4613,16 @@
                   <w:rPr>
                     <w:rFonts w:ascii="Arial" w:hAnsi="Arial" w:cs="Arial"/>
                     <w:color w:val="000000"/>
-                    <w:sz w:val="20"/>
-                    <w:szCs w:val="20"/>
+                    <w:sz w:val="18"/>
+                    <w:szCs w:val="18"/>
                   </w:rPr>
                 </w:pPr>
                 <w:r>
                   <w:rPr>
                     <w:rFonts w:ascii="Arial" w:hAnsi="Arial" w:cs="Arial"/>
                     <w:color w:val="000000"/>
-                    <w:sz w:val="20"/>
-                    <w:szCs w:val="20"/>
+                    <w:sz w:val="18"/>
+                    <w:szCs w:val="18"/>
                     <w:lang w:val="es-CL" w:eastAsia="es-CL"/>
                   </w:rPr>
                   <w:t>Escriba aquí</w:t>
@@ -5045,8 +5045,8 @@
               <w:rPr>
                 <w:rFonts w:ascii="Arial" w:hAnsi="Arial" w:cs="Arial"/>
                 <w:color w:val="000000"/>
-                <w:sz w:val="20"/>
-                <w:szCs w:val="20"/>
+                <w:sz w:val="18"/>
+                <w:szCs w:val="18"/>
               </w:rPr>
               <w:alias w:val="student_educational_progress_sen"/>
               <w:tag w:val="student_educational_progress_sen"/>
@@ -5064,16 +5064,16 @@
                   <w:rPr>
                     <w:rFonts w:ascii="Arial" w:hAnsi="Arial" w:cs="Arial"/>
                     <w:color w:val="000000"/>
-                    <w:sz w:val="20"/>
-                    <w:szCs w:val="20"/>
+                    <w:sz w:val="18"/>
+                    <w:szCs w:val="18"/>
                   </w:rPr>
                 </w:pPr>
                 <w:r>
                   <w:rPr>
                     <w:rFonts w:ascii="Arial" w:hAnsi="Arial" w:cs="Arial"/>
                     <w:color w:val="000000"/>
-                    <w:sz w:val="20"/>
-                    <w:szCs w:val="20"/>
+                    <w:sz w:val="18"/>
+                    <w:szCs w:val="18"/>
                     <w:lang w:val="es-CL" w:eastAsia="es-CL"/>
                   </w:rPr>
                   <w:t>Escriba aquí</w:t>
@@ -5268,8 +5268,8 @@
                 <w:rFonts w:ascii="Arial" w:hAnsi="Arial" w:cs="Arial"/>
                 <w:b/>
                 <w:color w:val="000000"/>
-                <w:sz w:val="20"/>
-                <w:szCs w:val="20"/>
+                <w:sz w:val="18"/>
+                <w:szCs w:val="18"/>
               </w:rPr>
               <w:alias w:val="main_difficulty_areas_summary"/>
               <w:tag w:val="main_difficulty_areas_summary"/>
@@ -5288,16 +5288,16 @@
                     <w:rFonts w:ascii="Arial" w:hAnsi="Arial" w:cs="Arial"/>
                     <w:b/>
                     <w:color w:val="000000"/>
-                    <w:sz w:val="20"/>
-                    <w:szCs w:val="20"/>
+                    <w:sz w:val="18"/>
+                    <w:szCs w:val="18"/>
                   </w:rPr>
                 </w:pPr>
                 <w:r>
                   <w:rPr>
                     <w:rFonts w:ascii="Arial" w:hAnsi="Arial" w:cs="Arial"/>
                     <w:color w:val="000000"/>
-                    <w:sz w:val="20"/>
-                    <w:szCs w:val="20"/>
+                    <w:sz w:val="18"/>
+                    <w:szCs w:val="18"/>
                     <w:lang w:val="es-CL" w:eastAsia="es-CL"/>
                   </w:rPr>
                   <w:t>Escriba aquí</w:t>
@@ -5356,8 +5356,8 @@
                 <w:rPr>
                   <w:rFonts w:ascii="MS Gothic" w:hAnsi="MS Gothic" w:cs="MS Gothic" w:eastAsia="MS Gothic"/>
                   <w:color w:val="000000"/>
-                  <w:sz w:val="20"/>
-                  <w:szCs w:val="20"/>
+                  <w:sz w:val="18"/>
+                  <w:szCs w:val="18"/>
                 </w:rPr>
                 <w:alias w:val="nee_maintained__si"/>
                 <w:tag w:val="nee_maintained__si"/>
@@ -5374,8 +5374,8 @@
                   <w:rPr>
                     <w:rFonts w:ascii="MS Gothic" w:hAnsi="MS Gothic" w:cs="MS Gothic" w:eastAsia="MS Gothic"/>
                     <w:color w:val="000000"/>
-                    <w:sz w:val="20"/>
-                    <w:szCs w:val="20"/>
+                    <w:sz w:val="18"/>
+                    <w:szCs w:val="18"/>
                   </w:rPr>
                   <w:t>☐</w:t>
                 </w:r>
@@ -5410,8 +5410,8 @@
                 <w:rPr>
                   <w:rFonts w:ascii="MS Gothic" w:hAnsi="MS Gothic" w:cs="MS Gothic" w:eastAsia="MS Gothic"/>
                   <w:color w:val="000000"/>
-                  <w:sz w:val="20"/>
-                  <w:szCs w:val="20"/>
+                  <w:sz w:val="18"/>
+                  <w:szCs w:val="18"/>
                 </w:rPr>
                 <w:alias w:val="nee_maintained__no"/>
                 <w:tag w:val="nee_maintained__no"/>
@@ -5428,8 +5428,8 @@
                   <w:rPr>
                     <w:rFonts w:ascii="MS Gothic" w:hAnsi="MS Gothic" w:cs="MS Gothic" w:eastAsia="MS Gothic"/>
                     <w:color w:val="000000"/>
-                    <w:sz w:val="20"/>
-                    <w:szCs w:val="20"/>
+                    <w:sz w:val="18"/>
+                    <w:szCs w:val="18"/>
                   </w:rPr>
                   <w:t>☐</w:t>
                 </w:r>
@@ -5539,8 +5539,8 @@
                 <w:rPr>
                   <w:rFonts w:ascii="MS Gothic" w:hAnsi="MS Gothic" w:cs="MS Gothic" w:eastAsia="MS Gothic"/>
                   <w:color w:val="000000"/>
-                  <w:sz w:val="20"/>
-                  <w:szCs w:val="20"/>
+                  <w:sz w:val="18"/>
+                  <w:szCs w:val="18"/>
                 </w:rPr>
                 <w:alias w:val="requires_specialized_support__si"/>
                 <w:tag w:val="requires_specialized_support__si"/>
@@ -5557,8 +5557,8 @@
                   <w:rPr>
                     <w:rFonts w:ascii="MS Gothic" w:hAnsi="MS Gothic" w:cs="MS Gothic" w:eastAsia="MS Gothic"/>
                     <w:color w:val="000000"/>
-                    <w:sz w:val="20"/>
-                    <w:szCs w:val="20"/>
+                    <w:sz w:val="18"/>
+                    <w:szCs w:val="18"/>
                   </w:rPr>
                   <w:t>☐</w:t>
                 </w:r>
@@ -5593,8 +5593,8 @@
                 <w:rPr>
                   <w:rFonts w:ascii="MS Gothic" w:hAnsi="MS Gothic" w:cs="MS Gothic" w:eastAsia="MS Gothic"/>
                   <w:color w:val="000000"/>
-                  <w:sz w:val="20"/>
-                  <w:szCs w:val="20"/>
+                  <w:sz w:val="18"/>
+                  <w:szCs w:val="18"/>
                 </w:rPr>
                 <w:alias w:val="requires_specialized_support__no"/>
                 <w:tag w:val="requires_specialized_support__no"/>
@@ -5611,8 +5611,8 @@
                   <w:rPr>
                     <w:rFonts w:ascii="MS Gothic" w:hAnsi="MS Gothic" w:cs="MS Gothic" w:eastAsia="MS Gothic"/>
                     <w:color w:val="000000"/>
-                    <w:sz w:val="20"/>
-                    <w:szCs w:val="20"/>
+                    <w:sz w:val="18"/>
+                    <w:szCs w:val="18"/>
                   </w:rPr>
                   <w:t>☐</w:t>
                 </w:r>
@@ -5678,8 +5678,8 @@
                 <w:rPr>
                   <w:rFonts w:ascii="Arial" w:hAnsi="Arial" w:cs="Arial"/>
                   <w:color w:val="000000"/>
-                  <w:sz w:val="20"/>
-                  <w:szCs w:val="20"/>
+                  <w:sz w:val="18"/>
+                  <w:szCs w:val="18"/>
                 </w:rPr>
                 <w:alias w:val="nee_synthesis_observations"/>
                 <w:tag w:val="nee_synthesis_observations"/>
@@ -5695,8 +5695,8 @@
                   <w:rPr>
                     <w:rFonts w:ascii="Arial" w:hAnsi="Arial" w:cs="Arial"/>
                     <w:color w:val="000000"/>
-                    <w:sz w:val="20"/>
-                    <w:szCs w:val="20"/>
+                    <w:sz w:val="18"/>
+                    <w:szCs w:val="18"/>
                     <w:lang w:val="es-CL" w:eastAsia="es-CL"/>
                   </w:rPr>
                   <w:t>Escriba aquí</w:t>
@@ -5857,8 +5857,8 @@
                 <w:rPr>
                   <w:rFonts w:ascii="Arial" w:hAnsi="Arial" w:cs="Arial"/>
                   <w:color w:val="000000"/>
-                  <w:sz w:val="20"/>
-                  <w:szCs w:val="20"/>
+                  <w:sz w:val="18"/>
+                  <w:szCs w:val="18"/>
                 </w:rPr>
                 <w:alias w:val="evidence_documents_count"/>
                 <w:tag w:val="evidence_documents_count"/>
@@ -5874,8 +5874,8 @@
                   <w:rPr>
                     <w:rFonts w:ascii="Arial" w:hAnsi="Arial" w:cs="Arial"/>
                     <w:color w:val="000000"/>
-                    <w:sz w:val="20"/>
-                    <w:szCs w:val="20"/>
+                    <w:sz w:val="18"/>
+                    <w:szCs w:val="18"/>
                     <w:lang w:val="es-CL" w:eastAsia="es-CL"/>
                   </w:rPr>
                   <w:t>Escriba aquí</w:t>
@@ -5952,8 +5952,8 @@
                 <w:rPr>
                   <w:rFonts w:ascii="MS Gothic" w:hAnsi="MS Gothic" w:cs="MS Gothic" w:eastAsia="MS Gothic"/>
                   <w:color w:val="000000"/>
-                  <w:sz w:val="20"/>
-                  <w:szCs w:val="20"/>
+                  <w:sz w:val="18"/>
+                  <w:szCs w:val="18"/>
                 </w:rPr>
                 <w:alias w:val="evidence_anamnesis"/>
                 <w:tag w:val="evidence_anamnesis"/>
@@ -5970,8 +5970,8 @@
                   <w:rPr>
                     <w:rFonts w:ascii="MS Gothic" w:hAnsi="MS Gothic" w:cs="MS Gothic" w:eastAsia="MS Gothic"/>
                     <w:color w:val="000000"/>
-                    <w:sz w:val="20"/>
-                    <w:szCs w:val="20"/>
+                    <w:sz w:val="18"/>
+                    <w:szCs w:val="18"/>
                   </w:rPr>
                   <w:t>☐</w:t>
                 </w:r>
@@ -5990,8 +5990,8 @@
                 <w:rPr>
                   <w:rFonts w:ascii="MS Gothic" w:hAnsi="MS Gothic" w:cs="MS Gothic" w:eastAsia="MS Gothic"/>
                   <w:color w:val="000000"/>
-                  <w:sz w:val="20"/>
-                  <w:szCs w:val="20"/>
+                  <w:sz w:val="18"/>
+                  <w:szCs w:val="18"/>
                 </w:rPr>
                 <w:alias w:val="evidence_family_interview"/>
                 <w:tag w:val="evidence_family_interview"/>
@@ -6008,8 +6008,8 @@
                   <w:rPr>
                     <w:rFonts w:ascii="MS Gothic" w:hAnsi="MS Gothic" w:cs="MS Gothic" w:eastAsia="MS Gothic"/>
                     <w:color w:val="000000"/>
-                    <w:sz w:val="20"/>
-                    <w:szCs w:val="20"/>
+                    <w:sz w:val="18"/>
+                    <w:szCs w:val="18"/>
                   </w:rPr>
                   <w:t>☐</w:t>
                 </w:r>
@@ -6044,8 +6044,8 @@
                 <w:rPr>
                   <w:rFonts w:ascii="MS Gothic" w:hAnsi="MS Gothic" w:cs="MS Gothic" w:eastAsia="MS Gothic"/>
                   <w:color w:val="000000"/>
-                  <w:sz w:val="20"/>
-                  <w:szCs w:val="20"/>
+                  <w:sz w:val="18"/>
+                  <w:szCs w:val="18"/>
                 </w:rPr>
                 <w:alias w:val="evidence_observation_guideline"/>
                 <w:tag w:val="evidence_observation_guideline"/>
@@ -6062,8 +6062,8 @@
                   <w:rPr>
                     <w:rFonts w:ascii="MS Gothic" w:hAnsi="MS Gothic" w:cs="MS Gothic" w:eastAsia="MS Gothic"/>
                     <w:color w:val="000000"/>
-                    <w:sz w:val="20"/>
-                    <w:szCs w:val="20"/>
+                    <w:sz w:val="18"/>
+                    <w:szCs w:val="18"/>
                   </w:rPr>
                   <w:t>☐</w:t>
                 </w:r>
@@ -6114,8 +6114,8 @@
                 <w:rPr>
                   <w:rFonts w:ascii="MS Gothic" w:hAnsi="MS Gothic" w:cs="MS Gothic" w:eastAsia="MS Gothic"/>
                   <w:color w:val="000000"/>
-                  <w:sz w:val="20"/>
-                  <w:szCs w:val="20"/>
+                  <w:sz w:val="18"/>
+                  <w:szCs w:val="18"/>
                 </w:rPr>
                 <w:alias w:val="evidence_evaluation_protocols"/>
                 <w:tag w:val="evidence_evaluation_protocols"/>
@@ -6132,8 +6132,8 @@
                   <w:rPr>
                     <w:rFonts w:ascii="MS Gothic" w:hAnsi="MS Gothic" w:cs="MS Gothic" w:eastAsia="MS Gothic"/>
                     <w:color w:val="000000"/>
-                    <w:sz w:val="20"/>
-                    <w:szCs w:val="20"/>
+                    <w:sz w:val="18"/>
+                    <w:szCs w:val="18"/>
                   </w:rPr>
                   <w:t>☐</w:t>
                 </w:r>
@@ -6178,8 +6178,8 @@
                 <w:rPr>
                   <w:rFonts w:ascii="MS Gothic" w:hAnsi="MS Gothic" w:cs="MS Gothic" w:eastAsia="MS Gothic"/>
                   <w:color w:val="000000"/>
-                  <w:sz w:val="20"/>
-                  <w:szCs w:val="20"/>
+                  <w:sz w:val="18"/>
+                  <w:szCs w:val="18"/>
                 </w:rPr>
                 <w:alias w:val="evidence_report_school"/>
                 <w:tag w:val="evidence_report_school"/>
@@ -6196,8 +6196,8 @@
                   <w:rPr>
                     <w:rFonts w:ascii="MS Gothic" w:hAnsi="MS Gothic" w:cs="MS Gothic" w:eastAsia="MS Gothic"/>
                     <w:color w:val="000000"/>
-                    <w:sz w:val="20"/>
-                    <w:szCs w:val="20"/>
+                    <w:sz w:val="18"/>
+                    <w:szCs w:val="18"/>
                   </w:rPr>
                   <w:t>☐</w:t>
                 </w:r>
@@ -6224,8 +6224,8 @@
                 <w:rPr>
                   <w:rFonts w:ascii="MS Gothic" w:hAnsi="MS Gothic" w:cs="MS Gothic" w:eastAsia="MS Gothic"/>
                   <w:color w:val="000000"/>
-                  <w:sz w:val="20"/>
-                  <w:szCs w:val="20"/>
+                  <w:sz w:val="18"/>
+                  <w:szCs w:val="18"/>
                 </w:rPr>
                 <w:alias w:val="evidence_report_social"/>
                 <w:tag w:val="evidence_report_social"/>
@@ -6242,8 +6242,8 @@
                   <w:rPr>
                     <w:rFonts w:ascii="MS Gothic" w:hAnsi="MS Gothic" w:cs="MS Gothic" w:eastAsia="MS Gothic"/>
                     <w:color w:val="000000"/>
-                    <w:sz w:val="20"/>
-                    <w:szCs w:val="20"/>
+                    <w:sz w:val="18"/>
+                    <w:szCs w:val="18"/>
                   </w:rPr>
                   <w:t>☐</w:t>
                 </w:r>
@@ -6286,8 +6286,8 @@
                 <w:rPr>
                   <w:rFonts w:ascii="MS Gothic" w:hAnsi="MS Gothic" w:cs="MS Gothic" w:eastAsia="MS Gothic"/>
                   <w:color w:val="000000"/>
-                  <w:sz w:val="20"/>
-                  <w:szCs w:val="20"/>
+                  <w:sz w:val="18"/>
+                  <w:szCs w:val="18"/>
                 </w:rPr>
                 <w:alias w:val="evidence_report_psychological"/>
                 <w:tag w:val="evidence_report_psychological"/>
@@ -6304,8 +6304,8 @@
                   <w:rPr>
                     <w:rFonts w:ascii="MS Gothic" w:hAnsi="MS Gothic" w:cs="MS Gothic" w:eastAsia="MS Gothic"/>
                     <w:color w:val="000000"/>
-                    <w:sz w:val="20"/>
-                    <w:szCs w:val="20"/>
+                    <w:sz w:val="18"/>
+                    <w:szCs w:val="18"/>
                   </w:rPr>
                   <w:t>☐</w:t>
                 </w:r>
@@ -6340,8 +6340,8 @@
                 <w:rPr>
                   <w:rFonts w:ascii="MS Gothic" w:hAnsi="MS Gothic" w:cs="MS Gothic" w:eastAsia="MS Gothic"/>
                   <w:color w:val="000000"/>
-                  <w:sz w:val="20"/>
-                  <w:szCs w:val="20"/>
+                  <w:sz w:val="18"/>
+                  <w:szCs w:val="18"/>
                 </w:rPr>
                 <w:alias w:val="evidence_report_fonoaudiological"/>
                 <w:tag w:val="evidence_report_fonoaudiological"/>
@@ -6358,8 +6358,8 @@
                   <w:rPr>
                     <w:rFonts w:ascii="MS Gothic" w:hAnsi="MS Gothic" w:cs="MS Gothic" w:eastAsia="MS Gothic"/>
                     <w:color w:val="000000"/>
-                    <w:sz w:val="20"/>
-                    <w:szCs w:val="20"/>
+                    <w:sz w:val="18"/>
+                    <w:szCs w:val="18"/>
                   </w:rPr>
                   <w:t>☐</w:t>
                 </w:r>
@@ -6402,8 +6402,8 @@
                 <w:rPr>
                   <w:rFonts w:ascii="MS Gothic" w:hAnsi="MS Gothic" w:cs="MS Gothic" w:eastAsia="MS Gothic"/>
                   <w:color w:val="000000"/>
-                  <w:sz w:val="20"/>
-                  <w:szCs w:val="20"/>
+                  <w:sz w:val="18"/>
+                  <w:szCs w:val="18"/>
                 </w:rPr>
                 <w:alias w:val="evidence_report_pedagogical"/>
                 <w:tag w:val="evidence_report_pedagogical"/>
@@ -6420,8 +6420,8 @@
                   <w:rPr>
                     <w:rFonts w:ascii="MS Gothic" w:hAnsi="MS Gothic" w:cs="MS Gothic" w:eastAsia="MS Gothic"/>
                     <w:color w:val="000000"/>
-                    <w:sz w:val="20"/>
-                    <w:szCs w:val="20"/>
+                    <w:sz w:val="18"/>
+                    <w:szCs w:val="18"/>
                   </w:rPr>
                   <w:t>☐</w:t>
                 </w:r>
@@ -6440,8 +6440,8 @@
                 <w:rPr>
                   <w:rFonts w:ascii="MS Gothic" w:hAnsi="MS Gothic" w:cs="MS Gothic" w:eastAsia="MS Gothic"/>
                   <w:color w:val="000000"/>
-                  <w:sz w:val="20"/>
-                  <w:szCs w:val="20"/>
+                  <w:sz w:val="18"/>
+                  <w:szCs w:val="18"/>
                 </w:rPr>
                 <w:alias w:val="evidence_report_psychopedagogical"/>
                 <w:tag w:val="evidence_report_psychopedagogical"/>
@@ -6458,8 +6458,8 @@
                   <w:rPr>
                     <w:rFonts w:ascii="MS Gothic" w:hAnsi="MS Gothic" w:cs="MS Gothic" w:eastAsia="MS Gothic"/>
                     <w:color w:val="000000"/>
-                    <w:sz w:val="20"/>
-                    <w:szCs w:val="20"/>
+                    <w:sz w:val="18"/>
+                    <w:szCs w:val="18"/>
                   </w:rPr>
                   <w:t>☐</w:t>
                 </w:r>
@@ -6478,8 +6478,8 @@
                 <w:rPr>
                   <w:rFonts w:ascii="MS Gothic" w:hAnsi="MS Gothic" w:cs="MS Gothic" w:eastAsia="MS Gothic"/>
                   <w:color w:val="000000"/>
-                  <w:sz w:val="20"/>
-                  <w:szCs w:val="20"/>
+                  <w:sz w:val="18"/>
+                  <w:szCs w:val="18"/>
                 </w:rPr>
                 <w:alias w:val="evidence_learning_evaluation"/>
                 <w:tag w:val="evidence_learning_evaluation"/>
@@ -6496,8 +6496,8 @@
                   <w:rPr>
                     <w:rFonts w:ascii="MS Gothic" w:hAnsi="MS Gothic" w:cs="MS Gothic" w:eastAsia="MS Gothic"/>
                     <w:color w:val="000000"/>
-                    <w:sz w:val="20"/>
-                    <w:szCs w:val="20"/>
+                    <w:sz w:val="18"/>
+                    <w:szCs w:val="18"/>
                   </w:rPr>
                   <w:t>☐</w:t>
                 </w:r>
@@ -6534,8 +6534,8 @@
                 <w:rPr>
                   <w:rFonts w:ascii="MS Gothic" w:hAnsi="MS Gothic" w:cs="MS Gothic" w:eastAsia="MS Gothic"/>
                   <w:color w:val="000000"/>
-                  <w:sz w:val="20"/>
-                  <w:szCs w:val="20"/>
+                  <w:sz w:val="18"/>
+                  <w:szCs w:val="18"/>
                 </w:rPr>
                 <w:alias w:val="evidence_general_health_exam"/>
                 <w:tag w:val="evidence_general_health_exam"/>
@@ -6552,8 +6552,8 @@
                   <w:rPr>
                     <w:rFonts w:ascii="MS Gothic" w:hAnsi="MS Gothic" w:cs="MS Gothic" w:eastAsia="MS Gothic"/>
                     <w:color w:val="000000"/>
-                    <w:sz w:val="20"/>
-                    <w:szCs w:val="20"/>
+                    <w:sz w:val="18"/>
+                    <w:szCs w:val="18"/>
                   </w:rPr>
                   <w:t>☐</w:t>
                 </w:r>
@@ -6588,8 +6588,8 @@
                 <w:rPr>
                   <w:rFonts w:ascii="MS Gothic" w:hAnsi="MS Gothic" w:cs="MS Gothic" w:eastAsia="MS Gothic"/>
                   <w:color w:val="000000"/>
-                  <w:sz w:val="20"/>
-                  <w:szCs w:val="20"/>
+                  <w:sz w:val="18"/>
+                  <w:szCs w:val="18"/>
                 </w:rPr>
                 <w:alias w:val="evidence_specialized_health_exam"/>
                 <w:tag w:val="evidence_specialized_health_exam"/>
@@ -6606,8 +6606,8 @@
                   <w:rPr>
                     <w:rFonts w:ascii="MS Gothic" w:hAnsi="MS Gothic" w:cs="MS Gothic" w:eastAsia="MS Gothic"/>
                     <w:color w:val="000000"/>
-                    <w:sz w:val="20"/>
-                    <w:szCs w:val="20"/>
+                    <w:sz w:val="18"/>
+                    <w:szCs w:val="18"/>
                   </w:rPr>
                   <w:t>☐</w:t>
                 </w:r>
@@ -6634,8 +6634,8 @@
                 <w:rPr>
                   <w:rFonts w:ascii="Arial" w:hAnsi="Arial" w:cs="Arial"/>
                   <w:color w:val="000000"/>
-                  <w:sz w:val="20"/>
-                  <w:szCs w:val="20"/>
+                  <w:sz w:val="18"/>
+                  <w:szCs w:val="18"/>
                 </w:rPr>
                 <w:alias w:val="evidence_specialized_health_detail"/>
                 <w:tag w:val="evidence_specialized_health_detail"/>
@@ -6651,8 +6651,8 @@
                   <w:rPr>
                     <w:rFonts w:ascii="Arial" w:hAnsi="Arial" w:cs="Arial"/>
                     <w:color w:val="000000"/>
-                    <w:sz w:val="20"/>
-                    <w:szCs w:val="20"/>
+                    <w:sz w:val="18"/>
+                    <w:szCs w:val="18"/>
                     <w:lang w:val="es-CL" w:eastAsia="es-CL"/>
                   </w:rPr>
                   <w:t>Escriba aquí</w:t>
@@ -6703,8 +6703,8 @@
                 <w:rPr>
                   <w:rFonts w:ascii="MS Gothic" w:hAnsi="MS Gothic" w:cs="MS Gothic" w:eastAsia="MS Gothic"/>
                   <w:color w:val="000000"/>
-                  <w:sz w:val="20"/>
-                  <w:szCs w:val="20"/>
+                  <w:sz w:val="18"/>
+                  <w:szCs w:val="18"/>
                 </w:rPr>
                 <w:alias w:val="evidence_other"/>
                 <w:tag w:val="evidence_other"/>
@@ -6721,8 +6721,8 @@
                   <w:rPr>
                     <w:rFonts w:ascii="MS Gothic" w:hAnsi="MS Gothic" w:cs="MS Gothic" w:eastAsia="MS Gothic"/>
                     <w:color w:val="000000"/>
-                    <w:sz w:val="20"/>
-                    <w:szCs w:val="20"/>
+                    <w:sz w:val="18"/>
+                    <w:szCs w:val="18"/>
                   </w:rPr>
                   <w:t>☐</w:t>
                 </w:r>
@@ -6749,8 +6749,8 @@
                 <w:rPr>
                   <w:rFonts w:ascii="Arial" w:hAnsi="Arial" w:cs="Arial"/>
                   <w:color w:val="000000"/>
-                  <w:sz w:val="20"/>
-                  <w:szCs w:val="20"/>
+                  <w:sz w:val="18"/>
+                  <w:szCs w:val="18"/>
                 </w:rPr>
                 <w:alias w:val="evidence_other_detail"/>
                 <w:tag w:val="evidence_other_detail"/>
@@ -6766,8 +6766,8 @@
                   <w:rPr>
                     <w:rFonts w:ascii="Arial" w:hAnsi="Arial" w:cs="Arial"/>
                     <w:color w:val="000000"/>
-                    <w:sz w:val="20"/>
-                    <w:szCs w:val="20"/>
+                    <w:sz w:val="18"/>
+                    <w:szCs w:val="18"/>
                     <w:lang w:val="es-CL" w:eastAsia="es-CL"/>
                   </w:rPr>
                   <w:t>Escriba aquí</w:t>
@@ -6915,8 +6915,8 @@
                   <w:rFonts w:ascii="Arial" w:hAnsi="Arial" w:cs="Arial"/>
                   <w:b/>
                   <w:color w:val="000000"/>
-                  <w:sz w:val="20"/>
-                  <w:szCs w:val="20"/>
+                  <w:sz w:val="18"/>
+                  <w:szCs w:val="18"/>
                   <w:shd w:val="clear" w:color="auto" w:fill="D9D9D9"/>
                 </w:rPr>
                 <w:alias w:val="identification_number"/>
@@ -6933,8 +6933,8 @@
                   <w:rPr>
                     <w:rFonts w:ascii="Arial" w:hAnsi="Arial" w:cs="Arial"/>
                     <w:color w:val="000000"/>
-                    <w:sz w:val="20"/>
-                    <w:szCs w:val="20"/>
+                    <w:sz w:val="18"/>
+                    <w:szCs w:val="18"/>
                     <w:lang w:val="es-CL" w:eastAsia="es-CL"/>
                   </w:rPr>
                   <w:t>Escriba aquí</w:t>
@@ -7210,8 +7210,8 @@
               <w:rPr>
                 <w:rFonts w:ascii="Arial" w:hAnsi="Arial" w:cs="Arial"/>
                 <w:color w:val="000000"/>
-                <w:sz w:val="20"/>
-                <w:szCs w:val="20"/>
+                <w:sz w:val="18"/>
+                <w:szCs w:val="18"/>
               </w:rPr>
               <w:alias w:val="specialized_curricular_achievements"/>
               <w:tag w:val="specialized_curricular_achievements"/>
@@ -7230,16 +7230,16 @@
                   <w:rPr>
                     <w:rFonts w:ascii="Arial" w:hAnsi="Arial" w:cs="Arial"/>
                     <w:color w:val="000000"/>
-                    <w:sz w:val="20"/>
-                    <w:szCs w:val="20"/>
+                    <w:sz w:val="18"/>
+                    <w:szCs w:val="18"/>
                   </w:rPr>
                 </w:pPr>
                 <w:r>
                   <w:rPr>
                     <w:rFonts w:ascii="Arial" w:hAnsi="Arial" w:cs="Arial"/>
                     <w:color w:val="000000"/>
-                    <w:sz w:val="20"/>
-                    <w:szCs w:val="20"/>
+                    <w:sz w:val="18"/>
+                    <w:szCs w:val="18"/>
                     <w:lang w:val="es-CL" w:eastAsia="es-CL"/>
                   </w:rPr>
                   <w:t>Escriba aquí</w:t>
@@ -7366,8 +7366,8 @@
               <w:rPr>
                 <w:rFonts w:ascii="Arial" w:hAnsi="Arial" w:cs="Arial"/>
                 <w:color w:val="000000"/>
-                <w:sz w:val="20"/>
-                <w:szCs w:val="20"/>
+                <w:sz w:val="18"/>
+                <w:szCs w:val="18"/>
               </w:rPr>
               <w:alias w:val="specialized_unachieved_learning"/>
               <w:tag w:val="specialized_unachieved_learning"/>
@@ -7385,16 +7385,16 @@
                   <w:rPr>
                     <w:rFonts w:ascii="Arial" w:hAnsi="Arial" w:cs="Arial"/>
                     <w:color w:val="000000"/>
-                    <w:sz w:val="20"/>
-                    <w:szCs w:val="20"/>
+                    <w:sz w:val="18"/>
+                    <w:szCs w:val="18"/>
                   </w:rPr>
                 </w:pPr>
                 <w:r>
                   <w:rPr>
                     <w:rFonts w:ascii="Arial" w:hAnsi="Arial" w:cs="Arial"/>
                     <w:color w:val="000000"/>
-                    <w:sz w:val="20"/>
-                    <w:szCs w:val="20"/>
+                    <w:sz w:val="18"/>
+                    <w:szCs w:val="18"/>
                     <w:lang w:val="es-CL" w:eastAsia="es-CL"/>
                   </w:rPr>
                   <w:t>Escriba aquí</w:t>
@@ -7546,8 +7546,8 @@
               <w:rPr>
                 <w:rFonts w:ascii="Arial" w:hAnsi="Arial" w:cs="Arial"/>
                 <w:color w:val="000000"/>
-                <w:sz w:val="20"/>
-                <w:szCs w:val="20"/>
+                <w:sz w:val="18"/>
+                <w:szCs w:val="18"/>
               </w:rPr>
               <w:alias w:val="specialized_context_participation"/>
               <w:tag w:val="specialized_context_participation"/>
@@ -7565,16 +7565,16 @@
                   <w:rPr>
                     <w:rFonts w:ascii="Arial" w:hAnsi="Arial" w:cs="Arial"/>
                     <w:color w:val="000000"/>
-                    <w:sz w:val="20"/>
-                    <w:szCs w:val="20"/>
+                    <w:sz w:val="18"/>
+                    <w:szCs w:val="18"/>
                   </w:rPr>
                 </w:pPr>
                 <w:r>
                   <w:rPr>
                     <w:rFonts w:ascii="Arial" w:hAnsi="Arial" w:cs="Arial"/>
                     <w:color w:val="000000"/>
-                    <w:sz w:val="20"/>
-                    <w:szCs w:val="20"/>
+                    <w:sz w:val="18"/>
+                    <w:szCs w:val="18"/>
                     <w:lang w:val="es-CL" w:eastAsia="es-CL"/>
                   </w:rPr>
                   <w:t>Escriba aquí</w:t>
@@ -7688,8 +7688,8 @@
               <w:rPr>
                 <w:rFonts w:ascii="Arial" w:hAnsi="Arial" w:cs="Arial"/>
                 <w:color w:val="000000"/>
-                <w:sz w:val="20"/>
-                <w:szCs w:val="20"/>
+                <w:sz w:val="18"/>
+                <w:szCs w:val="18"/>
               </w:rPr>
               <w:alias w:val="specialized_barriers_reduction"/>
               <w:tag w:val="specialized_barriers_reduction"/>
@@ -7707,16 +7707,16 @@
                   <w:rPr>
                     <w:rFonts w:ascii="Arial" w:hAnsi="Arial" w:cs="Arial"/>
                     <w:color w:val="000000"/>
-                    <w:sz w:val="20"/>
-                    <w:szCs w:val="20"/>
+                    <w:sz w:val="18"/>
+                    <w:szCs w:val="18"/>
                   </w:rPr>
                 </w:pPr>
                 <w:r>
                   <w:rPr>
                     <w:rFonts w:ascii="Arial" w:hAnsi="Arial" w:cs="Arial"/>
                     <w:color w:val="000000"/>
-                    <w:sz w:val="20"/>
-                    <w:szCs w:val="20"/>
+                    <w:sz w:val="18"/>
+                    <w:szCs w:val="18"/>
                     <w:lang w:val="es-CL" w:eastAsia="es-CL"/>
                   </w:rPr>
                   <w:t>Escriba aquí</w:t>
@@ -7909,8 +7909,8 @@
               <w:rPr>
                 <w:rFonts w:ascii="Arial" w:hAnsi="Arial" w:cs="Arial"/>
                 <w:color w:val="000000"/>
-                <w:sz w:val="20"/>
-                <w:szCs w:val="20"/>
+                <w:sz w:val="18"/>
+                <w:szCs w:val="18"/>
               </w:rPr>
               <w:alias w:val="specialized_family_participation"/>
               <w:tag w:val="specialized_family_participation"/>
@@ -7927,16 +7927,16 @@
                   <w:rPr>
                     <w:rFonts w:ascii="Arial" w:hAnsi="Arial" w:cs="Arial"/>
                     <w:color w:val="000000"/>
-                    <w:sz w:val="20"/>
-                    <w:szCs w:val="20"/>
+                    <w:sz w:val="18"/>
+                    <w:szCs w:val="18"/>
                   </w:rPr>
                 </w:pPr>
                 <w:r>
                   <w:rPr>
                     <w:rFonts w:ascii="Arial" w:hAnsi="Arial" w:cs="Arial"/>
                     <w:color w:val="000000"/>
-                    <w:sz w:val="20"/>
-                    <w:szCs w:val="20"/>
+                    <w:sz w:val="18"/>
+                    <w:szCs w:val="18"/>
                     <w:lang w:val="es-CL" w:eastAsia="es-CL"/>
                   </w:rPr>
                   <w:t>Escriba aquí</w:t>
@@ -8037,8 +8037,8 @@
               <w:rPr>
                 <w:rFonts w:ascii="Arial" w:hAnsi="Arial" w:cs="Arial"/>
                 <w:color w:val="000000"/>
-                <w:sz w:val="20"/>
-                <w:szCs w:val="20"/>
+                <w:sz w:val="18"/>
+                <w:szCs w:val="18"/>
               </w:rPr>
               <w:alias w:val="specialized_next_period_emphasis"/>
               <w:tag w:val="specialized_next_period_emphasis"/>
@@ -8055,16 +8055,16 @@
                   <w:rPr>
                     <w:rFonts w:ascii="Arial" w:hAnsi="Arial" w:cs="Arial"/>
                     <w:color w:val="000000"/>
-                    <w:sz w:val="20"/>
-                    <w:szCs w:val="20"/>
+                    <w:sz w:val="18"/>
+                    <w:szCs w:val="18"/>
                   </w:rPr>
                 </w:pPr>
                 <w:r>
                   <w:rPr>
                     <w:rFonts w:ascii="Arial" w:hAnsi="Arial" w:cs="Arial"/>
                     <w:color w:val="000000"/>
-                    <w:sz w:val="20"/>
-                    <w:szCs w:val="20"/>
+                    <w:sz w:val="18"/>
+                    <w:szCs w:val="18"/>
                     <w:lang w:val="es-CL" w:eastAsia="es-CL"/>
                   </w:rPr>
                   <w:t>Escriba aquí</w:t>
@@ -8271,8 +8271,8 @@
               <w:rPr>
                 <w:rFonts w:ascii="Arial" w:hAnsi="Arial" w:cs="Arial"/>
                 <w:color w:val="000000"/>
-                <w:sz w:val="20"/>
-                <w:szCs w:val="20"/>
+                <w:sz w:val="18"/>
+                <w:szCs w:val="18"/>
               </w:rPr>
               <w:alias w:val="specialized_dea_literacy_math_progress"/>
               <w:tag w:val="specialized_dea_literacy_math_progress"/>
@@ -8290,16 +8290,16 @@
                   <w:rPr>
                     <w:rFonts w:ascii="Arial" w:hAnsi="Arial" w:cs="Arial"/>
                     <w:color w:val="000000"/>
-                    <w:sz w:val="20"/>
-                    <w:szCs w:val="20"/>
+                    <w:sz w:val="18"/>
+                    <w:szCs w:val="18"/>
                   </w:rPr>
                 </w:pPr>
                 <w:r>
                   <w:rPr>
                     <w:rFonts w:ascii="Arial" w:hAnsi="Arial" w:cs="Arial"/>
                     <w:color w:val="000000"/>
-                    <w:sz w:val="20"/>
-                    <w:szCs w:val="20"/>
+                    <w:sz w:val="18"/>
+                    <w:szCs w:val="18"/>
                     <w:lang w:val="es-CL" w:eastAsia="es-CL"/>
                   </w:rPr>
                   <w:t>Escriba aquí</w:t>
@@ -8470,8 +8470,8 @@
                 <w:rPr>
                   <w:rFonts w:ascii="Arial" w:hAnsi="Arial" w:cs="Arial"/>
                   <w:color w:val="000000"/>
-                  <w:sz w:val="20"/>
-                  <w:szCs w:val="20"/>
+                  <w:sz w:val="18"/>
+                  <w:szCs w:val="18"/>
                 </w:rPr>
                 <w:alias w:val="specialized_next_period_reading"/>
                 <w:tag w:val="specialized_next_period_reading"/>
@@ -8487,8 +8487,8 @@
                   <w:rPr>
                     <w:rFonts w:ascii="Arial" w:hAnsi="Arial" w:cs="Arial"/>
                     <w:color w:val="000000"/>
-                    <w:sz w:val="20"/>
-                    <w:szCs w:val="20"/>
+                    <w:sz w:val="18"/>
+                    <w:szCs w:val="18"/>
                     <w:lang w:val="es-CL" w:eastAsia="es-CL"/>
                   </w:rPr>
                   <w:t>Escriba aquí</w:t>
@@ -8565,8 +8565,8 @@
               <w:rPr>
                 <w:rFonts w:ascii="Arial" w:hAnsi="Arial" w:cs="Arial"/>
                 <w:color w:val="000000"/>
-                <w:sz w:val="20"/>
-                <w:szCs w:val="20"/>
+                <w:sz w:val="18"/>
+                <w:szCs w:val="18"/>
               </w:rPr>
               <w:alias w:val="specialized_next_period_writing"/>
               <w:tag w:val="specialized_next_period_writing"/>
@@ -8584,16 +8584,16 @@
                   <w:rPr>
                     <w:rFonts w:ascii="Arial" w:hAnsi="Arial" w:cs="Arial"/>
                     <w:color w:val="000000"/>
-                    <w:sz w:val="20"/>
-                    <w:szCs w:val="20"/>
+                    <w:sz w:val="18"/>
+                    <w:szCs w:val="18"/>
                   </w:rPr>
                 </w:pPr>
                 <w:r>
                   <w:rPr>
                     <w:rFonts w:ascii="Arial" w:hAnsi="Arial" w:cs="Arial"/>
                     <w:color w:val="000000"/>
-                    <w:sz w:val="20"/>
-                    <w:szCs w:val="20"/>
+                    <w:sz w:val="18"/>
+                    <w:szCs w:val="18"/>
                     <w:lang w:val="es-CL" w:eastAsia="es-CL"/>
                   </w:rPr>
                   <w:t>Escriba aquí</w:t>
@@ -8662,8 +8662,8 @@
               <w:rPr>
                 <w:rFonts w:ascii="Arial" w:hAnsi="Arial" w:cs="Arial"/>
                 <w:color w:val="000000"/>
-                <w:sz w:val="20"/>
-                <w:szCs w:val="20"/>
+                <w:sz w:val="18"/>
+                <w:szCs w:val="18"/>
               </w:rPr>
               <w:alias w:val="specialized_next_period_math"/>
               <w:tag w:val="specialized_next_period_math"/>
@@ -8681,16 +8681,16 @@
                   <w:rPr>
                     <w:rFonts w:ascii="Arial" w:hAnsi="Arial" w:cs="Arial"/>
                     <w:color w:val="000000"/>
-                    <w:sz w:val="20"/>
-                    <w:szCs w:val="20"/>
+                    <w:sz w:val="18"/>
+                    <w:szCs w:val="18"/>
                   </w:rPr>
                 </w:pPr>
                 <w:r>
                   <w:rPr>
                     <w:rFonts w:ascii="Arial" w:hAnsi="Arial" w:cs="Arial"/>
                     <w:color w:val="000000"/>
-                    <w:sz w:val="20"/>
-                    <w:szCs w:val="20"/>
+                    <w:sz w:val="18"/>
+                    <w:szCs w:val="18"/>
                     <w:lang w:val="es-CL" w:eastAsia="es-CL"/>
                   </w:rPr>
                   <w:t>Escriba aquí</w:t>
@@ -8758,8 +8758,8 @@
               <w:rPr>
                 <w:rFonts w:ascii="Arial" w:hAnsi="Arial" w:cs="Arial"/>
                 <w:color w:val="000000"/>
-                <w:sz w:val="20"/>
-                <w:szCs w:val="20"/>
+                <w:sz w:val="18"/>
+                <w:szCs w:val="18"/>
               </w:rPr>
               <w:alias w:val="specialized_next_period_other"/>
               <w:tag w:val="specialized_next_period_other"/>
@@ -8777,16 +8777,16 @@
                   <w:rPr>
                     <w:rFonts w:ascii="Arial" w:hAnsi="Arial" w:cs="Arial"/>
                     <w:color w:val="000000"/>
-                    <w:sz w:val="20"/>
-                    <w:szCs w:val="20"/>
+                    <w:sz w:val="18"/>
+                    <w:szCs w:val="18"/>
                   </w:rPr>
                 </w:pPr>
                 <w:r>
                   <w:rPr>
                     <w:rFonts w:ascii="Arial" w:hAnsi="Arial" w:cs="Arial"/>
                     <w:color w:val="000000"/>
-                    <w:sz w:val="20"/>
-                    <w:szCs w:val="20"/>
+                    <w:sz w:val="18"/>
+                    <w:szCs w:val="18"/>
                     <w:lang w:val="es-CL" w:eastAsia="es-CL"/>
                   </w:rPr>
                   <w:t>Escriba aquí</w:t>
@@ -8854,8 +8854,8 @@
                 <w:rPr>
                   <w:rFonts w:ascii="Arial" w:hAnsi="Arial" w:cs="Arial"/>
                   <w:color w:val="000000"/>
-                  <w:sz w:val="20"/>
-                  <w:szCs w:val="20"/>
+                  <w:sz w:val="18"/>
+                  <w:szCs w:val="18"/>
                 </w:rPr>
                 <w:alias w:val="specialized_tab_observations"/>
                 <w:tag w:val="specialized_tab_observations"/>
@@ -8871,8 +8871,8 @@
                   <w:rPr>
                     <w:rFonts w:ascii="Arial" w:hAnsi="Arial" w:cs="Arial"/>
                     <w:color w:val="000000"/>
-                    <w:sz w:val="20"/>
-                    <w:szCs w:val="20"/>
+                    <w:sz w:val="18"/>
+                    <w:szCs w:val="18"/>
                     <w:lang w:val="es-CL" w:eastAsia="es-CL"/>
                   </w:rPr>
                   <w:t>Escriba aquí</w:t>
@@ -9161,8 +9161,8 @@
                   <w:rFonts w:ascii="Arial" w:hAnsi="Arial" w:cs="Arial"/>
                   <w:b/>
                   <w:color w:val="000000"/>
-                  <w:sz w:val="20"/>
-                  <w:szCs w:val="20"/>
+                  <w:sz w:val="18"/>
+                  <w:szCs w:val="18"/>
                   <w:shd w:val="clear" w:color="auto" w:fill="D9D9D9"/>
                 </w:rPr>
                 <w:alias w:val="identification_number"/>
@@ -9179,8 +9179,8 @@
                   <w:rPr>
                     <w:rFonts w:ascii="Arial" w:hAnsi="Arial" w:cs="Arial"/>
                     <w:color w:val="000000"/>
-                    <w:sz w:val="20"/>
-                    <w:szCs w:val="20"/>
+                    <w:sz w:val="18"/>
+                    <w:szCs w:val="18"/>
                     <w:lang w:val="es-CL" w:eastAsia="es-CL"/>
                   </w:rPr>
                   <w:t>Escriba aquí</w:t>
@@ -9289,8 +9289,8 @@
                 <w:rPr>
                   <w:rFonts w:ascii="MS Gothic" w:hAnsi="MS Gothic" w:cs="MS Gothic" w:eastAsia="MS Gothic"/>
                   <w:color w:val="000000"/>
-                  <w:sz w:val="20"/>
-                  <w:szCs w:val="20"/>
+                  <w:sz w:val="18"/>
+                  <w:szCs w:val="18"/>
                 </w:rPr>
                 <w:alias w:val="support_area_curricular_general"/>
                 <w:tag w:val="support_area_curricular_general"/>
@@ -9307,8 +9307,8 @@
                   <w:rPr>
                     <w:rFonts w:ascii="MS Gothic" w:hAnsi="MS Gothic" w:cs="MS Gothic" w:eastAsia="MS Gothic"/>
                     <w:color w:val="000000"/>
-                    <w:sz w:val="20"/>
-                    <w:szCs w:val="20"/>
+                    <w:sz w:val="18"/>
+                    <w:szCs w:val="18"/>
                   </w:rPr>
                   <w:t>☐</w:t>
                 </w:r>
@@ -9327,8 +9327,8 @@
                 <w:rPr>
                   <w:rFonts w:ascii="MS Gothic" w:hAnsi="MS Gothic" w:cs="MS Gothic" w:eastAsia="MS Gothic"/>
                   <w:color w:val="000000"/>
-                  <w:sz w:val="20"/>
-                  <w:szCs w:val="20"/>
+                  <w:sz w:val="18"/>
+                  <w:szCs w:val="18"/>
                 </w:rPr>
                 <w:alias w:val="support_area_specific_subjects"/>
                 <w:tag w:val="support_area_specific_subjects"/>
@@ -9345,8 +9345,8 @@
                   <w:rPr>
                     <w:rFonts w:ascii="MS Gothic" w:hAnsi="MS Gothic" w:cs="MS Gothic" w:eastAsia="MS Gothic"/>
                     <w:color w:val="000000"/>
-                    <w:sz w:val="20"/>
-                    <w:szCs w:val="20"/>
+                    <w:sz w:val="18"/>
+                    <w:szCs w:val="18"/>
                   </w:rPr>
                   <w:t>☐</w:t>
                 </w:r>
@@ -9381,8 +9381,8 @@
                 <w:rPr>
                   <w:rFonts w:ascii="MS Gothic" w:hAnsi="MS Gothic" w:cs="MS Gothic" w:eastAsia="MS Gothic"/>
                   <w:color w:val="000000"/>
-                  <w:sz w:val="20"/>
-                  <w:szCs w:val="20"/>
+                  <w:sz w:val="18"/>
+                  <w:szCs w:val="18"/>
                 </w:rPr>
                 <w:alias w:val="support_area_oral_language"/>
                 <w:tag w:val="support_area_oral_language"/>
@@ -9399,8 +9399,8 @@
                   <w:rPr>
                     <w:rFonts w:ascii="MS Gothic" w:hAnsi="MS Gothic" w:cs="MS Gothic" w:eastAsia="MS Gothic"/>
                     <w:color w:val="000000"/>
-                    <w:sz w:val="20"/>
-                    <w:szCs w:val="20"/>
+                    <w:sz w:val="18"/>
+                    <w:szCs w:val="18"/>
                   </w:rPr>
                   <w:t>☐</w:t>
                 </w:r>
@@ -9419,8 +9419,8 @@
                 <w:rPr>
                   <w:rFonts w:ascii="MS Gothic" w:hAnsi="MS Gothic" w:cs="MS Gothic" w:eastAsia="MS Gothic"/>
                   <w:color w:val="000000"/>
-                  <w:sz w:val="20"/>
-                  <w:szCs w:val="20"/>
+                  <w:sz w:val="18"/>
+                  <w:szCs w:val="18"/>
                 </w:rPr>
                 <w:alias w:val="support_area_affective_social"/>
                 <w:tag w:val="support_area_affective_social"/>
@@ -9437,8 +9437,8 @@
                   <w:rPr>
                     <w:rFonts w:ascii="MS Gothic" w:hAnsi="MS Gothic" w:cs="MS Gothic" w:eastAsia="MS Gothic"/>
                     <w:color w:val="000000"/>
-                    <w:sz w:val="20"/>
-                    <w:szCs w:val="20"/>
+                    <w:sz w:val="18"/>
+                    <w:szCs w:val="18"/>
                   </w:rPr>
                   <w:t>☐</w:t>
                 </w:r>
@@ -9457,8 +9457,8 @@
                 <w:rPr>
                   <w:rFonts w:ascii="MS Gothic" w:hAnsi="MS Gothic" w:cs="MS Gothic" w:eastAsia="MS Gothic"/>
                   <w:color w:val="000000"/>
-                  <w:sz w:val="20"/>
-                  <w:szCs w:val="20"/>
+                  <w:sz w:val="18"/>
+                  <w:szCs w:val="18"/>
                 </w:rPr>
                 <w:alias w:val="support_area_adaptive_functioning"/>
                 <w:tag w:val="support_area_adaptive_functioning"/>
@@ -9475,8 +9475,8 @@
                   <w:rPr>
                     <w:rFonts w:ascii="MS Gothic" w:hAnsi="MS Gothic" w:cs="MS Gothic" w:eastAsia="MS Gothic"/>
                     <w:color w:val="000000"/>
-                    <w:sz w:val="20"/>
-                    <w:szCs w:val="20"/>
+                    <w:sz w:val="18"/>
+                    <w:szCs w:val="18"/>
                   </w:rPr>
                   <w:t>☐</w:t>
                 </w:r>
@@ -9503,8 +9503,8 @@
                 <w:rPr>
                   <w:rFonts w:ascii="MS Gothic" w:hAnsi="MS Gothic" w:cs="MS Gothic" w:eastAsia="MS Gothic"/>
                   <w:color w:val="000000"/>
-                  <w:sz w:val="20"/>
-                  <w:szCs w:val="20"/>
+                  <w:sz w:val="18"/>
+                  <w:szCs w:val="18"/>
                 </w:rPr>
                 <w:alias w:val="support_area_autonomy"/>
                 <w:tag w:val="support_area_autonomy"/>
@@ -9521,8 +9521,8 @@
                   <w:rPr>
                     <w:rFonts w:ascii="MS Gothic" w:hAnsi="MS Gothic" w:cs="MS Gothic" w:eastAsia="MS Gothic"/>
                     <w:color w:val="000000"/>
-                    <w:sz w:val="20"/>
-                    <w:szCs w:val="20"/>
+                    <w:sz w:val="18"/>
+                    <w:szCs w:val="18"/>
                   </w:rPr>
                   <w:t>☐</w:t>
                 </w:r>
@@ -9559,8 +9559,8 @@
                 <w:rPr>
                   <w:rFonts w:ascii="MS Gothic" w:hAnsi="MS Gothic" w:cs="MS Gothic" w:eastAsia="MS Gothic"/>
                   <w:color w:val="000000"/>
-                  <w:sz w:val="20"/>
-                  <w:szCs w:val="20"/>
+                  <w:sz w:val="18"/>
+                  <w:szCs w:val="18"/>
                 </w:rPr>
                 <w:alias w:val="support_area_cognitive_functions"/>
                 <w:tag w:val="support_area_cognitive_functions"/>
@@ -9577,8 +9577,8 @@
                   <w:rPr>
                     <w:rFonts w:ascii="MS Gothic" w:hAnsi="MS Gothic" w:cs="MS Gothic" w:eastAsia="MS Gothic"/>
                     <w:color w:val="000000"/>
-                    <w:sz w:val="20"/>
-                    <w:szCs w:val="20"/>
+                    <w:sz w:val="18"/>
+                    <w:szCs w:val="18"/>
                   </w:rPr>
                   <w:t>☐</w:t>
                 </w:r>
@@ -9597,8 +9597,8 @@
                 <w:rPr>
                   <w:rFonts w:ascii="MS Gothic" w:hAnsi="MS Gothic" w:cs="MS Gothic" w:eastAsia="MS Gothic"/>
                   <w:color w:val="000000"/>
-                  <w:sz w:val="20"/>
-                  <w:szCs w:val="20"/>
+                  <w:sz w:val="18"/>
+                  <w:szCs w:val="18"/>
                 </w:rPr>
                 <w:alias w:val="support_area_executive_functions"/>
                 <w:tag w:val="support_area_executive_functions"/>
@@ -9615,8 +9615,8 @@
                   <w:rPr>
                     <w:rFonts w:ascii="MS Gothic" w:hAnsi="MS Gothic" w:cs="MS Gothic" w:eastAsia="MS Gothic"/>
                     <w:color w:val="000000"/>
-                    <w:sz w:val="20"/>
-                    <w:szCs w:val="20"/>
+                    <w:sz w:val="18"/>
+                    <w:szCs w:val="18"/>
                   </w:rPr>
                   <w:t>☐</w:t>
                 </w:r>
@@ -9635,8 +9635,8 @@
                 <w:rPr>
                   <w:rFonts w:ascii="MS Gothic" w:hAnsi="MS Gothic" w:cs="MS Gothic" w:eastAsia="MS Gothic"/>
                   <w:color w:val="000000"/>
-                  <w:sz w:val="20"/>
-                  <w:szCs w:val="20"/>
+                  <w:sz w:val="18"/>
+                  <w:szCs w:val="18"/>
                 </w:rPr>
                 <w:alias w:val="support_area_communication"/>
                 <w:tag w:val="support_area_communication"/>
@@ -9653,8 +9653,8 @@
                   <w:rPr>
                     <w:rFonts w:ascii="MS Gothic" w:hAnsi="MS Gothic" w:cs="MS Gothic" w:eastAsia="MS Gothic"/>
                     <w:color w:val="000000"/>
-                    <w:sz w:val="20"/>
-                    <w:szCs w:val="20"/>
+                    <w:sz w:val="18"/>
+                    <w:szCs w:val="18"/>
                   </w:rPr>
                   <w:t>☐</w:t>
                 </w:r>
@@ -9681,8 +9681,8 @@
                 <w:rPr>
                   <w:rFonts w:ascii="MS Gothic" w:hAnsi="MS Gothic" w:cs="MS Gothic" w:eastAsia="MS Gothic"/>
                   <w:color w:val="000000"/>
-                  <w:sz w:val="20"/>
-                  <w:szCs w:val="20"/>
+                  <w:sz w:val="18"/>
+                  <w:szCs w:val="18"/>
                 </w:rPr>
                 <w:alias w:val="support_area_social_adaptation"/>
                 <w:tag w:val="support_area_social_adaptation"/>
@@ -9699,8 +9699,8 @@
                   <w:rPr>
                     <w:rFonts w:ascii="MS Gothic" w:hAnsi="MS Gothic" w:cs="MS Gothic" w:eastAsia="MS Gothic"/>
                     <w:color w:val="000000"/>
-                    <w:sz w:val="20"/>
-                    <w:szCs w:val="20"/>
+                    <w:sz w:val="18"/>
+                    <w:szCs w:val="18"/>
                   </w:rPr>
                   <w:t>☐</w:t>
                 </w:r>
@@ -9719,8 +9719,8 @@
                 <w:rPr>
                   <w:rFonts w:ascii="MS Gothic" w:hAnsi="MS Gothic" w:cs="MS Gothic" w:eastAsia="MS Gothic"/>
                   <w:color w:val="000000"/>
-                  <w:sz w:val="20"/>
-                  <w:szCs w:val="20"/>
+                  <w:sz w:val="18"/>
+                  <w:szCs w:val="18"/>
                 </w:rPr>
                 <w:alias w:val="support_area_other"/>
                 <w:tag w:val="support_area_other"/>
@@ -9737,8 +9737,8 @@
                   <w:rPr>
                     <w:rFonts w:ascii="MS Gothic" w:hAnsi="MS Gothic" w:cs="MS Gothic" w:eastAsia="MS Gothic"/>
                     <w:color w:val="000000"/>
-                    <w:sz w:val="20"/>
-                    <w:szCs w:val="20"/>
+                    <w:sz w:val="18"/>
+                    <w:szCs w:val="18"/>
                   </w:rPr>
                   <w:t>☐</w:t>
                 </w:r>
@@ -9757,8 +9757,8 @@
                 <w:rPr>
                   <w:rFonts w:ascii="Arial" w:hAnsi="Arial" w:cs="Arial"/>
                   <w:color w:val="000000"/>
-                  <w:sz w:val="20"/>
-                  <w:szCs w:val="20"/>
+                  <w:sz w:val="18"/>
+                  <w:szCs w:val="18"/>
                 </w:rPr>
                 <w:alias w:val="support_area_other_detail"/>
                 <w:tag w:val="support_area_other_detail"/>
@@ -9774,8 +9774,8 @@
                   <w:rPr>
                     <w:rFonts w:ascii="Arial" w:hAnsi="Arial" w:cs="Arial"/>
                     <w:color w:val="000000"/>
-                    <w:sz w:val="20"/>
-                    <w:szCs w:val="20"/>
+                    <w:sz w:val="18"/>
+                    <w:szCs w:val="18"/>
                     <w:lang w:val="es-CL" w:eastAsia="es-CL"/>
                   </w:rPr>
                   <w:t>Escriba aquí</w:t>
@@ -10193,8 +10193,8 @@
                 <w:rFonts w:ascii="Arial" w:hAnsi="Arial" w:cs="Arial"/>
                 <w:bCs/>
                 <w:color w:val="000000"/>
-                <w:sz w:val="20"/>
-                <w:szCs w:val="20"/>
+                <w:sz w:val="18"/>
+                <w:szCs w:val="18"/>
               </w:rPr>
               <w:alias w:val="support_personal_specific"/>
               <w:tag w:val="support_personal_specific"/>
@@ -10212,16 +10212,16 @@
                     <w:rFonts w:ascii="Arial" w:hAnsi="Arial" w:cs="Arial"/>
                     <w:bCs/>
                     <w:color w:val="000000"/>
-                    <w:sz w:val="20"/>
-                    <w:szCs w:val="20"/>
+                    <w:sz w:val="18"/>
+                    <w:szCs w:val="18"/>
                   </w:rPr>
                 </w:pPr>
                 <w:r>
                   <w:rPr>
                     <w:rFonts w:ascii="Arial" w:hAnsi="Arial" w:cs="Arial"/>
                     <w:color w:val="000000"/>
-                    <w:sz w:val="20"/>
-                    <w:szCs w:val="20"/>
+                    <w:sz w:val="18"/>
+                    <w:szCs w:val="18"/>
                     <w:lang w:val="es-CL" w:eastAsia="es-CL"/>
                   </w:rPr>
                   <w:t>Escriba aquí</w:t>
@@ -10257,8 +10257,8 @@
             <w:rPr>
               <w:rFonts w:ascii="Arial" w:hAnsi="Arial" w:cs="Arial"/>
               <w:color w:val="000000"/>
-              <w:sz w:val="20"/>
-              <w:szCs w:val="20"/>
+              <w:sz w:val="18"/>
+              <w:szCs w:val="18"/>
             </w:rPr>
             <w:alias w:val="support_personal_effectiveness"/>
             <w:tag w:val="support_personal_effectiveness"/>
@@ -10286,16 +10286,16 @@
                   <w:rPr>
                     <w:rFonts w:ascii="Arial" w:hAnsi="Arial" w:cs="Arial"/>
                     <w:color w:val="000000"/>
-                    <w:sz w:val="20"/>
-                    <w:szCs w:val="20"/>
+                    <w:sz w:val="18"/>
+                    <w:szCs w:val="18"/>
                   </w:rPr>
                 </w:pPr>
                 <w:r>
                   <w:rPr>
                     <w:rFonts w:ascii="Arial" w:hAnsi="Arial" w:cs="Arial"/>
                     <w:color w:val="000000"/>
-                    <w:sz w:val="20"/>
-                    <w:szCs w:val="20"/>
+                    <w:sz w:val="18"/>
+                    <w:szCs w:val="18"/>
                     <w:lang w:val="es-CL" w:eastAsia="es-CL"/>
                   </w:rPr>
                   <w:t>Escriba aquí</w:t>
@@ -10309,8 +10309,8 @@
             <w:rPr>
               <w:rFonts w:ascii="MS Gothic" w:hAnsi="MS Gothic" w:cs="MS Gothic" w:eastAsia="MS Gothic"/>
               <w:color w:val="000000"/>
-              <w:sz w:val="20"/>
-              <w:szCs w:val="20"/>
+              <w:sz w:val="18"/>
+              <w:szCs w:val="18"/>
             </w:rPr>
             <w:alias w:val="support_personal_continuity__si"/>
             <w:tag w:val="support_personal_continuity__si"/>
@@ -10347,8 +10347,8 @@
                   <w:rPr>
                     <w:rFonts w:ascii="MS Gothic" w:hAnsi="MS Gothic" w:cs="MS Gothic" w:eastAsia="MS Gothic"/>
                     <w:color w:val="000000"/>
-                    <w:sz w:val="20"/>
-                    <w:szCs w:val="20"/>
+                    <w:sz w:val="18"/>
+                    <w:szCs w:val="18"/>
                   </w:rPr>
                   <w:t>☐</w:t>
                 </w:r>
@@ -10361,8 +10361,8 @@
             <w:rPr>
               <w:rFonts w:ascii="MS Gothic" w:hAnsi="MS Gothic" w:cs="MS Gothic" w:eastAsia="MS Gothic"/>
               <w:color w:val="000000"/>
-              <w:sz w:val="20"/>
-              <w:szCs w:val="20"/>
+              <w:sz w:val="18"/>
+              <w:szCs w:val="18"/>
             </w:rPr>
             <w:alias w:val="support_personal_continuity__no"/>
             <w:tag w:val="support_personal_continuity__no"/>
@@ -10399,8 +10399,8 @@
                   <w:rPr>
                     <w:rFonts w:ascii="MS Gothic" w:hAnsi="MS Gothic" w:cs="MS Gothic" w:eastAsia="MS Gothic"/>
                     <w:color w:val="000000"/>
-                    <w:sz w:val="20"/>
-                    <w:szCs w:val="20"/>
+                    <w:sz w:val="18"/>
+                    <w:szCs w:val="18"/>
                   </w:rPr>
                   <w:t>☐</w:t>
                 </w:r>
@@ -10413,8 +10413,8 @@
             <w:rPr>
               <w:rFonts w:ascii="Arial" w:hAnsi="Arial" w:cs="Arial"/>
               <w:color w:val="000000"/>
-              <w:sz w:val="20"/>
-              <w:szCs w:val="20"/>
+              <w:sz w:val="18"/>
+              <w:szCs w:val="18"/>
             </w:rPr>
             <w:alias w:val="support_personal_observations"/>
             <w:tag w:val="support_personal_observations"/>
@@ -10443,16 +10443,16 @@
                   <w:rPr>
                     <w:rFonts w:ascii="Arial" w:hAnsi="Arial" w:cs="Arial"/>
                     <w:color w:val="000000"/>
-                    <w:sz w:val="20"/>
-                    <w:szCs w:val="20"/>
+                    <w:sz w:val="18"/>
+                    <w:szCs w:val="18"/>
                   </w:rPr>
                 </w:pPr>
                 <w:r>
                   <w:rPr>
                     <w:rFonts w:ascii="Arial" w:hAnsi="Arial" w:cs="Arial"/>
                     <w:color w:val="000000"/>
-                    <w:sz w:val="20"/>
-                    <w:szCs w:val="20"/>
+                    <w:sz w:val="18"/>
+                    <w:szCs w:val="18"/>
                     <w:lang w:val="es-CL" w:eastAsia="es-CL"/>
                   </w:rPr>
                   <w:t>Escriba aquí</w:t>
@@ -10505,8 +10505,8 @@
                 <w:b/>
                 <w:i/>
                 <w:color w:val="000000"/>
-                <w:sz w:val="20"/>
-                <w:szCs w:val="20"/>
+                <w:sz w:val="18"/>
+                <w:szCs w:val="18"/>
               </w:rPr>
               <w:alias w:val="support_curricular_specific"/>
               <w:tag w:val="support_curricular_specific"/>
@@ -10525,16 +10525,16 @@
                     <w:b/>
                     <w:i/>
                     <w:color w:val="000000"/>
-                    <w:sz w:val="20"/>
-                    <w:szCs w:val="20"/>
+                    <w:sz w:val="18"/>
+                    <w:szCs w:val="18"/>
                   </w:rPr>
                 </w:pPr>
                 <w:r>
                   <w:rPr>
                     <w:rFonts w:ascii="Arial" w:hAnsi="Arial" w:cs="Arial"/>
                     <w:color w:val="000000"/>
-                    <w:sz w:val="20"/>
-                    <w:szCs w:val="20"/>
+                    <w:sz w:val="18"/>
+                    <w:szCs w:val="18"/>
                     <w:lang w:val="es-CL" w:eastAsia="es-CL"/>
                   </w:rPr>
                   <w:t>Escriba aquí</w:t>
@@ -10548,8 +10548,8 @@
             <w:rPr>
               <w:rFonts w:ascii="Arial" w:hAnsi="Arial" w:cs="Arial"/>
               <w:color w:val="000000"/>
-              <w:sz w:val="20"/>
-              <w:szCs w:val="20"/>
+              <w:sz w:val="18"/>
+              <w:szCs w:val="18"/>
             </w:rPr>
             <w:alias w:val="support_curricular_effectiveness"/>
             <w:tag w:val="support_curricular_effectiveness"/>
@@ -10577,16 +10577,16 @@
                   <w:rPr>
                     <w:rFonts w:ascii="Arial" w:hAnsi="Arial" w:cs="Arial"/>
                     <w:color w:val="000000"/>
-                    <w:sz w:val="20"/>
-                    <w:szCs w:val="20"/>
+                    <w:sz w:val="18"/>
+                    <w:szCs w:val="18"/>
                   </w:rPr>
                 </w:pPr>
                 <w:r>
                   <w:rPr>
                     <w:rFonts w:ascii="Arial" w:hAnsi="Arial" w:cs="Arial"/>
                     <w:color w:val="000000"/>
-                    <w:sz w:val="20"/>
-                    <w:szCs w:val="20"/>
+                    <w:sz w:val="18"/>
+                    <w:szCs w:val="18"/>
                     <w:lang w:val="es-CL" w:eastAsia="es-CL"/>
                   </w:rPr>
                   <w:t>Escriba aquí</w:t>
@@ -10600,8 +10600,8 @@
             <w:rPr>
               <w:rFonts w:ascii="MS Gothic" w:hAnsi="MS Gothic" w:cs="MS Gothic" w:eastAsia="MS Gothic"/>
               <w:color w:val="000000"/>
-              <w:sz w:val="20"/>
-              <w:szCs w:val="20"/>
+              <w:sz w:val="18"/>
+              <w:szCs w:val="18"/>
             </w:rPr>
             <w:alias w:val="support_curricular_continuity__si"/>
             <w:tag w:val="support_curricular_continuity__si"/>
@@ -10638,8 +10638,8 @@
                   <w:rPr>
                     <w:rFonts w:ascii="MS Gothic" w:hAnsi="MS Gothic" w:cs="MS Gothic" w:eastAsia="MS Gothic"/>
                     <w:color w:val="000000"/>
-                    <w:sz w:val="20"/>
-                    <w:szCs w:val="20"/>
+                    <w:sz w:val="18"/>
+                    <w:szCs w:val="18"/>
                   </w:rPr>
                   <w:t>☐</w:t>
                 </w:r>
@@ -10652,8 +10652,8 @@
             <w:rPr>
               <w:rFonts w:ascii="MS Gothic" w:hAnsi="MS Gothic" w:cs="MS Gothic" w:eastAsia="MS Gothic"/>
               <w:color w:val="000000"/>
-              <w:sz w:val="20"/>
-              <w:szCs w:val="20"/>
+              <w:sz w:val="18"/>
+              <w:szCs w:val="18"/>
             </w:rPr>
             <w:alias w:val="support_curricular_continuity__no"/>
             <w:tag w:val="support_curricular_continuity__no"/>
@@ -10690,8 +10690,8 @@
                   <w:rPr>
                     <w:rFonts w:ascii="MS Gothic" w:hAnsi="MS Gothic" w:cs="MS Gothic" w:eastAsia="MS Gothic"/>
                     <w:color w:val="000000"/>
-                    <w:sz w:val="20"/>
-                    <w:szCs w:val="20"/>
+                    <w:sz w:val="18"/>
+                    <w:szCs w:val="18"/>
                   </w:rPr>
                   <w:t>☐</w:t>
                 </w:r>
@@ -10704,8 +10704,8 @@
             <w:rPr>
               <w:rFonts w:ascii="Arial" w:hAnsi="Arial" w:cs="Arial"/>
               <w:color w:val="000000"/>
-              <w:sz w:val="20"/>
-              <w:szCs w:val="20"/>
+              <w:sz w:val="18"/>
+              <w:szCs w:val="18"/>
             </w:rPr>
             <w:alias w:val="support_curricular_observations"/>
             <w:tag w:val="support_curricular_observations"/>
@@ -10734,16 +10734,16 @@
                   <w:rPr>
                     <w:rFonts w:ascii="Arial" w:hAnsi="Arial" w:cs="Arial"/>
                     <w:color w:val="000000"/>
-                    <w:sz w:val="20"/>
-                    <w:szCs w:val="20"/>
+                    <w:sz w:val="18"/>
+                    <w:szCs w:val="18"/>
                   </w:rPr>
                 </w:pPr>
                 <w:r>
                   <w:rPr>
                     <w:rFonts w:ascii="Arial" w:hAnsi="Arial" w:cs="Arial"/>
                     <w:color w:val="000000"/>
-                    <w:sz w:val="20"/>
-                    <w:szCs w:val="20"/>
+                    <w:sz w:val="18"/>
+                    <w:szCs w:val="18"/>
                     <w:lang w:val="es-CL" w:eastAsia="es-CL"/>
                   </w:rPr>
                   <w:t>Escriba aquí</w:t>
@@ -10795,8 +10795,8 @@
                 <w:rFonts w:ascii="Arial" w:hAnsi="Arial" w:cs="Arial"/>
                 <w:bCs/>
                 <w:color w:val="000000"/>
-                <w:sz w:val="20"/>
-                <w:szCs w:val="20"/>
+                <w:sz w:val="18"/>
+                <w:szCs w:val="18"/>
               </w:rPr>
               <w:alias w:val="support_materials_specific"/>
               <w:tag w:val="support_materials_specific"/>
@@ -10814,16 +10814,16 @@
                     <w:rFonts w:ascii="Arial" w:hAnsi="Arial" w:cs="Arial"/>
                     <w:bCs/>
                     <w:color w:val="000000"/>
-                    <w:sz w:val="20"/>
-                    <w:szCs w:val="20"/>
+                    <w:sz w:val="18"/>
+                    <w:szCs w:val="18"/>
                   </w:rPr>
                 </w:pPr>
                 <w:r>
                   <w:rPr>
                     <w:rFonts w:ascii="Arial" w:hAnsi="Arial" w:cs="Arial"/>
                     <w:color w:val="000000"/>
-                    <w:sz w:val="20"/>
-                    <w:szCs w:val="20"/>
+                    <w:sz w:val="18"/>
+                    <w:szCs w:val="18"/>
                     <w:lang w:val="es-CL" w:eastAsia="es-CL"/>
                   </w:rPr>
                   <w:t>Escriba aquí</w:t>
@@ -10859,8 +10859,8 @@
             <w:rPr>
               <w:rFonts w:ascii="Arial" w:hAnsi="Arial" w:cs="Arial"/>
               <w:color w:val="000000"/>
-              <w:sz w:val="20"/>
-              <w:szCs w:val="20"/>
+              <w:sz w:val="18"/>
+              <w:szCs w:val="18"/>
             </w:rPr>
             <w:alias w:val="support_materials_effectiveness"/>
             <w:tag w:val="support_materials_effectiveness"/>
@@ -10888,16 +10888,16 @@
                   <w:rPr>
                     <w:rFonts w:ascii="Arial" w:hAnsi="Arial" w:cs="Arial"/>
                     <w:color w:val="000000"/>
-                    <w:sz w:val="20"/>
-                    <w:szCs w:val="20"/>
+                    <w:sz w:val="18"/>
+                    <w:szCs w:val="18"/>
                   </w:rPr>
                 </w:pPr>
                 <w:r>
                   <w:rPr>
                     <w:rFonts w:ascii="Arial" w:hAnsi="Arial" w:cs="Arial"/>
                     <w:color w:val="000000"/>
-                    <w:sz w:val="20"/>
-                    <w:szCs w:val="20"/>
+                    <w:sz w:val="18"/>
+                    <w:szCs w:val="18"/>
                     <w:lang w:val="es-CL" w:eastAsia="es-CL"/>
                   </w:rPr>
                   <w:t>Escriba aquí</w:t>
@@ -10911,8 +10911,8 @@
             <w:rPr>
               <w:rFonts w:ascii="MS Gothic" w:hAnsi="MS Gothic" w:cs="MS Gothic" w:eastAsia="MS Gothic"/>
               <w:color w:val="000000"/>
-              <w:sz w:val="20"/>
-              <w:szCs w:val="20"/>
+              <w:sz w:val="18"/>
+              <w:szCs w:val="18"/>
             </w:rPr>
             <w:alias w:val="support_materials_continuity__si"/>
             <w:tag w:val="support_materials_continuity__si"/>
@@ -10949,8 +10949,8 @@
                   <w:rPr>
                     <w:rFonts w:ascii="MS Gothic" w:hAnsi="MS Gothic" w:cs="MS Gothic" w:eastAsia="MS Gothic"/>
                     <w:color w:val="000000"/>
-                    <w:sz w:val="20"/>
-                    <w:szCs w:val="20"/>
+                    <w:sz w:val="18"/>
+                    <w:szCs w:val="18"/>
                   </w:rPr>
                   <w:t>☐</w:t>
                 </w:r>
@@ -10963,8 +10963,8 @@
             <w:rPr>
               <w:rFonts w:ascii="MS Gothic" w:hAnsi="MS Gothic" w:cs="MS Gothic" w:eastAsia="MS Gothic"/>
               <w:color w:val="000000"/>
-              <w:sz w:val="20"/>
-              <w:szCs w:val="20"/>
+              <w:sz w:val="18"/>
+              <w:szCs w:val="18"/>
             </w:rPr>
             <w:alias w:val="support_materials_continuity__no"/>
             <w:tag w:val="support_materials_continuity__no"/>
@@ -11001,8 +11001,8 @@
                   <w:rPr>
                     <w:rFonts w:ascii="MS Gothic" w:hAnsi="MS Gothic" w:cs="MS Gothic" w:eastAsia="MS Gothic"/>
                     <w:color w:val="000000"/>
-                    <w:sz w:val="20"/>
-                    <w:szCs w:val="20"/>
+                    <w:sz w:val="18"/>
+                    <w:szCs w:val="18"/>
                   </w:rPr>
                   <w:t>☐</w:t>
                 </w:r>
@@ -11015,8 +11015,8 @@
             <w:rPr>
               <w:rFonts w:ascii="Arial" w:hAnsi="Arial" w:cs="Arial"/>
               <w:color w:val="000000"/>
-              <w:sz w:val="20"/>
-              <w:szCs w:val="20"/>
+              <w:sz w:val="18"/>
+              <w:szCs w:val="18"/>
             </w:rPr>
             <w:alias w:val="support_materials_observations"/>
             <w:tag w:val="support_materials_observations"/>
@@ -11045,16 +11045,16 @@
                   <w:rPr>
                     <w:rFonts w:ascii="Arial" w:hAnsi="Arial" w:cs="Arial"/>
                     <w:color w:val="000000"/>
-                    <w:sz w:val="20"/>
-                    <w:szCs w:val="20"/>
+                    <w:sz w:val="18"/>
+                    <w:szCs w:val="18"/>
                   </w:rPr>
                 </w:pPr>
                 <w:r>
                   <w:rPr>
                     <w:rFonts w:ascii="Arial" w:hAnsi="Arial" w:cs="Arial"/>
                     <w:color w:val="000000"/>
-                    <w:sz w:val="20"/>
-                    <w:szCs w:val="20"/>
+                    <w:sz w:val="18"/>
+                    <w:szCs w:val="18"/>
                     <w:lang w:val="es-CL" w:eastAsia="es-CL"/>
                   </w:rPr>
                   <w:t>Escriba aquí</w:t>
@@ -11106,8 +11106,8 @@
                 <w:rFonts w:ascii="Arial" w:hAnsi="Arial" w:cs="Arial"/>
                 <w:bCs/>
                 <w:color w:val="000000"/>
-                <w:sz w:val="20"/>
-                <w:szCs w:val="20"/>
+                <w:sz w:val="18"/>
+                <w:szCs w:val="18"/>
               </w:rPr>
               <w:alias w:val="support_organizational_specific"/>
               <w:tag w:val="support_organizational_specific"/>
@@ -11125,16 +11125,16 @@
                     <w:rFonts w:ascii="Arial" w:hAnsi="Arial" w:cs="Arial"/>
                     <w:bCs/>
                     <w:color w:val="000000"/>
-                    <w:sz w:val="20"/>
-                    <w:szCs w:val="20"/>
+                    <w:sz w:val="18"/>
+                    <w:szCs w:val="18"/>
                   </w:rPr>
                 </w:pPr>
                 <w:r>
                   <w:rPr>
                     <w:rFonts w:ascii="Arial" w:hAnsi="Arial" w:cs="Arial"/>
                     <w:color w:val="000000"/>
-                    <w:sz w:val="20"/>
-                    <w:szCs w:val="20"/>
+                    <w:sz w:val="18"/>
+                    <w:szCs w:val="18"/>
                     <w:lang w:val="es-CL" w:eastAsia="es-CL"/>
                   </w:rPr>
                   <w:t>Escriba aquí</w:t>
@@ -11170,8 +11170,8 @@
             <w:rPr>
               <w:rFonts w:ascii="Arial" w:hAnsi="Arial" w:cs="Arial"/>
               <w:color w:val="000000"/>
-              <w:sz w:val="20"/>
-              <w:szCs w:val="20"/>
+              <w:sz w:val="18"/>
+              <w:szCs w:val="18"/>
             </w:rPr>
             <w:alias w:val="support_organizational_effectiveness"/>
             <w:tag w:val="support_organizational_effectiveness"/>
@@ -11199,16 +11199,16 @@
                   <w:rPr>
                     <w:rFonts w:ascii="Arial" w:hAnsi="Arial" w:cs="Arial"/>
                     <w:color w:val="000000"/>
-                    <w:sz w:val="20"/>
-                    <w:szCs w:val="20"/>
+                    <w:sz w:val="18"/>
+                    <w:szCs w:val="18"/>
                   </w:rPr>
                 </w:pPr>
                 <w:r>
                   <w:rPr>
                     <w:rFonts w:ascii="Arial" w:hAnsi="Arial" w:cs="Arial"/>
                     <w:color w:val="000000"/>
-                    <w:sz w:val="20"/>
-                    <w:szCs w:val="20"/>
+                    <w:sz w:val="18"/>
+                    <w:szCs w:val="18"/>
                     <w:lang w:val="es-CL" w:eastAsia="es-CL"/>
                   </w:rPr>
                   <w:t>Escriba aquí</w:t>
@@ -11222,8 +11222,8 @@
             <w:rPr>
               <w:rFonts w:ascii="MS Gothic" w:hAnsi="MS Gothic" w:cs="MS Gothic" w:eastAsia="MS Gothic"/>
               <w:color w:val="000000"/>
-              <w:sz w:val="20"/>
-              <w:szCs w:val="20"/>
+              <w:sz w:val="18"/>
+              <w:szCs w:val="18"/>
             </w:rPr>
             <w:alias w:val="support_organizational_continuity__si"/>
             <w:tag w:val="support_organizational_continuity__si"/>
@@ -11260,8 +11260,8 @@
                   <w:rPr>
                     <w:rFonts w:ascii="MS Gothic" w:hAnsi="MS Gothic" w:cs="MS Gothic" w:eastAsia="MS Gothic"/>
                     <w:color w:val="000000"/>
-                    <w:sz w:val="20"/>
-                    <w:szCs w:val="20"/>
+                    <w:sz w:val="18"/>
+                    <w:szCs w:val="18"/>
                   </w:rPr>
                   <w:t>☐</w:t>
                 </w:r>
@@ -11274,8 +11274,8 @@
             <w:rPr>
               <w:rFonts w:ascii="MS Gothic" w:hAnsi="MS Gothic" w:cs="MS Gothic" w:eastAsia="MS Gothic"/>
               <w:color w:val="000000"/>
-              <w:sz w:val="20"/>
-              <w:szCs w:val="20"/>
+              <w:sz w:val="18"/>
+              <w:szCs w:val="18"/>
             </w:rPr>
             <w:alias w:val="support_organizational_continuity__no"/>
             <w:tag w:val="support_organizational_continuity__no"/>
@@ -11312,8 +11312,8 @@
                   <w:rPr>
                     <w:rFonts w:ascii="MS Gothic" w:hAnsi="MS Gothic" w:cs="MS Gothic" w:eastAsia="MS Gothic"/>
                     <w:color w:val="000000"/>
-                    <w:sz w:val="20"/>
-                    <w:szCs w:val="20"/>
+                    <w:sz w:val="18"/>
+                    <w:szCs w:val="18"/>
                   </w:rPr>
                   <w:t>☐</w:t>
                 </w:r>
@@ -11326,8 +11326,8 @@
             <w:rPr>
               <w:rFonts w:ascii="Arial" w:hAnsi="Arial" w:cs="Arial"/>
               <w:color w:val="000000"/>
-              <w:sz w:val="20"/>
-              <w:szCs w:val="20"/>
+              <w:sz w:val="18"/>
+              <w:szCs w:val="18"/>
             </w:rPr>
             <w:alias w:val="support_organizational_observations"/>
             <w:tag w:val="support_organizational_observations"/>
@@ -11356,16 +11356,16 @@
                   <w:rPr>
                     <w:rFonts w:ascii="Arial" w:hAnsi="Arial" w:cs="Arial"/>
                     <w:color w:val="000000"/>
-                    <w:sz w:val="20"/>
-                    <w:szCs w:val="20"/>
+                    <w:sz w:val="18"/>
+                    <w:szCs w:val="18"/>
                   </w:rPr>
                 </w:pPr>
                 <w:r>
                   <w:rPr>
                     <w:rFonts w:ascii="Arial" w:hAnsi="Arial" w:cs="Arial"/>
                     <w:color w:val="000000"/>
-                    <w:sz w:val="20"/>
-                    <w:szCs w:val="20"/>
+                    <w:sz w:val="18"/>
+                    <w:szCs w:val="18"/>
                     <w:lang w:val="es-CL" w:eastAsia="es-CL"/>
                   </w:rPr>
                   <w:t>Escriba aquí</w:t>
@@ -11417,8 +11417,8 @@
                 <w:rFonts w:ascii="Arial" w:hAnsi="Arial" w:cs="Arial"/>
                 <w:bCs/>
                 <w:color w:val="000000"/>
-                <w:sz w:val="20"/>
-                <w:szCs w:val="20"/>
+                <w:sz w:val="18"/>
+                <w:szCs w:val="18"/>
               </w:rPr>
               <w:alias w:val="support_family_specific"/>
               <w:tag w:val="support_family_specific"/>
@@ -11436,16 +11436,16 @@
                     <w:rFonts w:ascii="Arial" w:hAnsi="Arial" w:cs="Arial"/>
                     <w:bCs/>
                     <w:color w:val="000000"/>
-                    <w:sz w:val="20"/>
-                    <w:szCs w:val="20"/>
+                    <w:sz w:val="18"/>
+                    <w:szCs w:val="18"/>
                   </w:rPr>
                 </w:pPr>
                 <w:r>
                   <w:rPr>
                     <w:rFonts w:ascii="Arial" w:hAnsi="Arial" w:cs="Arial"/>
                     <w:color w:val="000000"/>
-                    <w:sz w:val="20"/>
-                    <w:szCs w:val="20"/>
+                    <w:sz w:val="18"/>
+                    <w:szCs w:val="18"/>
                     <w:lang w:val="es-CL" w:eastAsia="es-CL"/>
                   </w:rPr>
                   <w:t>Escriba aquí</w:t>
@@ -11481,8 +11481,8 @@
             <w:rPr>
               <w:rFonts w:ascii="Arial" w:hAnsi="Arial" w:cs="Arial"/>
               <w:color w:val="000000"/>
-              <w:sz w:val="20"/>
-              <w:szCs w:val="20"/>
+              <w:sz w:val="18"/>
+              <w:szCs w:val="18"/>
             </w:rPr>
             <w:alias w:val="support_family_effectiveness"/>
             <w:tag w:val="support_family_effectiveness"/>
@@ -11510,16 +11510,16 @@
                   <w:rPr>
                     <w:rFonts w:ascii="Arial" w:hAnsi="Arial" w:cs="Arial"/>
                     <w:color w:val="000000"/>
-                    <w:sz w:val="20"/>
-                    <w:szCs w:val="20"/>
+                    <w:sz w:val="18"/>
+                    <w:szCs w:val="18"/>
                   </w:rPr>
                 </w:pPr>
                 <w:r>
                   <w:rPr>
                     <w:rFonts w:ascii="Arial" w:hAnsi="Arial" w:cs="Arial"/>
                     <w:color w:val="000000"/>
-                    <w:sz w:val="20"/>
-                    <w:szCs w:val="20"/>
+                    <w:sz w:val="18"/>
+                    <w:szCs w:val="18"/>
                     <w:lang w:val="es-CL" w:eastAsia="es-CL"/>
                   </w:rPr>
                   <w:t>Escriba aquí</w:t>
@@ -11533,8 +11533,8 @@
             <w:rPr>
               <w:rFonts w:ascii="MS Gothic" w:hAnsi="MS Gothic" w:cs="MS Gothic" w:eastAsia="MS Gothic"/>
               <w:color w:val="000000"/>
-              <w:sz w:val="20"/>
-              <w:szCs w:val="20"/>
+              <w:sz w:val="18"/>
+              <w:szCs w:val="18"/>
             </w:rPr>
             <w:alias w:val="support_family_continuity__si"/>
             <w:tag w:val="support_family_continuity__si"/>
@@ -11571,8 +11571,8 @@
                   <w:rPr>
                     <w:rFonts w:ascii="MS Gothic" w:hAnsi="MS Gothic" w:cs="MS Gothic" w:eastAsia="MS Gothic"/>
                     <w:color w:val="000000"/>
-                    <w:sz w:val="20"/>
-                    <w:szCs w:val="20"/>
+                    <w:sz w:val="18"/>
+                    <w:szCs w:val="18"/>
                   </w:rPr>
                   <w:t>☐</w:t>
                 </w:r>
@@ -11585,8 +11585,8 @@
             <w:rPr>
               <w:rFonts w:ascii="MS Gothic" w:hAnsi="MS Gothic" w:cs="MS Gothic" w:eastAsia="MS Gothic"/>
               <w:color w:val="000000"/>
-              <w:sz w:val="20"/>
-              <w:szCs w:val="20"/>
+              <w:sz w:val="18"/>
+              <w:szCs w:val="18"/>
             </w:rPr>
             <w:alias w:val="support_family_continuity__no"/>
             <w:tag w:val="support_family_continuity__no"/>
@@ -11623,8 +11623,8 @@
                   <w:rPr>
                     <w:rFonts w:ascii="MS Gothic" w:hAnsi="MS Gothic" w:cs="MS Gothic" w:eastAsia="MS Gothic"/>
                     <w:color w:val="000000"/>
-                    <w:sz w:val="20"/>
-                    <w:szCs w:val="20"/>
+                    <w:sz w:val="18"/>
+                    <w:szCs w:val="18"/>
                   </w:rPr>
                   <w:t>☐</w:t>
                 </w:r>
@@ -11637,8 +11637,8 @@
             <w:rPr>
               <w:rFonts w:ascii="Arial" w:hAnsi="Arial" w:cs="Arial"/>
               <w:color w:val="000000"/>
-              <w:sz w:val="20"/>
-              <w:szCs w:val="20"/>
+              <w:sz w:val="18"/>
+              <w:szCs w:val="18"/>
             </w:rPr>
             <w:alias w:val="support_family_observations"/>
             <w:tag w:val="support_family_observations"/>
@@ -11667,16 +11667,16 @@
                   <w:rPr>
                     <w:rFonts w:ascii="Arial" w:hAnsi="Arial" w:cs="Arial"/>
                     <w:color w:val="000000"/>
-                    <w:sz w:val="20"/>
-                    <w:szCs w:val="20"/>
+                    <w:sz w:val="18"/>
+                    <w:szCs w:val="18"/>
                   </w:rPr>
                 </w:pPr>
                 <w:r>
                   <w:rPr>
                     <w:rFonts w:ascii="Arial" w:hAnsi="Arial" w:cs="Arial"/>
                     <w:color w:val="000000"/>
-                    <w:sz w:val="20"/>
-                    <w:szCs w:val="20"/>
+                    <w:sz w:val="18"/>
+                    <w:szCs w:val="18"/>
                     <w:lang w:val="es-CL" w:eastAsia="es-CL"/>
                   </w:rPr>
                   <w:t>Escriba aquí</w:t>
@@ -11754,8 +11754,8 @@
                   <w:rFonts w:ascii="Arial" w:hAnsi="Arial" w:cs="Arial"/>
                   <w:i/>
                   <w:color w:val="000000"/>
-                  <w:sz w:val="20"/>
-                  <w:szCs w:val="20"/>
+                  <w:sz w:val="18"/>
+                  <w:szCs w:val="18"/>
                 </w:rPr>
                 <w:alias w:val="support_other_specific"/>
                 <w:tag w:val="support_other_specific"/>
@@ -11771,8 +11771,8 @@
                   <w:rPr>
                     <w:rFonts w:ascii="Arial" w:hAnsi="Arial" w:cs="Arial"/>
                     <w:color w:val="000000"/>
-                    <w:sz w:val="20"/>
-                    <w:szCs w:val="20"/>
+                    <w:sz w:val="18"/>
+                    <w:szCs w:val="18"/>
                     <w:lang w:val="es-CL" w:eastAsia="es-CL"/>
                   </w:rPr>
                   <w:t>Escriba aquí</w:t>
@@ -11807,8 +11807,8 @@
             <w:rPr>
               <w:rFonts w:ascii="Arial" w:hAnsi="Arial" w:cs="Arial"/>
               <w:color w:val="000000"/>
-              <w:sz w:val="20"/>
-              <w:szCs w:val="20"/>
+              <w:sz w:val="18"/>
+              <w:szCs w:val="18"/>
             </w:rPr>
             <w:alias w:val="support_other_effectiveness"/>
             <w:tag w:val="support_other_effectiveness"/>
@@ -11836,16 +11836,16 @@
                   <w:rPr>
                     <w:rFonts w:ascii="Arial" w:hAnsi="Arial" w:cs="Arial"/>
                     <w:color w:val="000000"/>
-                    <w:sz w:val="20"/>
-                    <w:szCs w:val="20"/>
+                    <w:sz w:val="18"/>
+                    <w:szCs w:val="18"/>
                   </w:rPr>
                 </w:pPr>
                 <w:r>
                   <w:rPr>
                     <w:rFonts w:ascii="Arial" w:hAnsi="Arial" w:cs="Arial"/>
                     <w:color w:val="000000"/>
-                    <w:sz w:val="20"/>
-                    <w:szCs w:val="20"/>
+                    <w:sz w:val="18"/>
+                    <w:szCs w:val="18"/>
                     <w:lang w:val="es-CL" w:eastAsia="es-CL"/>
                   </w:rPr>
                   <w:t>Escriba aquí</w:t>
@@ -11859,8 +11859,8 @@
             <w:rPr>
               <w:rFonts w:ascii="MS Gothic" w:hAnsi="MS Gothic" w:cs="MS Gothic" w:eastAsia="MS Gothic"/>
               <w:color w:val="000000"/>
-              <w:sz w:val="20"/>
-              <w:szCs w:val="20"/>
+              <w:sz w:val="18"/>
+              <w:szCs w:val="18"/>
             </w:rPr>
             <w:alias w:val="support_other_continuity__si"/>
             <w:tag w:val="support_other_continuity__si"/>
@@ -11897,8 +11897,8 @@
                   <w:rPr>
                     <w:rFonts w:ascii="MS Gothic" w:hAnsi="MS Gothic" w:cs="MS Gothic" w:eastAsia="MS Gothic"/>
                     <w:color w:val="000000"/>
-                    <w:sz w:val="20"/>
-                    <w:szCs w:val="20"/>
+                    <w:sz w:val="18"/>
+                    <w:szCs w:val="18"/>
                   </w:rPr>
                   <w:t>☐</w:t>
                 </w:r>
@@ -11911,8 +11911,8 @@
             <w:rPr>
               <w:rFonts w:ascii="MS Gothic" w:hAnsi="MS Gothic" w:cs="MS Gothic" w:eastAsia="MS Gothic"/>
               <w:color w:val="000000"/>
-              <w:sz w:val="20"/>
-              <w:szCs w:val="20"/>
+              <w:sz w:val="18"/>
+              <w:szCs w:val="18"/>
             </w:rPr>
             <w:alias w:val="support_other_continuity__no"/>
             <w:tag w:val="support_other_continuity__no"/>
@@ -11949,8 +11949,8 @@
                   <w:rPr>
                     <w:rFonts w:ascii="MS Gothic" w:hAnsi="MS Gothic" w:cs="MS Gothic" w:eastAsia="MS Gothic"/>
                     <w:color w:val="000000"/>
-                    <w:sz w:val="20"/>
-                    <w:szCs w:val="20"/>
+                    <w:sz w:val="18"/>
+                    <w:szCs w:val="18"/>
                   </w:rPr>
                   <w:t>☐</w:t>
                 </w:r>
@@ -11963,8 +11963,8 @@
             <w:rPr>
               <w:rFonts w:ascii="Arial" w:hAnsi="Arial" w:cs="Arial"/>
               <w:color w:val="000000"/>
-              <w:sz w:val="20"/>
-              <w:szCs w:val="20"/>
+              <w:sz w:val="18"/>
+              <w:szCs w:val="18"/>
             </w:rPr>
             <w:alias w:val="support_other_observations"/>
             <w:tag w:val="support_other_observations"/>
@@ -11993,16 +11993,16 @@
                   <w:rPr>
                     <w:rFonts w:ascii="Arial" w:hAnsi="Arial" w:cs="Arial"/>
                     <w:color w:val="000000"/>
-                    <w:sz w:val="20"/>
-                    <w:szCs w:val="20"/>
+                    <w:sz w:val="18"/>
+                    <w:szCs w:val="18"/>
                   </w:rPr>
                 </w:pPr>
                 <w:r>
                   <w:rPr>
                     <w:rFonts w:ascii="Arial" w:hAnsi="Arial" w:cs="Arial"/>
                     <w:color w:val="000000"/>
-                    <w:sz w:val="20"/>
-                    <w:szCs w:val="20"/>
+                    <w:sz w:val="18"/>
+                    <w:szCs w:val="18"/>
                     <w:lang w:val="es-CL" w:eastAsia="es-CL"/>
                   </w:rPr>
                   <w:t>Escriba aquí</w:t>
@@ -12146,8 +12146,8 @@
                 <w:rFonts w:ascii="Arial" w:hAnsi="Arial" w:cs="Arial"/>
                 <w:bCs/>
                 <w:color w:val="000000"/>
-                <w:sz w:val="20"/>
-                <w:szCs w:val="20"/>
+                <w:sz w:val="18"/>
+                <w:szCs w:val="18"/>
               </w:rPr>
               <w:alias w:val="support_work_strategies"/>
               <w:tag w:val="support_work_strategies"/>
@@ -12165,16 +12165,16 @@
                     <w:rFonts w:ascii="Arial" w:hAnsi="Arial" w:cs="Arial"/>
                     <w:bCs/>
                     <w:color w:val="000000"/>
-                    <w:sz w:val="20"/>
-                    <w:szCs w:val="20"/>
+                    <w:sz w:val="18"/>
+                    <w:szCs w:val="18"/>
                   </w:rPr>
                 </w:pPr>
                 <w:r>
                   <w:rPr>
                     <w:rFonts w:ascii="Arial" w:hAnsi="Arial" w:cs="Arial"/>
                     <w:color w:val="000000"/>
-                    <w:sz w:val="20"/>
-                    <w:szCs w:val="20"/>
+                    <w:sz w:val="18"/>
+                    <w:szCs w:val="18"/>
                     <w:lang w:val="es-CL" w:eastAsia="es-CL"/>
                   </w:rPr>
                   <w:t>Escriba aquí</w:t>
@@ -12324,8 +12324,8 @@
                   <w:rFonts w:ascii="Arial" w:hAnsi="Arial" w:cs="Arial"/>
                   <w:i/>
                   <w:color w:val="000000"/>
-                  <w:sz w:val="20"/>
-                  <w:szCs w:val="20"/>
+                  <w:sz w:val="18"/>
+                  <w:szCs w:val="18"/>
                 </w:rPr>
                 <w:alias w:val="support_family_strategies_effectiveness"/>
                 <w:tag w:val="support_family_strategies_effectiveness"/>
@@ -12341,8 +12341,8 @@
                   <w:rPr>
                     <w:rFonts w:ascii="Arial" w:hAnsi="Arial" w:cs="Arial"/>
                     <w:color w:val="000000"/>
-                    <w:sz w:val="20"/>
-                    <w:szCs w:val="20"/>
+                    <w:sz w:val="18"/>
+                    <w:szCs w:val="18"/>
                     <w:lang w:val="es-CL" w:eastAsia="es-CL"/>
                   </w:rPr>
                   <w:t>Escriba aquí</w:t>
@@ -12489,8 +12489,8 @@
                 <w:rFonts w:ascii="Arial" w:hAnsi="Arial" w:cs="Arial"/>
                 <w:bCs/>
                 <w:color w:val="000000"/>
-                <w:sz w:val="20"/>
-                <w:szCs w:val="20"/>
+                <w:sz w:val="18"/>
+                <w:szCs w:val="18"/>
               </w:rPr>
               <w:alias w:val="support_new_needs_required"/>
               <w:tag w:val="support_new_needs_required"/>
@@ -12508,16 +12508,16 @@
                     <w:rFonts w:ascii="Arial" w:hAnsi="Arial" w:cs="Arial"/>
                     <w:bCs/>
                     <w:color w:val="000000"/>
-                    <w:sz w:val="20"/>
-                    <w:szCs w:val="20"/>
+                    <w:sz w:val="18"/>
+                    <w:szCs w:val="18"/>
                   </w:rPr>
                 </w:pPr>
                 <w:r>
                   <w:rPr>
                     <w:rFonts w:ascii="Arial" w:hAnsi="Arial" w:cs="Arial"/>
                     <w:color w:val="000000"/>
-                    <w:sz w:val="20"/>
-                    <w:szCs w:val="20"/>
+                    <w:sz w:val="18"/>
+                    <w:szCs w:val="18"/>
                     <w:lang w:val="es-CL" w:eastAsia="es-CL"/>
                   </w:rPr>
                   <w:t>Escriba aquí</w:t>
@@ -12736,8 +12736,8 @@
               <w:rPr>
                 <w:rFonts w:ascii="Arial" w:hAnsi="Arial" w:cs="Arial"/>
                 <w:color w:val="000000"/>
-                <w:sz w:val="20"/>
-                <w:szCs w:val="20"/>
+                <w:sz w:val="18"/>
+                <w:szCs w:val="18"/>
               </w:rPr>
               <w:alias w:val="support_next_period_comments"/>
               <w:tag w:val="support_next_period_comments"/>
@@ -12754,16 +12754,16 @@
                   <w:rPr>
                     <w:rFonts w:ascii="Arial" w:hAnsi="Arial" w:cs="Arial"/>
                     <w:color w:val="000000"/>
-                    <w:sz w:val="20"/>
-                    <w:szCs w:val="20"/>
+                    <w:sz w:val="18"/>
+                    <w:szCs w:val="18"/>
                   </w:rPr>
                 </w:pPr>
                 <w:r>
                   <w:rPr>
                     <w:rFonts w:ascii="Arial" w:hAnsi="Arial" w:cs="Arial"/>
                     <w:color w:val="000000"/>
-                    <w:sz w:val="20"/>
-                    <w:szCs w:val="20"/>
+                    <w:sz w:val="18"/>
+                    <w:szCs w:val="18"/>
                     <w:lang w:val="es-CL" w:eastAsia="es-CL"/>
                   </w:rPr>
                   <w:t>Escriba aquí</w:t>
@@ -13485,8 +13485,8 @@
               <w:rPr>
                 <w:rFonts w:ascii="Arial" w:hAnsi="Arial" w:cs="Arial"/>
                 <w:color w:val="000000"/>
-                <w:sz w:val="20"/>
-                <w:szCs w:val="20"/>
+                <w:sz w:val="18"/>
+                <w:szCs w:val="18"/>
               </w:rPr>
               <w:alias w:val="full_name"/>
               <w:tag w:val="full_name"/>
@@ -13503,16 +13503,16 @@
                   <w:rPr>
                     <w:rFonts w:ascii="Arial" w:hAnsi="Arial" w:cs="Arial"/>
                     <w:color w:val="000000"/>
-                    <w:sz w:val="20"/>
-                    <w:szCs w:val="20"/>
+                    <w:sz w:val="18"/>
+                    <w:szCs w:val="18"/>
                   </w:rPr>
                 </w:pPr>
                 <w:r>
                   <w:rPr>
                     <w:rFonts w:ascii="Arial" w:hAnsi="Arial" w:cs="Arial"/>
                     <w:color w:val="000000"/>
-                    <w:sz w:val="20"/>
-                    <w:szCs w:val="20"/>
+                    <w:sz w:val="18"/>
+                    <w:szCs w:val="18"/>
                     <w:lang w:val="es-CL" w:eastAsia="es-CL"/>
                   </w:rPr>
                   <w:t>Escriba aquí</w:t>
@@ -13558,8 +13558,8 @@
                   <w:rFonts w:ascii="Arial" w:hAnsi="Arial" w:cs="Arial"/>
                   <w:b/>
                   <w:color w:val="000000"/>
-                  <w:sz w:val="20"/>
-                  <w:szCs w:val="20"/>
+                  <w:sz w:val="18"/>
+                  <w:szCs w:val="18"/>
                 </w:rPr>
                 <w:alias w:val="identification_number"/>
                 <w:tag w:val="identification_number"/>
@@ -13575,8 +13575,8 @@
                   <w:rPr>
                     <w:rFonts w:ascii="Arial" w:hAnsi="Arial" w:cs="Arial"/>
                     <w:color w:val="000000"/>
-                    <w:sz w:val="20"/>
-                    <w:szCs w:val="20"/>
+                    <w:sz w:val="18"/>
+                    <w:szCs w:val="18"/>
                     <w:lang w:val="es-CL" w:eastAsia="es-CL"/>
                   </w:rPr>
                   <w:t>Escriba aquí</w:t>
@@ -13803,8 +13803,8 @@
             <w:rPr>
               <w:rFonts w:ascii="Arial" w:hAnsi="Arial" w:cs="Arial"/>
               <w:color w:val="000000"/>
-              <w:sz w:val="20"/>
-              <w:szCs w:val="20"/>
+              <w:sz w:val="18"/>
+              <w:szCs w:val="18"/>
             </w:rPr>
             <w:alias w:val="exit_revaluation_professionals[0].professional_id"/>
             <w:tag w:val="exit_revaluation_professionals[0].professional_id"/>
@@ -13826,16 +13826,16 @@
                   <w:rPr>
                     <w:rFonts w:ascii="Arial" w:hAnsi="Arial" w:cs="Arial"/>
                     <w:color w:val="000000"/>
-                    <w:sz w:val="20"/>
-                    <w:szCs w:val="20"/>
+                    <w:sz w:val="18"/>
+                    <w:szCs w:val="18"/>
                   </w:rPr>
                 </w:pPr>
                 <w:r>
                   <w:rPr>
                     <w:rFonts w:ascii="Arial" w:hAnsi="Arial" w:cs="Arial"/>
                     <w:color w:val="000000"/>
-                    <w:sz w:val="20"/>
-                    <w:szCs w:val="20"/>
+                    <w:sz w:val="18"/>
+                    <w:szCs w:val="18"/>
                     <w:lang w:val="es-CL" w:eastAsia="es-CL"/>
                   </w:rPr>
                   <w:t>Escriba aquí</w:t>
@@ -13849,8 +13849,8 @@
             <w:rPr>
               <w:rFonts w:ascii="Arial" w:hAnsi="Arial" w:cs="Arial"/>
               <w:color w:val="000000"/>
-              <w:sz w:val="20"/>
-              <w:szCs w:val="20"/>
+              <w:sz w:val="18"/>
+              <w:szCs w:val="18"/>
             </w:rPr>
             <w:alias w:val="exit_revaluation_professionals[0].profession_id"/>
             <w:tag w:val="exit_revaluation_professionals[0].profession_id"/>
@@ -13872,16 +13872,16 @@
                   <w:rPr>
                     <w:rFonts w:ascii="Arial" w:hAnsi="Arial" w:cs="Arial"/>
                     <w:color w:val="000000"/>
-                    <w:sz w:val="20"/>
-                    <w:szCs w:val="20"/>
+                    <w:sz w:val="18"/>
+                    <w:szCs w:val="18"/>
                   </w:rPr>
                 </w:pPr>
                 <w:r>
                   <w:rPr>
                     <w:rFonts w:ascii="Arial" w:hAnsi="Arial" w:cs="Arial"/>
                     <w:color w:val="000000"/>
-                    <w:sz w:val="20"/>
-                    <w:szCs w:val="20"/>
+                    <w:sz w:val="18"/>
+                    <w:szCs w:val="18"/>
                     <w:lang w:val="es-CL" w:eastAsia="es-CL"/>
                   </w:rPr>
                   <w:t>Escriba aquí</w:t>
@@ -13895,8 +13895,8 @@
             <w:rPr>
               <w:rFonts w:ascii="Arial" w:hAnsi="Arial" w:cs="Arial"/>
               <w:color w:val="000000"/>
-              <w:sz w:val="20"/>
-              <w:szCs w:val="20"/>
+              <w:sz w:val="18"/>
+              <w:szCs w:val="18"/>
             </w:rPr>
             <w:alias w:val="exit_revaluation_professionals[0].phone_email"/>
             <w:tag w:val="exit_revaluation_professionals[0].phone_email"/>
@@ -13918,16 +13918,16 @@
                   <w:rPr>
                     <w:rFonts w:ascii="Arial" w:hAnsi="Arial" w:cs="Arial"/>
                     <w:color w:val="000000"/>
-                    <w:sz w:val="20"/>
-                    <w:szCs w:val="20"/>
+                    <w:sz w:val="18"/>
+                    <w:szCs w:val="18"/>
                   </w:rPr>
                 </w:pPr>
                 <w:r>
                   <w:rPr>
                     <w:rFonts w:ascii="Arial" w:hAnsi="Arial" w:cs="Arial"/>
                     <w:color w:val="000000"/>
-                    <w:sz w:val="20"/>
-                    <w:szCs w:val="20"/>
+                    <w:sz w:val="18"/>
+                    <w:szCs w:val="18"/>
                     <w:lang w:val="es-CL" w:eastAsia="es-CL"/>
                   </w:rPr>
                   <w:t>Escriba aquí</w:t>
@@ -13941,8 +13941,8 @@
             <w:rPr>
               <w:rFonts w:ascii="Arial" w:hAnsi="Arial" w:cs="Arial"/>
               <w:color w:val="000000"/>
-              <w:sz w:val="20"/>
-              <w:szCs w:val="20"/>
+              <w:sz w:val="18"/>
+              <w:szCs w:val="18"/>
             </w:rPr>
             <w:alias w:val="exit_revaluation_professionals[0].professional_registration"/>
             <w:tag w:val="exit_revaluation_professionals[0].professional_registration"/>
@@ -13964,16 +13964,16 @@
                   <w:rPr>
                     <w:rFonts w:ascii="Arial" w:hAnsi="Arial" w:cs="Arial"/>
                     <w:color w:val="000000"/>
-                    <w:sz w:val="20"/>
-                    <w:szCs w:val="20"/>
+                    <w:sz w:val="18"/>
+                    <w:szCs w:val="18"/>
                   </w:rPr>
                 </w:pPr>
                 <w:r>
                   <w:rPr>
                     <w:rFonts w:ascii="Arial" w:hAnsi="Arial" w:cs="Arial"/>
                     <w:color w:val="000000"/>
-                    <w:sz w:val="20"/>
-                    <w:szCs w:val="20"/>
+                    <w:sz w:val="18"/>
+                    <w:szCs w:val="18"/>
                     <w:lang w:val="es-CL" w:eastAsia="es-CL"/>
                   </w:rPr>
                   <w:t>Escriba aquí</w:t>
@@ -13992,8 +13992,8 @@
             <w:rPr>
               <w:rFonts w:ascii="Arial" w:hAnsi="Arial" w:cs="Arial"/>
               <w:color w:val="000000"/>
-              <w:sz w:val="20"/>
-              <w:szCs w:val="20"/>
+              <w:sz w:val="18"/>
+              <w:szCs w:val="18"/>
             </w:rPr>
             <w:alias w:val="exit_revaluation_professionals[1].professional_id"/>
             <w:tag w:val="exit_revaluation_professionals[1].professional_id"/>
@@ -14015,16 +14015,16 @@
                   <w:rPr>
                     <w:rFonts w:ascii="Arial" w:hAnsi="Arial" w:cs="Arial"/>
                     <w:color w:val="000000"/>
-                    <w:sz w:val="20"/>
-                    <w:szCs w:val="20"/>
+                    <w:sz w:val="18"/>
+                    <w:szCs w:val="18"/>
                   </w:rPr>
                 </w:pPr>
                 <w:r>
                   <w:rPr>
                     <w:rFonts w:ascii="Arial" w:hAnsi="Arial" w:cs="Arial"/>
                     <w:color w:val="000000"/>
-                    <w:sz w:val="20"/>
-                    <w:szCs w:val="20"/>
+                    <w:sz w:val="18"/>
+                    <w:szCs w:val="18"/>
                     <w:lang w:val="es-CL" w:eastAsia="es-CL"/>
                   </w:rPr>
                   <w:t>Escriba aquí</w:t>
@@ -14038,8 +14038,8 @@
             <w:rPr>
               <w:rFonts w:ascii="Arial" w:hAnsi="Arial" w:cs="Arial"/>
               <w:color w:val="000000"/>
-              <w:sz w:val="20"/>
-              <w:szCs w:val="20"/>
+              <w:sz w:val="18"/>
+              <w:szCs w:val="18"/>
             </w:rPr>
             <w:alias w:val="exit_revaluation_professionals[1].profession_id"/>
             <w:tag w:val="exit_revaluation_professionals[1].profession_id"/>
@@ -14061,16 +14061,16 @@
                   <w:rPr>
                     <w:rFonts w:ascii="Arial" w:hAnsi="Arial" w:cs="Arial"/>
                     <w:color w:val="000000"/>
-                    <w:sz w:val="20"/>
-                    <w:szCs w:val="20"/>
+                    <w:sz w:val="18"/>
+                    <w:szCs w:val="18"/>
                   </w:rPr>
                 </w:pPr>
                 <w:r>
                   <w:rPr>
                     <w:rFonts w:ascii="Arial" w:hAnsi="Arial" w:cs="Arial"/>
                     <w:color w:val="000000"/>
-                    <w:sz w:val="20"/>
-                    <w:szCs w:val="20"/>
+                    <w:sz w:val="18"/>
+                    <w:szCs w:val="18"/>
                     <w:lang w:val="es-CL" w:eastAsia="es-CL"/>
                   </w:rPr>
                   <w:t>Escriba aquí</w:t>
@@ -14084,8 +14084,8 @@
             <w:rPr>
               <w:rFonts w:ascii="Arial" w:hAnsi="Arial" w:cs="Arial"/>
               <w:color w:val="000000"/>
-              <w:sz w:val="20"/>
-              <w:szCs w:val="20"/>
+              <w:sz w:val="18"/>
+              <w:szCs w:val="18"/>
             </w:rPr>
             <w:alias w:val="exit_revaluation_professionals[1].phone_email"/>
             <w:tag w:val="exit_revaluation_professionals[1].phone_email"/>
@@ -14107,16 +14107,16 @@
                   <w:rPr>
                     <w:rFonts w:ascii="Arial" w:hAnsi="Arial" w:cs="Arial"/>
                     <w:color w:val="000000"/>
-                    <w:sz w:val="20"/>
-                    <w:szCs w:val="20"/>
+                    <w:sz w:val="18"/>
+                    <w:szCs w:val="18"/>
                   </w:rPr>
                 </w:pPr>
                 <w:r>
                   <w:rPr>
                     <w:rFonts w:ascii="Arial" w:hAnsi="Arial" w:cs="Arial"/>
                     <w:color w:val="000000"/>
-                    <w:sz w:val="20"/>
-                    <w:szCs w:val="20"/>
+                    <w:sz w:val="18"/>
+                    <w:szCs w:val="18"/>
                     <w:lang w:val="es-CL" w:eastAsia="es-CL"/>
                   </w:rPr>
                   <w:t>Escriba aquí</w:t>
@@ -14130,8 +14130,8 @@
             <w:rPr>
               <w:rFonts w:ascii="Arial" w:hAnsi="Arial" w:cs="Arial"/>
               <w:color w:val="000000"/>
-              <w:sz w:val="20"/>
-              <w:szCs w:val="20"/>
+              <w:sz w:val="18"/>
+              <w:szCs w:val="18"/>
             </w:rPr>
             <w:alias w:val="exit_revaluation_professionals[1].professional_registration"/>
             <w:tag w:val="exit_revaluation_professionals[1].professional_registration"/>
@@ -14153,16 +14153,16 @@
                   <w:rPr>
                     <w:rFonts w:ascii="Arial" w:hAnsi="Arial" w:cs="Arial"/>
                     <w:color w:val="000000"/>
-                    <w:sz w:val="20"/>
-                    <w:szCs w:val="20"/>
+                    <w:sz w:val="18"/>
+                    <w:szCs w:val="18"/>
                   </w:rPr>
                 </w:pPr>
                 <w:r>
                   <w:rPr>
                     <w:rFonts w:ascii="Arial" w:hAnsi="Arial" w:cs="Arial"/>
                     <w:color w:val="000000"/>
-                    <w:sz w:val="20"/>
-                    <w:szCs w:val="20"/>
+                    <w:sz w:val="18"/>
+                    <w:szCs w:val="18"/>
                     <w:lang w:val="es-CL" w:eastAsia="es-CL"/>
                   </w:rPr>
                   <w:t>Escriba aquí</w:t>
@@ -14181,8 +14181,8 @@
             <w:rPr>
               <w:rFonts w:ascii="Arial" w:hAnsi="Arial" w:cs="Arial"/>
               <w:color w:val="000000"/>
-              <w:sz w:val="20"/>
-              <w:szCs w:val="20"/>
+              <w:sz w:val="18"/>
+              <w:szCs w:val="18"/>
             </w:rPr>
             <w:alias w:val="exit_revaluation_professionals[2].professional_id"/>
             <w:tag w:val="exit_revaluation_professionals[2].professional_id"/>
@@ -14204,16 +14204,16 @@
                   <w:rPr>
                     <w:rFonts w:ascii="Arial" w:hAnsi="Arial" w:cs="Arial"/>
                     <w:color w:val="000000"/>
-                    <w:sz w:val="20"/>
-                    <w:szCs w:val="20"/>
+                    <w:sz w:val="18"/>
+                    <w:szCs w:val="18"/>
                   </w:rPr>
                 </w:pPr>
                 <w:r>
                   <w:rPr>
                     <w:rFonts w:ascii="Arial" w:hAnsi="Arial" w:cs="Arial"/>
                     <w:color w:val="000000"/>
-                    <w:sz w:val="20"/>
-                    <w:szCs w:val="20"/>
+                    <w:sz w:val="18"/>
+                    <w:szCs w:val="18"/>
                     <w:lang w:val="es-CL" w:eastAsia="es-CL"/>
                   </w:rPr>
                   <w:t>Escriba aquí</w:t>
@@ -14227,8 +14227,8 @@
             <w:rPr>
               <w:rFonts w:ascii="Arial" w:hAnsi="Arial" w:cs="Arial"/>
               <w:color w:val="000000"/>
-              <w:sz w:val="20"/>
-              <w:szCs w:val="20"/>
+              <w:sz w:val="18"/>
+              <w:szCs w:val="18"/>
             </w:rPr>
             <w:alias w:val="exit_revaluation_professionals[2].profession_id"/>
             <w:tag w:val="exit_revaluation_professionals[2].profession_id"/>
@@ -14250,16 +14250,16 @@
                   <w:rPr>
                     <w:rFonts w:ascii="Arial" w:hAnsi="Arial" w:cs="Arial"/>
                     <w:color w:val="000000"/>
-                    <w:sz w:val="20"/>
-                    <w:szCs w:val="20"/>
+                    <w:sz w:val="18"/>
+                    <w:szCs w:val="18"/>
                   </w:rPr>
                 </w:pPr>
                 <w:r>
                   <w:rPr>
                     <w:rFonts w:ascii="Arial" w:hAnsi="Arial" w:cs="Arial"/>
                     <w:color w:val="000000"/>
-                    <w:sz w:val="20"/>
-                    <w:szCs w:val="20"/>
+                    <w:sz w:val="18"/>
+                    <w:szCs w:val="18"/>
                     <w:lang w:val="es-CL" w:eastAsia="es-CL"/>
                   </w:rPr>
                   <w:t>Escriba aquí</w:t>
@@ -14273,8 +14273,8 @@
             <w:rPr>
               <w:rFonts w:ascii="Arial" w:hAnsi="Arial" w:cs="Arial"/>
               <w:color w:val="000000"/>
-              <w:sz w:val="20"/>
-              <w:szCs w:val="20"/>
+              <w:sz w:val="18"/>
+              <w:szCs w:val="18"/>
             </w:rPr>
             <w:alias w:val="exit_revaluation_professionals[2].phone_email"/>
             <w:tag w:val="exit_revaluation_professionals[2].phone_email"/>
@@ -14296,16 +14296,16 @@
                   <w:rPr>
                     <w:rFonts w:ascii="Arial" w:hAnsi="Arial" w:cs="Arial"/>
                     <w:color w:val="000000"/>
-                    <w:sz w:val="20"/>
-                    <w:szCs w:val="20"/>
+                    <w:sz w:val="18"/>
+                    <w:szCs w:val="18"/>
                   </w:rPr>
                 </w:pPr>
                 <w:r>
                   <w:rPr>
                     <w:rFonts w:ascii="Arial" w:hAnsi="Arial" w:cs="Arial"/>
                     <w:color w:val="000000"/>
-                    <w:sz w:val="20"/>
-                    <w:szCs w:val="20"/>
+                    <w:sz w:val="18"/>
+                    <w:szCs w:val="18"/>
                     <w:lang w:val="es-CL" w:eastAsia="es-CL"/>
                   </w:rPr>
                   <w:t>Escriba aquí</w:t>
@@ -14319,8 +14319,8 @@
             <w:rPr>
               <w:rFonts w:ascii="Arial" w:hAnsi="Arial" w:cs="Arial"/>
               <w:color w:val="000000"/>
-              <w:sz w:val="20"/>
-              <w:szCs w:val="20"/>
+              <w:sz w:val="18"/>
+              <w:szCs w:val="18"/>
             </w:rPr>
             <w:alias w:val="exit_revaluation_professionals[2].professional_registration"/>
             <w:tag w:val="exit_revaluation_professionals[2].professional_registration"/>
@@ -14342,16 +14342,16 @@
                   <w:rPr>
                     <w:rFonts w:ascii="Arial" w:hAnsi="Arial" w:cs="Arial"/>
                     <w:color w:val="000000"/>
-                    <w:sz w:val="20"/>
-                    <w:szCs w:val="20"/>
+                    <w:sz w:val="18"/>
+                    <w:szCs w:val="18"/>
                   </w:rPr>
                 </w:pPr>
                 <w:r>
                   <w:rPr>
                     <w:rFonts w:ascii="Arial" w:hAnsi="Arial" w:cs="Arial"/>
                     <w:color w:val="000000"/>
-                    <w:sz w:val="20"/>
-                    <w:szCs w:val="20"/>
+                    <w:sz w:val="18"/>
+                    <w:szCs w:val="18"/>
                     <w:lang w:val="es-CL" w:eastAsia="es-CL"/>
                   </w:rPr>
                   <w:t>Escriba aquí</w:t>
@@ -14370,8 +14370,8 @@
             <w:rPr>
               <w:rFonts w:ascii="Arial" w:hAnsi="Arial" w:cs="Arial"/>
               <w:color w:val="000000"/>
-              <w:sz w:val="20"/>
-              <w:szCs w:val="20"/>
+              <w:sz w:val="18"/>
+              <w:szCs w:val="18"/>
             </w:rPr>
             <w:alias w:val="exit_revaluation_professionals[3].professional_id"/>
             <w:tag w:val="exit_revaluation_professionals[3].professional_id"/>
@@ -14393,16 +14393,16 @@
                   <w:rPr>
                     <w:rFonts w:ascii="Arial" w:hAnsi="Arial" w:cs="Arial"/>
                     <w:color w:val="000000"/>
-                    <w:sz w:val="20"/>
-                    <w:szCs w:val="20"/>
+                    <w:sz w:val="18"/>
+                    <w:szCs w:val="18"/>
                   </w:rPr>
                 </w:pPr>
                 <w:r>
                   <w:rPr>
                     <w:rFonts w:ascii="Arial" w:hAnsi="Arial" w:cs="Arial"/>
                     <w:color w:val="000000"/>
-                    <w:sz w:val="20"/>
-                    <w:szCs w:val="20"/>
+                    <w:sz w:val="18"/>
+                    <w:szCs w:val="18"/>
                     <w:lang w:val="es-CL" w:eastAsia="es-CL"/>
                   </w:rPr>
                   <w:t>Escriba aquí</w:t>
@@ -14416,8 +14416,8 @@
             <w:rPr>
               <w:rFonts w:ascii="Arial" w:hAnsi="Arial" w:cs="Arial"/>
               <w:color w:val="000000"/>
-              <w:sz w:val="20"/>
-              <w:szCs w:val="20"/>
+              <w:sz w:val="18"/>
+              <w:szCs w:val="18"/>
             </w:rPr>
             <w:alias w:val="exit_revaluation_professionals[3].profession_id"/>
             <w:tag w:val="exit_revaluation_professionals[3].profession_id"/>
@@ -14439,16 +14439,16 @@
                   <w:rPr>
                     <w:rFonts w:ascii="Arial" w:hAnsi="Arial" w:cs="Arial"/>
                     <w:color w:val="000000"/>
-                    <w:sz w:val="20"/>
-                    <w:szCs w:val="20"/>
+                    <w:sz w:val="18"/>
+                    <w:szCs w:val="18"/>
                   </w:rPr>
                 </w:pPr>
                 <w:r>
                   <w:rPr>
                     <w:rFonts w:ascii="Arial" w:hAnsi="Arial" w:cs="Arial"/>
                     <w:color w:val="000000"/>
-                    <w:sz w:val="20"/>
-                    <w:szCs w:val="20"/>
+                    <w:sz w:val="18"/>
+                    <w:szCs w:val="18"/>
                     <w:lang w:val="es-CL" w:eastAsia="es-CL"/>
                   </w:rPr>
                   <w:t>Escriba aquí</w:t>
@@ -14462,8 +14462,8 @@
             <w:rPr>
               <w:rFonts w:ascii="Arial" w:hAnsi="Arial" w:cs="Arial"/>
               <w:color w:val="000000"/>
-              <w:sz w:val="20"/>
-              <w:szCs w:val="20"/>
+              <w:sz w:val="18"/>
+              <w:szCs w:val="18"/>
             </w:rPr>
             <w:alias w:val="exit_revaluation_professionals[3].phone_email"/>
             <w:tag w:val="exit_revaluation_professionals[3].phone_email"/>
@@ -14485,16 +14485,16 @@
                   <w:rPr>
                     <w:rFonts w:ascii="Arial" w:hAnsi="Arial" w:cs="Arial"/>
                     <w:color w:val="000000"/>
-                    <w:sz w:val="20"/>
-                    <w:szCs w:val="20"/>
+                    <w:sz w:val="18"/>
+                    <w:szCs w:val="18"/>
                   </w:rPr>
                 </w:pPr>
                 <w:r>
                   <w:rPr>
                     <w:rFonts w:ascii="Arial" w:hAnsi="Arial" w:cs="Arial"/>
                     <w:color w:val="000000"/>
-                    <w:sz w:val="20"/>
-                    <w:szCs w:val="20"/>
+                    <w:sz w:val="18"/>
+                    <w:szCs w:val="18"/>
                     <w:lang w:val="es-CL" w:eastAsia="es-CL"/>
                   </w:rPr>
                   <w:t>Escriba aquí</w:t>
@@ -14508,8 +14508,8 @@
             <w:rPr>
               <w:rFonts w:ascii="Arial" w:hAnsi="Arial" w:cs="Arial"/>
               <w:color w:val="000000"/>
-              <w:sz w:val="20"/>
-              <w:szCs w:val="20"/>
+              <w:sz w:val="18"/>
+              <w:szCs w:val="18"/>
             </w:rPr>
             <w:alias w:val="exit_revaluation_professionals[3].professional_registration"/>
             <w:tag w:val="exit_revaluation_professionals[3].professional_registration"/>
@@ -14531,16 +14531,16 @@
                   <w:rPr>
                     <w:rFonts w:ascii="Arial" w:hAnsi="Arial" w:cs="Arial"/>
                     <w:color w:val="000000"/>
-                    <w:sz w:val="20"/>
-                    <w:szCs w:val="20"/>
+                    <w:sz w:val="18"/>
+                    <w:szCs w:val="18"/>
                   </w:rPr>
                 </w:pPr>
                 <w:r>
                   <w:rPr>
                     <w:rFonts w:ascii="Arial" w:hAnsi="Arial" w:cs="Arial"/>
                     <w:color w:val="000000"/>
-                    <w:sz w:val="20"/>
-                    <w:szCs w:val="20"/>
+                    <w:sz w:val="18"/>
+                    <w:szCs w:val="18"/>
                     <w:lang w:val="es-CL" w:eastAsia="es-CL"/>
                   </w:rPr>
                   <w:t>Escriba aquí</w:t>
@@ -14559,8 +14559,8 @@
             <w:rPr>
               <w:rFonts w:ascii="Arial" w:hAnsi="Arial" w:cs="Arial"/>
               <w:color w:val="000000"/>
-              <w:sz w:val="20"/>
-              <w:szCs w:val="20"/>
+              <w:sz w:val="18"/>
+              <w:szCs w:val="18"/>
             </w:rPr>
             <w:alias w:val="exit_dea_deficit_evaluation"/>
             <w:tag w:val="exit_dea_deficit_evaluation"/>
@@ -14582,16 +14582,16 @@
                   <w:rPr>
                     <w:rFonts w:ascii="Arial" w:hAnsi="Arial" w:cs="Arial"/>
                     <w:color w:val="000000"/>
-                    <w:sz w:val="20"/>
-                    <w:szCs w:val="20"/>
+                    <w:sz w:val="18"/>
+                    <w:szCs w:val="18"/>
                   </w:rPr>
                 </w:pPr>
                 <w:r>
                   <w:rPr>
                     <w:rFonts w:ascii="Arial" w:hAnsi="Arial" w:cs="Arial"/>
                     <w:color w:val="000000"/>
-                    <w:sz w:val="20"/>
-                    <w:szCs w:val="20"/>
+                    <w:sz w:val="18"/>
+                    <w:szCs w:val="18"/>
                     <w:lang w:val="es-CL" w:eastAsia="es-CL"/>
                   </w:rPr>
                   <w:t>Escriba aquí</w:t>
@@ -14605,8 +14605,8 @@
             <w:rPr>
               <w:rFonts w:ascii="Arial" w:hAnsi="Arial" w:cs="Arial"/>
               <w:color w:val="000000"/>
-              <w:sz w:val="20"/>
-              <w:szCs w:val="20"/>
+              <w:sz w:val="18"/>
+              <w:szCs w:val="18"/>
             </w:rPr>
             <w:alias w:val="exit_dea_deficit_evaluation"/>
             <w:tag w:val="exit_dea_deficit_evaluation"/>
@@ -14628,16 +14628,16 @@
                   <w:rPr>
                     <w:rFonts w:ascii="Arial" w:hAnsi="Arial" w:cs="Arial"/>
                     <w:color w:val="000000"/>
-                    <w:sz w:val="20"/>
-                    <w:szCs w:val="20"/>
+                    <w:sz w:val="18"/>
+                    <w:szCs w:val="18"/>
                   </w:rPr>
                 </w:pPr>
                 <w:r>
                   <w:rPr>
                     <w:rFonts w:ascii="Arial" w:hAnsi="Arial" w:cs="Arial"/>
                     <w:color w:val="000000"/>
-                    <w:sz w:val="20"/>
-                    <w:szCs w:val="20"/>
+                    <w:sz w:val="18"/>
+                    <w:szCs w:val="18"/>
                     <w:lang w:val="es-CL" w:eastAsia="es-CL"/>
                   </w:rPr>
                   <w:t>Escriba aquí</w:t>
@@ -14651,8 +14651,8 @@
             <w:rPr>
               <w:rFonts w:ascii="Arial" w:hAnsi="Arial" w:cs="Arial"/>
               <w:color w:val="000000"/>
-              <w:sz w:val="20"/>
-              <w:szCs w:val="20"/>
+              <w:sz w:val="18"/>
+              <w:szCs w:val="18"/>
             </w:rPr>
             <w:alias w:val="exit_dea_deficit_evaluation"/>
             <w:tag w:val="exit_dea_deficit_evaluation"/>
@@ -14674,16 +14674,16 @@
                   <w:rPr>
                     <w:rFonts w:ascii="Arial" w:hAnsi="Arial" w:cs="Arial"/>
                     <w:color w:val="000000"/>
-                    <w:sz w:val="20"/>
-                    <w:szCs w:val="20"/>
+                    <w:sz w:val="18"/>
+                    <w:szCs w:val="18"/>
                   </w:rPr>
                 </w:pPr>
                 <w:r>
                   <w:rPr>
                     <w:rFonts w:ascii="Arial" w:hAnsi="Arial" w:cs="Arial"/>
                     <w:color w:val="000000"/>
-                    <w:sz w:val="20"/>
-                    <w:szCs w:val="20"/>
+                    <w:sz w:val="18"/>
+                    <w:szCs w:val="18"/>
                     <w:lang w:val="es-CL" w:eastAsia="es-CL"/>
                   </w:rPr>
                   <w:t>Escriba aquí</w:t>
@@ -14697,8 +14697,8 @@
             <w:rPr>
               <w:rFonts w:ascii="Arial" w:hAnsi="Arial" w:cs="Arial"/>
               <w:color w:val="000000"/>
-              <w:sz w:val="20"/>
-              <w:szCs w:val="20"/>
+              <w:sz w:val="18"/>
+              <w:szCs w:val="18"/>
             </w:rPr>
             <w:alias w:val="exit_dea_deficit_evaluation"/>
             <w:tag w:val="exit_dea_deficit_evaluation"/>
@@ -14720,16 +14720,16 @@
                   <w:rPr>
                     <w:rFonts w:ascii="Arial" w:hAnsi="Arial" w:cs="Arial"/>
                     <w:color w:val="000000"/>
-                    <w:sz w:val="20"/>
-                    <w:szCs w:val="20"/>
+                    <w:sz w:val="18"/>
+                    <w:szCs w:val="18"/>
                   </w:rPr>
                 </w:pPr>
                 <w:r>
                   <w:rPr>
                     <w:rFonts w:ascii="Arial" w:hAnsi="Arial" w:cs="Arial"/>
                     <w:color w:val="000000"/>
-                    <w:sz w:val="20"/>
-                    <w:szCs w:val="20"/>
+                    <w:sz w:val="18"/>
+                    <w:szCs w:val="18"/>
                     <w:lang w:val="es-CL" w:eastAsia="es-CL"/>
                   </w:rPr>
                   <w:t>Escriba aquí</w:t>
@@ -14963,8 +14963,8 @@
                 <w:b/>
                 <w:i/>
                 <w:color w:val="000000"/>
-                <w:sz w:val="20"/>
-                <w:szCs w:val="20"/>
+                <w:sz w:val="18"/>
+                <w:szCs w:val="18"/>
               </w:rPr>
               <w:alias w:val="exit_dea_deficit_evaluation"/>
               <w:tag w:val="exit_dea_deficit_evaluation"/>
@@ -14983,16 +14983,16 @@
                     <w:b/>
                     <w:i/>
                     <w:color w:val="000000"/>
-                    <w:sz w:val="20"/>
-                    <w:szCs w:val="20"/>
+                    <w:sz w:val="18"/>
+                    <w:szCs w:val="18"/>
                   </w:rPr>
                 </w:pPr>
                 <w:r>
                   <w:rPr>
                     <w:rFonts w:ascii="Arial" w:hAnsi="Arial" w:cs="Arial"/>
                     <w:color w:val="000000"/>
-                    <w:sz w:val="20"/>
-                    <w:szCs w:val="20"/>
+                    <w:sz w:val="18"/>
+                    <w:szCs w:val="18"/>
                     <w:lang w:val="es-CL" w:eastAsia="es-CL"/>
                   </w:rPr>
                   <w:t>Escriba aquí</w:t>
@@ -15115,8 +15115,8 @@
                   <w:rFonts w:ascii="Arial" w:hAnsi="Arial" w:cs="Arial"/>
                   <w:b/>
                   <w:color w:val="000000"/>
-                  <w:sz w:val="20"/>
-                  <w:szCs w:val="20"/>
+                  <w:sz w:val="18"/>
+                  <w:szCs w:val="18"/>
                 </w:rPr>
                 <w:alias w:val="decision_school_year"/>
                 <w:tag w:val="decision_school_year"/>
@@ -15132,8 +15132,8 @@
                   <w:rPr>
                     <w:rFonts w:ascii="Arial" w:hAnsi="Arial" w:cs="Arial"/>
                     <w:color w:val="000000"/>
-                    <w:sz w:val="20"/>
-                    <w:szCs w:val="20"/>
+                    <w:sz w:val="18"/>
+                    <w:szCs w:val="18"/>
                     <w:lang w:val="es-CL" w:eastAsia="es-CL"/>
                   </w:rPr>
                   <w:t>Escriba aquí</w:t>
@@ -15219,8 +15219,8 @@
                   <w:rFonts w:ascii="MS Gothic" w:hAnsi="MS Gothic" w:cs="MS Gothic" w:eastAsia="MS Gothic"/>
                   <w:i/>
                   <w:color w:val="000000"/>
-                  <w:sz w:val="20"/>
-                  <w:szCs w:val="20"/>
+                  <w:sz w:val="18"/>
+                  <w:szCs w:val="18"/>
                 </w:rPr>
                 <w:alias w:val="exit_team_decision_period__anual"/>
                 <w:tag w:val="exit_team_decision_period__anual"/>
@@ -15238,8 +15238,8 @@
                     <w:rFonts w:ascii="MS Gothic" w:hAnsi="MS Gothic" w:cs="MS Gothic" w:eastAsia="MS Gothic"/>
                     <w:i/>
                     <w:color w:val="000000"/>
-                    <w:sz w:val="20"/>
-                    <w:szCs w:val="20"/>
+                    <w:sz w:val="18"/>
+                    <w:szCs w:val="18"/>
                   </w:rPr>
                   <w:t>☐</w:t>
                 </w:r>
@@ -15258,8 +15258,8 @@
                 <w:rPr>
                   <w:rFonts w:ascii="MS Gothic" w:hAnsi="MS Gothic" w:cs="MS Gothic" w:eastAsia="MS Gothic"/>
                   <w:color w:val="000000"/>
-                  <w:sz w:val="20"/>
-                  <w:szCs w:val="20"/>
+                  <w:sz w:val="18"/>
+                  <w:szCs w:val="18"/>
                 </w:rPr>
                 <w:alias w:val="exit_team_decision_period__dos_anos"/>
                 <w:tag w:val="exit_team_decision_period__dos_anos"/>
@@ -15276,8 +15276,8 @@
                   <w:rPr>
                     <w:rFonts w:ascii="MS Gothic" w:hAnsi="MS Gothic" w:cs="MS Gothic" w:eastAsia="MS Gothic"/>
                     <w:color w:val="000000"/>
-                    <w:sz w:val="20"/>
-                    <w:szCs w:val="20"/>
+                    <w:sz w:val="18"/>
+                    <w:szCs w:val="18"/>
                   </w:rPr>
                   <w:t>☐</w:t>
                 </w:r>
@@ -15353,8 +15353,8 @@
                   <w:rFonts w:ascii="MS Gothic" w:hAnsi="MS Gothic" w:cs="MS Gothic" w:eastAsia="MS Gothic"/>
                   <w:i/>
                   <w:color w:val="000000"/>
-                  <w:sz w:val="20"/>
-                  <w:szCs w:val="20"/>
+                  <w:sz w:val="18"/>
+                  <w:szCs w:val="18"/>
                 </w:rPr>
                 <w:alias w:val="decision_type__egreso"/>
                 <w:tag w:val="decision_type__egreso"/>
@@ -15372,8 +15372,8 @@
                     <w:rFonts w:ascii="MS Gothic" w:hAnsi="MS Gothic" w:cs="MS Gothic" w:eastAsia="MS Gothic"/>
                     <w:i/>
                     <w:color w:val="000000"/>
-                    <w:sz w:val="20"/>
-                    <w:szCs w:val="20"/>
+                    <w:sz w:val="18"/>
+                    <w:szCs w:val="18"/>
                   </w:rPr>
                   <w:t>☐</w:t>
                 </w:r>
@@ -15419,8 +15419,8 @@
                   <w:rFonts w:ascii="MS Gothic" w:hAnsi="MS Gothic" w:cs="MS Gothic" w:eastAsia="MS Gothic"/>
                   <w:b/>
                   <w:color w:val="000000"/>
-                  <w:sz w:val="20"/>
-                  <w:szCs w:val="20"/>
+                  <w:sz w:val="18"/>
+                  <w:szCs w:val="18"/>
                 </w:rPr>
                 <w:alias w:val="decision_type__continuidad"/>
                 <w:tag w:val="decision_type__continuidad"/>
@@ -15438,8 +15438,8 @@
                     <w:rFonts w:ascii="MS Gothic" w:hAnsi="MS Gothic" w:cs="MS Gothic" w:eastAsia="MS Gothic"/>
                     <w:b/>
                     <w:color w:val="000000"/>
-                    <w:sz w:val="20"/>
-                    <w:szCs w:val="20"/>
+                    <w:sz w:val="18"/>
+                    <w:szCs w:val="18"/>
                   </w:rPr>
                   <w:t>☐</w:t>
                 </w:r>
@@ -15477,8 +15477,8 @@
                   <w:rFonts w:ascii="Arial" w:hAnsi="Arial" w:cs="Arial"/>
                   <w:b/>
                   <w:color w:val="000000"/>
-                  <w:sz w:val="20"/>
-                  <w:szCs w:val="20"/>
+                  <w:sz w:val="18"/>
+                  <w:szCs w:val="18"/>
                 </w:rPr>
                 <w:alias w:val="decision_date"/>
                 <w:tag w:val="decision_date"/>
@@ -15494,8 +15494,8 @@
                   <w:rPr>
                     <w:rFonts w:ascii="Arial" w:hAnsi="Arial" w:cs="Arial"/>
                     <w:color w:val="000000"/>
-                    <w:sz w:val="20"/>
-                    <w:szCs w:val="20"/>
+                    <w:sz w:val="18"/>
+                    <w:szCs w:val="18"/>
                     <w:lang w:val="es-CL" w:eastAsia="es-CL"/>
                   </w:rPr>
                   <w:t>Escriba aquí</w:t>
@@ -15547,8 +15547,8 @@
                 <w:b/>
                 <w:i/>
                 <w:color w:val="000000"/>
-                <w:sz w:val="20"/>
-                <w:szCs w:val="20"/>
+                <w:sz w:val="18"/>
+                <w:szCs w:val="18"/>
               </w:rPr>
               <w:alias w:val="decision_rationale"/>
               <w:tag w:val="decision_rationale"/>
@@ -15567,16 +15567,16 @@
                     <w:b/>
                     <w:i/>
                     <w:color w:val="000000"/>
-                    <w:sz w:val="20"/>
-                    <w:szCs w:val="20"/>
+                    <w:sz w:val="18"/>
+                    <w:szCs w:val="18"/>
                   </w:rPr>
                 </w:pPr>
                 <w:r>
                   <w:rPr>
                     <w:rFonts w:ascii="Arial" w:hAnsi="Arial" w:cs="Arial"/>
                     <w:color w:val="000000"/>
-                    <w:sz w:val="20"/>
-                    <w:szCs w:val="20"/>
+                    <w:sz w:val="18"/>
+                    <w:szCs w:val="18"/>
                     <w:lang w:val="es-CL" w:eastAsia="es-CL"/>
                   </w:rPr>
                   <w:t>Escriba aquí</w:t>
@@ -15660,8 +15660,8 @@
               <w:rFonts w:ascii="Arial" w:hAnsi="Arial" w:cs="Arial"/>
               <w:i/>
               <w:color w:val="000000"/>
-              <w:sz w:val="20"/>
-              <w:szCs w:val="20"/>
+              <w:sz w:val="18"/>
+              <w:szCs w:val="18"/>
             </w:rPr>
             <w:alias w:val="decision_observations"/>
             <w:tag w:val="decision_observations"/>
@@ -15690,16 +15690,16 @@
                     <w:rFonts w:ascii="Arial" w:hAnsi="Arial" w:cs="Arial"/>
                     <w:i/>
                     <w:color w:val="000000"/>
-                    <w:sz w:val="20"/>
-                    <w:szCs w:val="20"/>
+                    <w:sz w:val="18"/>
+                    <w:szCs w:val="18"/>
                   </w:rPr>
                 </w:pPr>
                 <w:r>
                   <w:rPr>
                     <w:rFonts w:ascii="Arial" w:hAnsi="Arial" w:cs="Arial"/>
                     <w:color w:val="000000"/>
-                    <w:sz w:val="20"/>
-                    <w:szCs w:val="20"/>
+                    <w:sz w:val="18"/>
+                    <w:szCs w:val="18"/>
                     <w:lang w:val="es-CL" w:eastAsia="es-CL"/>
                   </w:rPr>
                   <w:t>Escriba aquí</w:t>

--- a/files/original_student_files/fur2_dep_formulario.docx
+++ b/files/original_student_files/fur2_dep_formulario.docx
@@ -684,7 +684,7 @@
       </w:tr>
       <w:tr>
         <w:trPr>
-          <w:trHeight w:hRule="atLeast" w:val="215"/>
+          <w:trHeight w:hRule="exact" w:val="215"/>
           <w:jc w:val="center"/>
         </w:trPr>
         <w:tc>
@@ -1499,7 +1499,7 @@
       </w:tr>
       <w:tr>
         <w:trPr>
-          <w:trHeight w:hRule="atLeast" w:val="187"/>
+          <w:trHeight w:hRule="exact" w:val="187"/>
           <w:jc w:val="center"/>
         </w:trPr>
         <w:tc>
@@ -1916,7 +1916,7 @@
       </w:tr>
       <w:tr>
         <w:trPr>
-          <w:trHeight w:hRule="atLeast" w:val="187"/>
+          <w:trHeight w:hRule="exact" w:val="187"/>
           <w:jc w:val="center"/>
         </w:trPr>
         <w:tc>
@@ -2200,7 +2200,7 @@
       </w:tr>
       <w:tr>
         <w:trPr>
-          <w:trHeight w:hRule="atLeast" w:val="187"/>
+          <w:trHeight w:hRule="exact" w:val="187"/>
           <w:jc w:val="center"/>
         </w:trPr>
         <w:tc>
@@ -2455,7 +2455,7 @@
       </w:tr>
       <w:tr>
         <w:trPr>
-          <w:trHeight w:hRule="atLeast" w:val="187"/>
+          <w:trHeight w:hRule="exact" w:val="187"/>
           <w:jc w:val="center"/>
         </w:trPr>
         <w:tc>
@@ -4661,7 +4661,7 @@
       </w:tr>
       <w:tr>
         <w:trPr>
-          <w:trHeight w:hRule="atLeast" w:val="232"/>
+          <w:trHeight w:hRule="exact" w:val="232"/>
           <w:jc w:val="center"/>
         </w:trPr>
         <w:tc>
@@ -14562,8 +14562,8 @@
               <w:sz w:val="18"/>
               <w:szCs w:val="18"/>
             </w:rPr>
-            <w:alias w:val="exit_dea_deficit_evaluation"/>
-            <w:tag w:val="exit_dea_deficit_evaluation"/>
+            <w:alias w:val="exit_revaluation_professionals[4].professional_id"/>
+            <w:tag w:val="exit_revaluation_professionals[4].professional_id"/>
             <w:id w:val="1644615074"/>
             <w:placeholder>
               <w:docPart w:val="E4F78C7C13574CA5AEF445E78392CAC3"/>
@@ -14608,8 +14608,8 @@
               <w:sz w:val="18"/>
               <w:szCs w:val="18"/>
             </w:rPr>
-            <w:alias w:val="exit_dea_deficit_evaluation"/>
-            <w:tag w:val="exit_dea_deficit_evaluation"/>
+            <w:alias w:val="exit_revaluation_professionals[4].profession_id"/>
+            <w:tag w:val="exit_revaluation_professionals[4].profession_id"/>
             <w:id w:val="-1298523439"/>
             <w:placeholder>
               <w:docPart w:val="5A7F5804965B4408B8C18B2DAF0D4701"/>
@@ -14654,8 +14654,8 @@
               <w:sz w:val="18"/>
               <w:szCs w:val="18"/>
             </w:rPr>
-            <w:alias w:val="exit_dea_deficit_evaluation"/>
-            <w:tag w:val="exit_dea_deficit_evaluation"/>
+            <w:alias w:val="exit_revaluation_professionals[4].phone_email"/>
+            <w:tag w:val="exit_revaluation_professionals[4].phone_email"/>
             <w:id w:val="-2101018930"/>
             <w:placeholder>
               <w:docPart w:val="C85F0EB10442480C82B1373AFB621CE6"/>
@@ -14700,8 +14700,8 @@
               <w:sz w:val="18"/>
               <w:szCs w:val="18"/>
             </w:rPr>
-            <w:alias w:val="exit_dea_deficit_evaluation"/>
-            <w:tag w:val="exit_dea_deficit_evaluation"/>
+            <w:alias w:val="exit_revaluation_professionals[4].professional_registration"/>
+            <w:tag w:val="exit_revaluation_professionals[4].professional_registration"/>
             <w:id w:val="952830256"/>
             <w:placeholder>
               <w:docPart w:val="8F959C4D0ADE4BCB920785F4CCC8264A"/>
